--- a/МСОИ, лабораторные работы/МСОИ, л.р. 1/МСОИ, л.р. 1, отчёт.docx
+++ b/МСОИ, лабораторные работы/МСОИ, л.р. 1/МСОИ, л.р. 1, отчёт.docx
@@ -2370,7 +2370,21 @@
               <w:rPr>
                 <w:sz w:val="40"/>
               </w:rPr>
-              <w:t>МСОИ, л.р. 1, отчёт</w:t>
+              <w:t xml:space="preserve">МСОИ, </w:t>
+            </w:r>
+            <w:proofErr w:type="spellStart"/>
+            <w:r>
+              <w:rPr>
+                <w:sz w:val="40"/>
+              </w:rPr>
+              <w:t>л.р</w:t>
+            </w:r>
+            <w:proofErr w:type="spellEnd"/>
+            <w:r>
+              <w:rPr>
+                <w:sz w:val="40"/>
+              </w:rPr>
+              <w:t>. 1, отчёт</w:t>
             </w:r>
           </w:p>
         </w:tc>
@@ -3238,7 +3252,7 @@
       <w:r>
         <w:fldChar w:fldCharType="separate"/>
       </w:r>
-      <w:hyperlink w:anchor="_Toc244139792" w:history="1">
+      <w:hyperlink w:anchor="_Toc244177021" w:history="1">
         <w:r>
           <w:rPr>
             <w:rStyle w:val="af"/>
@@ -3282,7 +3296,7 @@
             <w:noProof/>
             <w:webHidden/>
           </w:rPr>
-          <w:instrText xml:space="preserve"> PAGEREF _Toc244139792 \h </w:instrText>
+          <w:instrText xml:space="preserve"> PAGEREF _Toc244177021 \h </w:instrText>
         </w:r>
         <w:r>
           <w:rPr>
@@ -3324,7 +3338,7 @@
           <w14:ligatures w14:val="standardContextual"/>
         </w:rPr>
       </w:pPr>
-      <w:hyperlink w:anchor="_Toc244139793" w:history="1">
+      <w:hyperlink w:anchor="_Toc244177022" w:history="1">
         <w:r>
           <w:rPr>
             <w:rStyle w:val="af"/>
@@ -3368,7 +3382,7 @@
             <w:noProof/>
             <w:webHidden/>
           </w:rPr>
-          <w:instrText xml:space="preserve"> PAGEREF _Toc244139793 \h </w:instrText>
+          <w:instrText xml:space="preserve"> PAGEREF _Toc244177022 \h </w:instrText>
         </w:r>
         <w:r>
           <w:rPr>
@@ -3410,7 +3424,7 @@
           <w14:ligatures w14:val="standardContextual"/>
         </w:rPr>
       </w:pPr>
-      <w:hyperlink w:anchor="_Toc244139794" w:history="1">
+      <w:hyperlink w:anchor="_Toc244177023" w:history="1">
         <w:r>
           <w:rPr>
             <w:rStyle w:val="af"/>
@@ -3454,7 +3468,7 @@
             <w:noProof/>
             <w:webHidden/>
           </w:rPr>
-          <w:instrText xml:space="preserve"> PAGEREF _Toc244139794 \h </w:instrText>
+          <w:instrText xml:space="preserve"> PAGEREF _Toc244177023 \h </w:instrText>
         </w:r>
         <w:r>
           <w:rPr>
@@ -3500,7 +3514,7 @@
           <w14:ligatures w14:val="standardContextual"/>
         </w:rPr>
       </w:pPr>
-      <w:hyperlink w:anchor="_Toc244139795" w:history="1">
+      <w:hyperlink w:anchor="_Toc244177024" w:history="1">
         <w:r>
           <w:rPr>
             <w:rStyle w:val="af"/>
@@ -3544,7 +3558,7 @@
             <w:noProof/>
             <w:webHidden/>
           </w:rPr>
-          <w:instrText xml:space="preserve"> PAGEREF _Toc244139795 \h </w:instrText>
+          <w:instrText xml:space="preserve"> PAGEREF _Toc244177024 \h </w:instrText>
         </w:r>
         <w:r>
           <w:rPr>
@@ -3590,7 +3604,7 @@
           <w14:ligatures w14:val="standardContextual"/>
         </w:rPr>
       </w:pPr>
-      <w:hyperlink w:anchor="_Toc244139796" w:history="1">
+      <w:hyperlink w:anchor="_Toc244177025" w:history="1">
         <w:r>
           <w:rPr>
             <w:rStyle w:val="af"/>
@@ -3634,7 +3648,7 @@
             <w:noProof/>
             <w:webHidden/>
           </w:rPr>
-          <w:instrText xml:space="preserve"> PAGEREF _Toc244139796 \h </w:instrText>
+          <w:instrText xml:space="preserve"> PAGEREF _Toc244177025 \h </w:instrText>
         </w:r>
         <w:r>
           <w:rPr>
@@ -3680,7 +3694,7 @@
           <w14:ligatures w14:val="standardContextual"/>
         </w:rPr>
       </w:pPr>
-      <w:hyperlink w:anchor="_Toc244139797" w:history="1">
+      <w:hyperlink w:anchor="_Toc244177026" w:history="1">
         <w:r>
           <w:rPr>
             <w:rStyle w:val="af"/>
@@ -3724,7 +3738,7 @@
             <w:noProof/>
             <w:webHidden/>
           </w:rPr>
-          <w:instrText xml:space="preserve"> PAGEREF _Toc244139797 \h </w:instrText>
+          <w:instrText xml:space="preserve"> PAGEREF _Toc244177026 \h </w:instrText>
         </w:r>
         <w:r>
           <w:rPr>
@@ -3770,7 +3784,7 @@
           <w14:ligatures w14:val="standardContextual"/>
         </w:rPr>
       </w:pPr>
-      <w:hyperlink w:anchor="_Toc244139798" w:history="1">
+      <w:hyperlink w:anchor="_Toc244177027" w:history="1">
         <w:r>
           <w:rPr>
             <w:rStyle w:val="af"/>
@@ -3814,7 +3828,7 @@
             <w:noProof/>
             <w:webHidden/>
           </w:rPr>
-          <w:instrText xml:space="preserve"> PAGEREF _Toc244139798 \h </w:instrText>
+          <w:instrText xml:space="preserve"> PAGEREF _Toc244177027 \h </w:instrText>
         </w:r>
         <w:r>
           <w:rPr>
@@ -3834,7 +3848,7 @@
             <w:noProof/>
             <w:webHidden/>
           </w:rPr>
-          <w:t>13</w:t>
+          <w:t>15</w:t>
         </w:r>
         <w:r>
           <w:rPr>
@@ -3860,7 +3874,7 @@
           <w14:ligatures w14:val="standardContextual"/>
         </w:rPr>
       </w:pPr>
-      <w:hyperlink w:anchor="_Toc244139799" w:history="1">
+      <w:hyperlink w:anchor="_Toc244177028" w:history="1">
         <w:r>
           <w:rPr>
             <w:rStyle w:val="af"/>
@@ -3904,7 +3918,7 @@
             <w:noProof/>
             <w:webHidden/>
           </w:rPr>
-          <w:instrText xml:space="preserve"> PAGEREF _Toc244139799 \h </w:instrText>
+          <w:instrText xml:space="preserve"> PAGEREF _Toc244177028 \h </w:instrText>
         </w:r>
         <w:r>
           <w:rPr>
@@ -3924,7 +3938,7 @@
             <w:noProof/>
             <w:webHidden/>
           </w:rPr>
-          <w:t>15</w:t>
+          <w:t>17</w:t>
         </w:r>
         <w:r>
           <w:rPr>
@@ -3946,7 +3960,7 @@
           <w14:ligatures w14:val="standardContextual"/>
         </w:rPr>
       </w:pPr>
-      <w:hyperlink w:anchor="_Toc244139800" w:history="1">
+      <w:hyperlink w:anchor="_Toc244177029" w:history="1">
         <w:r>
           <w:rPr>
             <w:rStyle w:val="af"/>
@@ -3990,7 +4004,7 @@
             <w:noProof/>
             <w:webHidden/>
           </w:rPr>
-          <w:instrText xml:space="preserve"> PAGEREF _Toc244139800 \h </w:instrText>
+          <w:instrText xml:space="preserve"> PAGEREF _Toc244177029 \h </w:instrText>
         </w:r>
         <w:r>
           <w:rPr>
@@ -4010,7 +4024,7 @@
             <w:noProof/>
             <w:webHidden/>
           </w:rPr>
-          <w:t>16</w:t>
+          <w:t>19</w:t>
         </w:r>
         <w:r>
           <w:rPr>
@@ -4040,7 +4054,7 @@
       <w:pPr>
         <w:pStyle w:val="1"/>
       </w:pPr>
-      <w:bookmarkStart w:id="10" w:name="_Toc244139792"/>
+      <w:bookmarkStart w:id="10" w:name="_Toc244177021"/>
       <w:r>
         <w:lastRenderedPageBreak/>
         <w:t>Цель работы</w:t>
@@ -4068,7 +4082,7 @@
       <w:pPr>
         <w:pStyle w:val="1"/>
       </w:pPr>
-      <w:bookmarkStart w:id="11" w:name="_Toc244139793"/>
+      <w:bookmarkStart w:id="11" w:name="_Toc244177022"/>
       <w:r>
         <w:lastRenderedPageBreak/>
         <w:t>Исходные данные</w:t>
@@ -4122,7 +4136,13 @@
         </w:numPr>
       </w:pPr>
       <w:r>
-        <w:t>удельный вес рабочих в составе ПП,</w:t>
+        <w:t xml:space="preserve">удельный вес рабочих в составе </w:t>
+      </w:r>
+      <w:r>
+        <w:t>П</w:t>
+      </w:r>
+      <w:r>
+        <w:t>ПП,</w:t>
       </w:r>
     </w:p>
     <w:p>
@@ -4178,7 +4198,15 @@
         <w:pStyle w:val="a4"/>
       </w:pPr>
       <w:r>
-        <w:t>Так как будем выполнять текущую и последующие лабораторные работы на языке программирования «Python», то перенесем исходные данные в «.py» файл</w:t>
+        <w:t>Так как будем выполнять текущую и последующие лабораторные работы на языке программирования «Python», то перенесем исходные данные в «.</w:t>
+      </w:r>
+      <w:proofErr w:type="spellStart"/>
+      <w:r>
+        <w:t>py</w:t>
+      </w:r>
+      <w:proofErr w:type="spellEnd"/>
+      <w:r>
+        <w:t>» файл</w:t>
       </w:r>
       <w:r>
         <w:t xml:space="preserve"> (</w:t>
@@ -4255,6 +4283,9 @@
         <w:jc w:val="center"/>
       </w:pPr>
       <w:r>
+        <w:rPr>
+          <w:noProof/>
+        </w:rPr>
         <w:drawing>
           <wp:inline distT="0" distB="0" distL="0" distR="0" wp14:anchorId="2F32FDAC" wp14:editId="3CE94266">
             <wp:extent cx="5928360" cy="1591891"/>
@@ -4300,61 +4331,44 @@
       <w:r>
         <w:t xml:space="preserve">Рисунок </w:t>
       </w:r>
-      <w:r>
-        <w:fldChar w:fldCharType="begin"/>
-      </w:r>
-      <w:r>
-        <w:instrText xml:space="preserve"> STYLEREF 1 \s </w:instrText>
-      </w:r>
-      <w:r>
-        <w:fldChar w:fldCharType="separate"/>
-      </w:r>
+      <w:fldSimple w:instr=" STYLEREF 1 \s ">
+        <w:r>
+          <w:rPr>
+            <w:noProof/>
+          </w:rPr>
+          <w:t>2</w:t>
+        </w:r>
+      </w:fldSimple>
+      <w:r>
+        <w:t>.</w:t>
+      </w:r>
+      <w:fldSimple w:instr=" SEQ Рисунок \* ARABIC \s 1 ">
+        <w:r>
+          <w:rPr>
+            <w:noProof/>
+          </w:rPr>
+          <w:t>1</w:t>
+        </w:r>
+      </w:fldSimple>
+      <w:bookmarkEnd w:id="12"/>
+      <w:r>
+        <w:t xml:space="preserve"> – Исходные данные</w:t>
+      </w:r>
+    </w:p>
+    <w:p>
+      <w:pPr>
+        <w:pStyle w:val="a4"/>
+      </w:pPr>
+    </w:p>
+    <w:p>
+      <w:pPr>
+        <w:pStyle w:val="a4"/>
+        <w:jc w:val="center"/>
+      </w:pPr>
       <w:r>
         <w:rPr>
           <w:noProof/>
         </w:rPr>
-        <w:t>2</w:t>
-      </w:r>
-      <w:r>
-        <w:fldChar w:fldCharType="end"/>
-      </w:r>
-      <w:r>
-        <w:t>.</w:t>
-      </w:r>
-      <w:r>
-        <w:fldChar w:fldCharType="begin"/>
-      </w:r>
-      <w:r>
-        <w:instrText xml:space="preserve"> SEQ Рисунок \* ARABIC \s 1 </w:instrText>
-      </w:r>
-      <w:r>
-        <w:fldChar w:fldCharType="separate"/>
-      </w:r>
-      <w:r>
-        <w:rPr>
-          <w:noProof/>
-        </w:rPr>
-        <w:t>1</w:t>
-      </w:r>
-      <w:r>
-        <w:fldChar w:fldCharType="end"/>
-      </w:r>
-      <w:bookmarkEnd w:id="12"/>
-      <w:r>
-        <w:t xml:space="preserve"> – Исходные данные</w:t>
-      </w:r>
-    </w:p>
-    <w:p>
-      <w:pPr>
-        <w:pStyle w:val="a4"/>
-      </w:pPr>
-    </w:p>
-    <w:p>
-      <w:pPr>
-        <w:pStyle w:val="a4"/>
-        <w:jc w:val="center"/>
-      </w:pPr>
-      <w:r>
         <w:lastRenderedPageBreak/>
         <w:drawing>
           <wp:inline distT="0" distB="0" distL="0" distR="0" wp14:anchorId="62F9F294" wp14:editId="409F447C">
@@ -4401,61 +4415,44 @@
       <w:r>
         <w:t xml:space="preserve">Рисунок </w:t>
       </w:r>
-      <w:r>
-        <w:fldChar w:fldCharType="begin"/>
-      </w:r>
-      <w:r>
-        <w:instrText xml:space="preserve"> STYLEREF 1 \s </w:instrText>
-      </w:r>
-      <w:r>
-        <w:fldChar w:fldCharType="separate"/>
-      </w:r>
+      <w:fldSimple w:instr=" STYLEREF 1 \s ">
+        <w:r>
+          <w:rPr>
+            <w:noProof/>
+          </w:rPr>
+          <w:t>2</w:t>
+        </w:r>
+      </w:fldSimple>
+      <w:r>
+        <w:t>.</w:t>
+      </w:r>
+      <w:fldSimple w:instr=" SEQ Рисунок \* ARABIC \s 1 ">
+        <w:r>
+          <w:rPr>
+            <w:noProof/>
+          </w:rPr>
+          <w:t>2</w:t>
+        </w:r>
+      </w:fldSimple>
+      <w:bookmarkEnd w:id="13"/>
+      <w:r>
+        <w:t xml:space="preserve"> – Номера признаков вариантов</w:t>
+      </w:r>
+    </w:p>
+    <w:p>
+      <w:pPr>
+        <w:pStyle w:val="a4"/>
+      </w:pPr>
+    </w:p>
+    <w:p>
+      <w:pPr>
+        <w:pStyle w:val="a4"/>
+        <w:jc w:val="center"/>
+      </w:pPr>
       <w:r>
         <w:rPr>
           <w:noProof/>
         </w:rPr>
-        <w:t>2</w:t>
-      </w:r>
-      <w:r>
-        <w:fldChar w:fldCharType="end"/>
-      </w:r>
-      <w:r>
-        <w:t>.</w:t>
-      </w:r>
-      <w:r>
-        <w:fldChar w:fldCharType="begin"/>
-      </w:r>
-      <w:r>
-        <w:instrText xml:space="preserve"> SEQ Рисунок \* ARABIC \s 1 </w:instrText>
-      </w:r>
-      <w:r>
-        <w:fldChar w:fldCharType="separate"/>
-      </w:r>
-      <w:r>
-        <w:rPr>
-          <w:noProof/>
-        </w:rPr>
-        <w:t>2</w:t>
-      </w:r>
-      <w:r>
-        <w:fldChar w:fldCharType="end"/>
-      </w:r>
-      <w:bookmarkEnd w:id="13"/>
-      <w:r>
-        <w:t xml:space="preserve"> – Номера признаков вариантов</w:t>
-      </w:r>
-    </w:p>
-    <w:p>
-      <w:pPr>
-        <w:pStyle w:val="a4"/>
-      </w:pPr>
-    </w:p>
-    <w:p>
-      <w:pPr>
-        <w:pStyle w:val="a4"/>
-        <w:jc w:val="center"/>
-      </w:pPr>
-      <w:r>
         <w:lastRenderedPageBreak/>
         <w:drawing>
           <wp:inline distT="0" distB="0" distL="0" distR="0" wp14:anchorId="0DF58ACA" wp14:editId="23E3B5B4">
@@ -4502,134 +4499,117 @@
       <w:r>
         <w:t xml:space="preserve">Рисунок </w:t>
       </w:r>
+      <w:fldSimple w:instr=" STYLEREF 1 \s ">
+        <w:r>
+          <w:rPr>
+            <w:noProof/>
+          </w:rPr>
+          <w:t>2</w:t>
+        </w:r>
+      </w:fldSimple>
+      <w:r>
+        <w:t>.</w:t>
+      </w:r>
+      <w:fldSimple w:instr=" SEQ Рисунок \* ARABIC \s 1 ">
+        <w:r>
+          <w:rPr>
+            <w:noProof/>
+          </w:rPr>
+          <w:t>3</w:t>
+        </w:r>
+      </w:fldSimple>
+      <w:bookmarkEnd w:id="14"/>
+      <w:r>
+        <w:t xml:space="preserve"> – Функция </w:t>
+      </w:r>
+      <w:r>
+        <w:t>«получить данные»</w:t>
+      </w:r>
+    </w:p>
+    <w:p>
+      <w:pPr>
+        <w:pStyle w:val="a4"/>
+      </w:pPr>
+    </w:p>
+    <w:p>
+      <w:pPr>
+        <w:pStyle w:val="1"/>
+      </w:pPr>
+      <w:bookmarkStart w:id="15" w:name="_Toc244177023"/>
+      <w:r>
+        <w:lastRenderedPageBreak/>
+        <w:t>Практическая часть</w:t>
+      </w:r>
+      <w:bookmarkEnd w:id="15"/>
+    </w:p>
+    <w:p>
+      <w:pPr>
+        <w:pStyle w:val="2"/>
+      </w:pPr>
+      <w:bookmarkStart w:id="16" w:name="_Toc244177024"/>
+      <w:r>
+        <w:t>Подготовка</w:t>
+      </w:r>
+      <w:bookmarkEnd w:id="16"/>
+    </w:p>
+    <w:p>
+      <w:pPr>
+        <w:pStyle w:val="a4"/>
+      </w:pPr>
+      <w:r>
+        <w:t>Сначала импортируем данные и операции, которые будут необходимы для выполнения лабораторной работы (</w:t>
+      </w:r>
       <w:r>
         <w:fldChar w:fldCharType="begin"/>
       </w:r>
       <w:r>
-        <w:instrText xml:space="preserve"> STYLEREF 1 \s </w:instrText>
+        <w:instrText xml:space="preserve"> REF  _Ref244136322 \* Lower \h </w:instrText>
       </w:r>
       <w:r>
         <w:fldChar w:fldCharType="separate"/>
       </w:r>
+      <w:r>
+        <w:t>рисунок 3.1</w:t>
+      </w:r>
+      <w:r>
+        <w:fldChar w:fldCharType="end"/>
+      </w:r>
+      <w:r>
+        <w:t xml:space="preserve"> и </w:t>
+      </w:r>
+      <w:r>
+        <w:fldChar w:fldCharType="begin"/>
+      </w:r>
+      <w:r>
+        <w:instrText xml:space="preserve"> REF  _Ref244136325 \* Lower \h </w:instrText>
+      </w:r>
+      <w:r>
+        <w:fldChar w:fldCharType="separate"/>
+      </w:r>
+      <w:r>
+        <w:t>рисунок 3.2</w:t>
+      </w:r>
+      <w:r>
+        <w:fldChar w:fldCharType="end"/>
+      </w:r>
+      <w:r>
+        <w:t>).</w:t>
+      </w:r>
+    </w:p>
+    <w:p>
+      <w:pPr>
+        <w:pStyle w:val="a4"/>
+      </w:pPr>
+    </w:p>
+    <w:p>
+      <w:pPr>
+        <w:pStyle w:val="a4"/>
+        <w:jc w:val="center"/>
+      </w:pPr>
       <w:r>
         <w:rPr>
           <w:noProof/>
         </w:rPr>
-        <w:t>2</w:t>
-      </w:r>
-      <w:r>
-        <w:fldChar w:fldCharType="end"/>
-      </w:r>
-      <w:r>
-        <w:t>.</w:t>
-      </w:r>
-      <w:r>
-        <w:fldChar w:fldCharType="begin"/>
-      </w:r>
-      <w:r>
-        <w:instrText xml:space="preserve"> SEQ Рисунок \* ARABIC \s 1 </w:instrText>
-      </w:r>
-      <w:r>
-        <w:fldChar w:fldCharType="separate"/>
-      </w:r>
-      <w:r>
-        <w:rPr>
-          <w:noProof/>
-        </w:rPr>
-        <w:t>3</w:t>
-      </w:r>
-      <w:r>
-        <w:fldChar w:fldCharType="end"/>
-      </w:r>
-      <w:bookmarkEnd w:id="14"/>
-      <w:r>
-        <w:t xml:space="preserve"> – Функция </w:t>
-      </w:r>
-      <w:r>
-        <w:t>«получить данные»</w:t>
-      </w:r>
-    </w:p>
-    <w:p>
-      <w:pPr>
-        <w:pStyle w:val="a4"/>
-      </w:pPr>
-    </w:p>
-    <w:p>
-      <w:pPr>
-        <w:pStyle w:val="1"/>
-      </w:pPr>
-      <w:bookmarkStart w:id="15" w:name="_Toc244139794"/>
-      <w:r>
-        <w:lastRenderedPageBreak/>
-        <w:t>Практическая часть</w:t>
-      </w:r>
-      <w:bookmarkEnd w:id="15"/>
-    </w:p>
-    <w:p>
-      <w:pPr>
-        <w:pStyle w:val="2"/>
-      </w:pPr>
-      <w:bookmarkStart w:id="16" w:name="_Toc244139795"/>
-      <w:r>
-        <w:t>Подготовка</w:t>
-      </w:r>
-      <w:bookmarkEnd w:id="16"/>
-    </w:p>
-    <w:p>
-      <w:pPr>
-        <w:pStyle w:val="a4"/>
-      </w:pPr>
-      <w:r>
-        <w:t>Сначала импортируем данные и операции, которые будут необходимы для выполнения лабораторной работы (</w:t>
-      </w:r>
-      <w:r>
-        <w:fldChar w:fldCharType="begin"/>
-      </w:r>
-      <w:r>
-        <w:instrText xml:space="preserve"> REF  _Ref244136322 \* Lower \h </w:instrText>
-      </w:r>
-      <w:r>
-        <w:fldChar w:fldCharType="separate"/>
-      </w:r>
-      <w:r>
-        <w:t>рисунок 3.1</w:t>
-      </w:r>
-      <w:r>
-        <w:fldChar w:fldCharType="end"/>
-      </w:r>
-      <w:r>
-        <w:t xml:space="preserve"> и </w:t>
-      </w:r>
-      <w:r>
-        <w:fldChar w:fldCharType="begin"/>
-      </w:r>
-      <w:r>
-        <w:instrText xml:space="preserve"> REF  _Ref244136325 \* Lower \h </w:instrText>
-      </w:r>
-      <w:r>
-        <w:fldChar w:fldCharType="separate"/>
-      </w:r>
-      <w:r>
-        <w:t>рисунок 3.2</w:t>
-      </w:r>
-      <w:r>
-        <w:fldChar w:fldCharType="end"/>
-      </w:r>
-      <w:r>
-        <w:t>).</w:t>
-      </w:r>
-    </w:p>
-    <w:p>
-      <w:pPr>
-        <w:pStyle w:val="a4"/>
-      </w:pPr>
-    </w:p>
-    <w:p>
-      <w:pPr>
-        <w:pStyle w:val="a4"/>
-        <w:jc w:val="center"/>
-      </w:pPr>
-      <w:r>
         <w:drawing>
           <wp:inline distT="0" distB="0" distL="0" distR="0" wp14:anchorId="5AEAD7CE" wp14:editId="7E65E548">
             <wp:extent cx="4744112" cy="1619476"/>
@@ -4675,61 +4655,44 @@
       <w:r>
         <w:t xml:space="preserve">Рисунок </w:t>
       </w:r>
-      <w:r>
-        <w:fldChar w:fldCharType="begin"/>
-      </w:r>
-      <w:r>
-        <w:instrText xml:space="preserve"> STYLEREF 1 \s </w:instrText>
-      </w:r>
-      <w:r>
-        <w:fldChar w:fldCharType="separate"/>
-      </w:r>
+      <w:fldSimple w:instr=" STYLEREF 1 \s ">
+        <w:r>
+          <w:rPr>
+            <w:noProof/>
+          </w:rPr>
+          <w:t>3</w:t>
+        </w:r>
+      </w:fldSimple>
+      <w:r>
+        <w:t>.</w:t>
+      </w:r>
+      <w:fldSimple w:instr=" SEQ Рисунок \* ARABIC \s 1 ">
+        <w:r>
+          <w:rPr>
+            <w:noProof/>
+          </w:rPr>
+          <w:t>1</w:t>
+        </w:r>
+      </w:fldSimple>
+      <w:bookmarkEnd w:id="17"/>
+      <w:r>
+        <w:t xml:space="preserve"> – Импорт библиотек</w:t>
+      </w:r>
+    </w:p>
+    <w:p>
+      <w:pPr>
+        <w:pStyle w:val="a4"/>
+      </w:pPr>
+    </w:p>
+    <w:p>
+      <w:pPr>
+        <w:pStyle w:val="a4"/>
+        <w:jc w:val="center"/>
+      </w:pPr>
       <w:r>
         <w:rPr>
           <w:noProof/>
         </w:rPr>
-        <w:t>3</w:t>
-      </w:r>
-      <w:r>
-        <w:fldChar w:fldCharType="end"/>
-      </w:r>
-      <w:r>
-        <w:t>.</w:t>
-      </w:r>
-      <w:r>
-        <w:fldChar w:fldCharType="begin"/>
-      </w:r>
-      <w:r>
-        <w:instrText xml:space="preserve"> SEQ Рисунок \* ARABIC \s 1 </w:instrText>
-      </w:r>
-      <w:r>
-        <w:fldChar w:fldCharType="separate"/>
-      </w:r>
-      <w:r>
-        <w:rPr>
-          <w:noProof/>
-        </w:rPr>
-        <w:t>1</w:t>
-      </w:r>
-      <w:r>
-        <w:fldChar w:fldCharType="end"/>
-      </w:r>
-      <w:bookmarkEnd w:id="17"/>
-      <w:r>
-        <w:t xml:space="preserve"> – Импорт библиотек</w:t>
-      </w:r>
-    </w:p>
-    <w:p>
-      <w:pPr>
-        <w:pStyle w:val="a4"/>
-      </w:pPr>
-    </w:p>
-    <w:p>
-      <w:pPr>
-        <w:pStyle w:val="a4"/>
-        <w:jc w:val="center"/>
-      </w:pPr>
-      <w:r>
         <w:drawing>
           <wp:inline distT="0" distB="0" distL="0" distR="0" wp14:anchorId="198AD159" wp14:editId="7D8E1347">
             <wp:extent cx="5811061" cy="2019582"/>
@@ -4775,45 +4738,25 @@
       <w:r>
         <w:t xml:space="preserve">Рисунок </w:t>
       </w:r>
-      <w:r>
-        <w:fldChar w:fldCharType="begin"/>
-      </w:r>
-      <w:r>
-        <w:instrText xml:space="preserve"> STYLEREF 1 \s </w:instrText>
-      </w:r>
-      <w:r>
-        <w:fldChar w:fldCharType="separate"/>
-      </w:r>
-      <w:r>
-        <w:rPr>
-          <w:noProof/>
-        </w:rPr>
-        <w:t>3</w:t>
-      </w:r>
-      <w:r>
-        <w:fldChar w:fldCharType="end"/>
-      </w:r>
+      <w:fldSimple w:instr=" STYLEREF 1 \s ">
+        <w:r>
+          <w:rPr>
+            <w:noProof/>
+          </w:rPr>
+          <w:t>3</w:t>
+        </w:r>
+      </w:fldSimple>
       <w:r>
         <w:t>.</w:t>
       </w:r>
-      <w:r>
-        <w:fldChar w:fldCharType="begin"/>
-      </w:r>
-      <w:r>
-        <w:instrText xml:space="preserve"> SEQ Рисунок \* ARABIC \s 1 </w:instrText>
-      </w:r>
-      <w:r>
-        <w:fldChar w:fldCharType="separate"/>
-      </w:r>
-      <w:r>
-        <w:rPr>
-          <w:noProof/>
-        </w:rPr>
-        <w:t>2</w:t>
-      </w:r>
-      <w:r>
-        <w:fldChar w:fldCharType="end"/>
-      </w:r>
+      <w:fldSimple w:instr=" SEQ Рисунок \* ARABIC \s 1 ">
+        <w:r>
+          <w:rPr>
+            <w:noProof/>
+          </w:rPr>
+          <w:t>2</w:t>
+        </w:r>
+      </w:fldSimple>
       <w:bookmarkEnd w:id="18"/>
       <w:r>
         <w:t xml:space="preserve"> – Получение данных варианта</w:t>
@@ -4828,7 +4771,7 @@
       <w:pPr>
         <w:pStyle w:val="2"/>
       </w:pPr>
-      <w:bookmarkStart w:id="19" w:name="_Toc244139796"/>
+      <w:bookmarkStart w:id="19" w:name="_Toc244177025"/>
       <w:r>
         <w:t>Задание 1 – Оценки параметров</w:t>
       </w:r>
@@ -5053,45 +4996,25 @@
         <w:tab/>
         <w:t>(</w:t>
       </w:r>
-      <w:r>
-        <w:fldChar w:fldCharType="begin"/>
-      </w:r>
-      <w:r>
-        <w:instrText xml:space="preserve"> STYLEREF 1 \s </w:instrText>
-      </w:r>
-      <w:r>
-        <w:fldChar w:fldCharType="separate"/>
-      </w:r>
-      <w:r>
-        <w:rPr>
-          <w:noProof/>
-        </w:rPr>
-        <w:t>3</w:t>
-      </w:r>
-      <w:r>
-        <w:fldChar w:fldCharType="end"/>
-      </w:r>
+      <w:fldSimple w:instr=" STYLEREF 1 \s ">
+        <w:r>
+          <w:rPr>
+            <w:noProof/>
+          </w:rPr>
+          <w:t>3</w:t>
+        </w:r>
+      </w:fldSimple>
       <w:r>
         <w:t>.</w:t>
       </w:r>
-      <w:r>
-        <w:fldChar w:fldCharType="begin"/>
-      </w:r>
-      <w:r>
-        <w:instrText xml:space="preserve"> SEQ ( \* ARABIC \s 1 </w:instrText>
-      </w:r>
-      <w:r>
-        <w:fldChar w:fldCharType="separate"/>
-      </w:r>
-      <w:r>
-        <w:rPr>
-          <w:noProof/>
-        </w:rPr>
-        <w:t>1</w:t>
-      </w:r>
-      <w:r>
-        <w:fldChar w:fldCharType="end"/>
-      </w:r>
+      <w:fldSimple w:instr=" SEQ ( \* ARABIC \s 1 ">
+        <w:r>
+          <w:rPr>
+            <w:noProof/>
+          </w:rPr>
+          <w:t>1</w:t>
+        </w:r>
+      </w:fldSimple>
       <w:r>
         <w:t>)</w:t>
       </w:r>
@@ -5204,6 +5127,9 @@
         <w:jc w:val="center"/>
       </w:pPr>
       <w:r>
+        <w:rPr>
+          <w:noProof/>
+        </w:rPr>
         <w:drawing>
           <wp:inline distT="0" distB="0" distL="0" distR="0" wp14:anchorId="6CDF8574" wp14:editId="2A6C6956">
             <wp:extent cx="5928360" cy="1344503"/>
@@ -5249,45 +5175,25 @@
       <w:r>
         <w:t xml:space="preserve">Рисунок </w:t>
       </w:r>
-      <w:r>
-        <w:fldChar w:fldCharType="begin"/>
-      </w:r>
-      <w:r>
-        <w:instrText xml:space="preserve"> STYLEREF 1 \s </w:instrText>
-      </w:r>
-      <w:r>
-        <w:fldChar w:fldCharType="separate"/>
-      </w:r>
-      <w:r>
-        <w:rPr>
-          <w:noProof/>
-        </w:rPr>
-        <w:t>3</w:t>
-      </w:r>
-      <w:r>
-        <w:fldChar w:fldCharType="end"/>
-      </w:r>
+      <w:fldSimple w:instr=" STYLEREF 1 \s ">
+        <w:r>
+          <w:rPr>
+            <w:noProof/>
+          </w:rPr>
+          <w:t>3</w:t>
+        </w:r>
+      </w:fldSimple>
       <w:r>
         <w:t>.</w:t>
       </w:r>
-      <w:r>
-        <w:fldChar w:fldCharType="begin"/>
-      </w:r>
-      <w:r>
-        <w:instrText xml:space="preserve"> SEQ Рисунок \* ARABIC \s 1 </w:instrText>
-      </w:r>
-      <w:r>
-        <w:fldChar w:fldCharType="separate"/>
-      </w:r>
-      <w:r>
-        <w:rPr>
-          <w:noProof/>
-        </w:rPr>
-        <w:t>3</w:t>
-      </w:r>
-      <w:r>
-        <w:fldChar w:fldCharType="end"/>
-      </w:r>
+      <w:fldSimple w:instr=" SEQ Рисунок \* ARABIC \s 1 ">
+        <w:r>
+          <w:rPr>
+            <w:noProof/>
+          </w:rPr>
+          <w:t>3</w:t>
+        </w:r>
+      </w:fldSimple>
       <w:bookmarkEnd w:id="21"/>
       <w:r>
         <w:t xml:space="preserve"> – Средние арифметические отклонения</w:t>
@@ -5592,14 +5498,53 @@
         <w:tab/>
         <w:t>(</w:t>
       </w:r>
+      <w:fldSimple w:instr=" STYLEREF 1 \s ">
+        <w:r>
+          <w:rPr>
+            <w:noProof/>
+          </w:rPr>
+          <w:t>3</w:t>
+        </w:r>
+      </w:fldSimple>
+      <w:r>
+        <w:t>.</w:t>
+      </w:r>
+      <w:fldSimple w:instr=" SEQ ( \* ARABIC \s 1 ">
+        <w:r>
+          <w:rPr>
+            <w:noProof/>
+          </w:rPr>
+          <w:t>2</w:t>
+        </w:r>
+      </w:fldSimple>
+      <w:r>
+        <w:t>)</w:t>
+      </w:r>
+      <w:bookmarkEnd w:id="22"/>
+    </w:p>
+    <w:p>
+      <w:pPr>
+        <w:pStyle w:val="a4"/>
+      </w:pPr>
+    </w:p>
+    <w:p>
+      <w:pPr>
+        <w:pStyle w:val="a4"/>
+      </w:pPr>
+      <w:r>
+        <w:t>После получим следующие результаты (</w:t>
+      </w:r>
       <w:r>
         <w:fldChar w:fldCharType="begin"/>
       </w:r>
       <w:r>
-        <w:instrText xml:space="preserve"> STYLEREF 1 \s </w:instrText>
+        <w:instrText xml:space="preserve"> REF  _Ref244135668 \* Lower \h </w:instrText>
       </w:r>
       <w:r>
         <w:fldChar w:fldCharType="separate"/>
+      </w:r>
+      <w:r>
+        <w:t xml:space="preserve">рисунок </w:t>
       </w:r>
       <w:r>
         <w:rPr>
@@ -5608,65 +5553,6 @@
         <w:t>3</w:t>
       </w:r>
       <w:r>
-        <w:fldChar w:fldCharType="end"/>
-      </w:r>
-      <w:r>
-        <w:t>.</w:t>
-      </w:r>
-      <w:r>
-        <w:fldChar w:fldCharType="begin"/>
-      </w:r>
-      <w:r>
-        <w:instrText xml:space="preserve"> SEQ ( \* ARABIC \s 1 </w:instrText>
-      </w:r>
-      <w:r>
-        <w:fldChar w:fldCharType="separate"/>
-      </w:r>
-      <w:r>
-        <w:rPr>
-          <w:noProof/>
-        </w:rPr>
-        <w:t>2</w:t>
-      </w:r>
-      <w:r>
-        <w:fldChar w:fldCharType="end"/>
-      </w:r>
-      <w:r>
-        <w:t>)</w:t>
-      </w:r>
-      <w:bookmarkEnd w:id="22"/>
-    </w:p>
-    <w:p>
-      <w:pPr>
-        <w:pStyle w:val="a4"/>
-      </w:pPr>
-    </w:p>
-    <w:p>
-      <w:pPr>
-        <w:pStyle w:val="a4"/>
-      </w:pPr>
-      <w:r>
-        <w:t>После получим следующие результаты (</w:t>
-      </w:r>
-      <w:r>
-        <w:fldChar w:fldCharType="begin"/>
-      </w:r>
-      <w:r>
-        <w:instrText xml:space="preserve"> REF  _Ref244135668 \* Lower \h </w:instrText>
-      </w:r>
-      <w:r>
-        <w:fldChar w:fldCharType="separate"/>
-      </w:r>
-      <w:r>
-        <w:t xml:space="preserve">рисунок </w:t>
-      </w:r>
-      <w:r>
-        <w:rPr>
-          <w:noProof/>
-        </w:rPr>
-        <w:t>3</w:t>
-      </w:r>
-      <w:r>
         <w:t>.</w:t>
       </w:r>
       <w:r>
@@ -5693,6 +5579,9 @@
         <w:jc w:val="center"/>
       </w:pPr>
       <w:r>
+        <w:rPr>
+          <w:noProof/>
+        </w:rPr>
         <w:lastRenderedPageBreak/>
         <w:drawing>
           <wp:inline distT="0" distB="0" distL="0" distR="0" wp14:anchorId="706C7677" wp14:editId="62B51FBC">
@@ -5739,45 +5628,25 @@
       <w:r>
         <w:t xml:space="preserve">Рисунок </w:t>
       </w:r>
-      <w:r>
-        <w:fldChar w:fldCharType="begin"/>
-      </w:r>
-      <w:r>
-        <w:instrText xml:space="preserve"> STYLEREF 1 \s </w:instrText>
-      </w:r>
-      <w:r>
-        <w:fldChar w:fldCharType="separate"/>
-      </w:r>
-      <w:r>
-        <w:rPr>
-          <w:noProof/>
-        </w:rPr>
-        <w:t>3</w:t>
-      </w:r>
-      <w:r>
-        <w:fldChar w:fldCharType="end"/>
-      </w:r>
+      <w:fldSimple w:instr=" STYLEREF 1 \s ">
+        <w:r>
+          <w:rPr>
+            <w:noProof/>
+          </w:rPr>
+          <w:t>3</w:t>
+        </w:r>
+      </w:fldSimple>
       <w:r>
         <w:t>.</w:t>
       </w:r>
-      <w:r>
-        <w:fldChar w:fldCharType="begin"/>
-      </w:r>
-      <w:r>
-        <w:instrText xml:space="preserve"> SEQ Рисунок \* ARABIC \s 1 </w:instrText>
-      </w:r>
-      <w:r>
-        <w:fldChar w:fldCharType="separate"/>
-      </w:r>
-      <w:r>
-        <w:rPr>
-          <w:noProof/>
-        </w:rPr>
-        <w:t>4</w:t>
-      </w:r>
-      <w:r>
-        <w:fldChar w:fldCharType="end"/>
-      </w:r>
+      <w:fldSimple w:instr=" SEQ Рисунок \* ARABIC \s 1 ">
+        <w:r>
+          <w:rPr>
+            <w:noProof/>
+          </w:rPr>
+          <w:t>4</w:t>
+        </w:r>
+      </w:fldSimple>
       <w:bookmarkEnd w:id="23"/>
       <w:r>
         <w:t xml:space="preserve"> – Среднеквадратические отклонения</w:t>
@@ -6204,61 +6073,44 @@
         <w:tab/>
         <w:t>(</w:t>
       </w:r>
-      <w:r>
-        <w:fldChar w:fldCharType="begin"/>
-      </w:r>
-      <w:r>
-        <w:instrText xml:space="preserve"> STYLEREF 1 \s </w:instrText>
-      </w:r>
-      <w:r>
-        <w:fldChar w:fldCharType="separate"/>
-      </w:r>
+      <w:fldSimple w:instr=" STYLEREF 1 \s ">
+        <w:r>
+          <w:rPr>
+            <w:noProof/>
+          </w:rPr>
+          <w:t>3</w:t>
+        </w:r>
+      </w:fldSimple>
+      <w:r>
+        <w:t>.</w:t>
+      </w:r>
+      <w:fldSimple w:instr=" SEQ ( \* ARABIC \s 1 ">
+        <w:r>
+          <w:rPr>
+            <w:noProof/>
+          </w:rPr>
+          <w:t>3</w:t>
+        </w:r>
+      </w:fldSimple>
+      <w:r>
+        <w:t>)</w:t>
+      </w:r>
+      <w:bookmarkEnd w:id="24"/>
+    </w:p>
+    <w:p>
+      <w:pPr>
+        <w:pStyle w:val="a4"/>
+      </w:pPr>
+    </w:p>
+    <w:p>
+      <w:pPr>
+        <w:pStyle w:val="a4"/>
+        <w:jc w:val="center"/>
+      </w:pPr>
       <w:r>
         <w:rPr>
           <w:noProof/>
         </w:rPr>
-        <w:t>3</w:t>
-      </w:r>
-      <w:r>
-        <w:fldChar w:fldCharType="end"/>
-      </w:r>
-      <w:r>
-        <w:t>.</w:t>
-      </w:r>
-      <w:r>
-        <w:fldChar w:fldCharType="begin"/>
-      </w:r>
-      <w:r>
-        <w:instrText xml:space="preserve"> SEQ ( \* ARABIC \s 1 </w:instrText>
-      </w:r>
-      <w:r>
-        <w:fldChar w:fldCharType="separate"/>
-      </w:r>
-      <w:r>
-        <w:rPr>
-          <w:noProof/>
-        </w:rPr>
-        <w:t>3</w:t>
-      </w:r>
-      <w:r>
-        <w:fldChar w:fldCharType="end"/>
-      </w:r>
-      <w:r>
-        <w:t>)</w:t>
-      </w:r>
-      <w:bookmarkEnd w:id="24"/>
-    </w:p>
-    <w:p>
-      <w:pPr>
-        <w:pStyle w:val="a4"/>
-      </w:pPr>
-    </w:p>
-    <w:p>
-      <w:pPr>
-        <w:pStyle w:val="a4"/>
-        <w:jc w:val="center"/>
-      </w:pPr>
-      <w:r>
         <w:drawing>
           <wp:inline distT="0" distB="0" distL="0" distR="0" wp14:anchorId="5A034CD5" wp14:editId="1AF47165">
             <wp:extent cx="5947410" cy="2069994"/>
@@ -6304,45 +6156,25 @@
       <w:r>
         <w:t xml:space="preserve">Рисунок </w:t>
       </w:r>
-      <w:r>
-        <w:fldChar w:fldCharType="begin"/>
-      </w:r>
-      <w:r>
-        <w:instrText xml:space="preserve"> STYLEREF 1 \s </w:instrText>
-      </w:r>
-      <w:r>
-        <w:fldChar w:fldCharType="separate"/>
-      </w:r>
-      <w:r>
-        <w:rPr>
-          <w:noProof/>
-        </w:rPr>
-        <w:t>3</w:t>
-      </w:r>
-      <w:r>
-        <w:fldChar w:fldCharType="end"/>
-      </w:r>
+      <w:fldSimple w:instr=" STYLEREF 1 \s ">
+        <w:r>
+          <w:rPr>
+            <w:noProof/>
+          </w:rPr>
+          <w:t>3</w:t>
+        </w:r>
+      </w:fldSimple>
       <w:r>
         <w:t>.</w:t>
       </w:r>
-      <w:r>
-        <w:fldChar w:fldCharType="begin"/>
-      </w:r>
-      <w:r>
-        <w:instrText xml:space="preserve"> SEQ Рисунок \* ARABIC \s 1 </w:instrText>
-      </w:r>
-      <w:r>
-        <w:fldChar w:fldCharType="separate"/>
-      </w:r>
-      <w:r>
-        <w:rPr>
-          <w:noProof/>
-        </w:rPr>
-        <w:t>5</w:t>
-      </w:r>
-      <w:r>
-        <w:fldChar w:fldCharType="end"/>
-      </w:r>
+      <w:fldSimple w:instr=" SEQ Рисунок \* ARABIC \s 1 ">
+        <w:r>
+          <w:rPr>
+            <w:noProof/>
+          </w:rPr>
+          <w:t>5</w:t>
+        </w:r>
+      </w:fldSimple>
       <w:bookmarkEnd w:id="25"/>
       <w:r>
         <w:t xml:space="preserve"> – Матрица парных коэффициентов корреляции</w:t>
@@ -6408,6 +6240,9 @@
         <w:jc w:val="center"/>
       </w:pPr>
       <w:r>
+        <w:rPr>
+          <w:noProof/>
+        </w:rPr>
         <w:lastRenderedPageBreak/>
         <w:drawing>
           <wp:inline distT="0" distB="0" distL="0" distR="0" wp14:anchorId="3C032884" wp14:editId="60362811">
@@ -6454,45 +6289,25 @@
       <w:r>
         <w:t xml:space="preserve">Рисунок </w:t>
       </w:r>
-      <w:r>
-        <w:fldChar w:fldCharType="begin"/>
-      </w:r>
-      <w:r>
-        <w:instrText xml:space="preserve"> STYLEREF 1 \s </w:instrText>
-      </w:r>
-      <w:r>
-        <w:fldChar w:fldCharType="separate"/>
-      </w:r>
-      <w:r>
-        <w:rPr>
-          <w:noProof/>
-        </w:rPr>
-        <w:t>3</w:t>
-      </w:r>
-      <w:r>
-        <w:fldChar w:fldCharType="end"/>
-      </w:r>
+      <w:fldSimple w:instr=" STYLEREF 1 \s ">
+        <w:r>
+          <w:rPr>
+            <w:noProof/>
+          </w:rPr>
+          <w:t>3</w:t>
+        </w:r>
+      </w:fldSimple>
       <w:r>
         <w:t>.</w:t>
       </w:r>
-      <w:r>
-        <w:fldChar w:fldCharType="begin"/>
-      </w:r>
-      <w:r>
-        <w:instrText xml:space="preserve"> SEQ Рисунок \* ARABIC \s 1 </w:instrText>
-      </w:r>
-      <w:r>
-        <w:fldChar w:fldCharType="separate"/>
-      </w:r>
-      <w:r>
-        <w:rPr>
-          <w:noProof/>
-        </w:rPr>
-        <w:t>6</w:t>
-      </w:r>
-      <w:r>
-        <w:fldChar w:fldCharType="end"/>
-      </w:r>
+      <w:fldSimple w:instr=" SEQ Рисунок \* ARABIC \s 1 ">
+        <w:r>
+          <w:rPr>
+            <w:noProof/>
+          </w:rPr>
+          <w:t>6</w:t>
+        </w:r>
+      </w:fldSimple>
       <w:bookmarkEnd w:id="26"/>
       <w:r>
         <w:t xml:space="preserve"> – Функция «вывод матрицы»</w:t>
@@ -6507,7 +6322,7 @@
       <w:pPr>
         <w:pStyle w:val="2"/>
       </w:pPr>
-      <w:bookmarkStart w:id="27" w:name="_Toc244139797"/>
+      <w:bookmarkStart w:id="27" w:name="_Toc244177026"/>
       <w:r>
         <w:t>Задание 2 – Частные коэффициенты корреляции</w:t>
       </w:r>
@@ -6689,13 +6504,7 @@
                       <w:rPr>
                         <w:rFonts w:ascii="Cambria Math" w:hAnsi="Cambria Math"/>
                       </w:rPr>
-                      <m:t>2</m:t>
-                    </m:r>
-                    <m:r>
-                      <w:rPr>
-                        <w:rFonts w:ascii="Cambria Math" w:hAnsi="Cambria Math"/>
-                      </w:rPr>
-                      <m:t>2</m:t>
+                      <m:t>22</m:t>
                     </m:r>
                   </m:sub>
                 </m:sSub>
@@ -6711,45 +6520,25 @@
         <w:tab/>
         <w:t>(</w:t>
       </w:r>
-      <w:r>
-        <w:fldChar w:fldCharType="begin"/>
-      </w:r>
-      <w:r>
-        <w:instrText xml:space="preserve"> STYLEREF 1 \s </w:instrText>
-      </w:r>
-      <w:r>
-        <w:fldChar w:fldCharType="separate"/>
-      </w:r>
-      <w:r>
-        <w:rPr>
-          <w:noProof/>
-        </w:rPr>
-        <w:t>3</w:t>
-      </w:r>
-      <w:r>
-        <w:fldChar w:fldCharType="end"/>
-      </w:r>
+      <w:fldSimple w:instr=" STYLEREF 1 \s ">
+        <w:r>
+          <w:rPr>
+            <w:noProof/>
+          </w:rPr>
+          <w:t>3</w:t>
+        </w:r>
+      </w:fldSimple>
       <w:r>
         <w:t>.</w:t>
       </w:r>
-      <w:r>
-        <w:fldChar w:fldCharType="begin"/>
-      </w:r>
-      <w:r>
-        <w:instrText xml:space="preserve"> SEQ ( \* ARABIC \s 1 </w:instrText>
-      </w:r>
-      <w:r>
-        <w:fldChar w:fldCharType="separate"/>
-      </w:r>
-      <w:r>
-        <w:rPr>
-          <w:noProof/>
-        </w:rPr>
-        <w:t>4</w:t>
-      </w:r>
-      <w:r>
-        <w:fldChar w:fldCharType="end"/>
-      </w:r>
+      <w:fldSimple w:instr=" SEQ ( \* ARABIC \s 1 ">
+        <w:r>
+          <w:rPr>
+            <w:noProof/>
+          </w:rPr>
+          <w:t>4</w:t>
+        </w:r>
+      </w:fldSimple>
       <w:r>
         <w:t>)</w:t>
       </w:r>
@@ -6860,6 +6649,9 @@
         <w:jc w:val="center"/>
       </w:pPr>
       <w:r>
+        <w:rPr>
+          <w:noProof/>
+        </w:rPr>
         <w:drawing>
           <wp:inline distT="0" distB="0" distL="0" distR="0" wp14:anchorId="2D10189F" wp14:editId="7F07402E">
             <wp:extent cx="5928360" cy="1816572"/>
@@ -6905,45 +6697,25 @@
       <w:r>
         <w:t xml:space="preserve">Рисунок </w:t>
       </w:r>
-      <w:r>
-        <w:fldChar w:fldCharType="begin"/>
-      </w:r>
-      <w:r>
-        <w:instrText xml:space="preserve"> STYLEREF 1 \s </w:instrText>
-      </w:r>
-      <w:r>
-        <w:fldChar w:fldCharType="separate"/>
-      </w:r>
-      <w:r>
-        <w:rPr>
-          <w:noProof/>
-        </w:rPr>
-        <w:t>3</w:t>
-      </w:r>
-      <w:r>
-        <w:fldChar w:fldCharType="end"/>
-      </w:r>
+      <w:fldSimple w:instr=" STYLEREF 1 \s ">
+        <w:r>
+          <w:rPr>
+            <w:noProof/>
+          </w:rPr>
+          <w:t>3</w:t>
+        </w:r>
+      </w:fldSimple>
       <w:r>
         <w:t>.</w:t>
       </w:r>
-      <w:r>
-        <w:fldChar w:fldCharType="begin"/>
-      </w:r>
-      <w:r>
-        <w:instrText xml:space="preserve"> SEQ Рисунок \* ARABIC \s 1 </w:instrText>
-      </w:r>
-      <w:r>
-        <w:fldChar w:fldCharType="separate"/>
-      </w:r>
-      <w:r>
-        <w:rPr>
-          <w:noProof/>
-        </w:rPr>
-        <w:t>7</w:t>
-      </w:r>
-      <w:r>
-        <w:fldChar w:fldCharType="end"/>
-      </w:r>
+      <w:fldSimple w:instr=" SEQ Рисунок \* ARABIC \s 1 ">
+        <w:r>
+          <w:rPr>
+            <w:noProof/>
+          </w:rPr>
+          <w:t>7</w:t>
+        </w:r>
+      </w:fldSimple>
       <w:bookmarkEnd w:id="29"/>
       <w:r>
         <w:t xml:space="preserve"> – Матрица частных коэффициентов корреляции</w:t>
@@ -7139,6 +6911,9 @@
         <w:jc w:val="center"/>
       </w:pPr>
       <w:r>
+        <w:rPr>
+          <w:noProof/>
+        </w:rPr>
         <w:drawing>
           <wp:inline distT="0" distB="0" distL="0" distR="0" wp14:anchorId="26C20A2B" wp14:editId="7D0CCFDC">
             <wp:extent cx="5077534" cy="1238423"/>
@@ -7184,61 +6959,44 @@
       <w:r>
         <w:t xml:space="preserve">Рисунок </w:t>
       </w:r>
-      <w:r>
-        <w:fldChar w:fldCharType="begin"/>
-      </w:r>
-      <w:r>
-        <w:instrText xml:space="preserve"> STYLEREF 1 \s </w:instrText>
-      </w:r>
-      <w:r>
-        <w:fldChar w:fldCharType="separate"/>
-      </w:r>
+      <w:fldSimple w:instr=" STYLEREF 1 \s ">
+        <w:r>
+          <w:rPr>
+            <w:noProof/>
+          </w:rPr>
+          <w:t>3</w:t>
+        </w:r>
+      </w:fldSimple>
+      <w:r>
+        <w:t>.</w:t>
+      </w:r>
+      <w:fldSimple w:instr=" SEQ Рисунок \* ARABIC \s 1 ">
+        <w:r>
+          <w:rPr>
+            <w:noProof/>
+          </w:rPr>
+          <w:t>8</w:t>
+        </w:r>
+      </w:fldSimple>
+      <w:bookmarkEnd w:id="30"/>
+      <w:r>
+        <w:t xml:space="preserve"> – Функция «алгебраическое дополнение»</w:t>
+      </w:r>
+    </w:p>
+    <w:p>
+      <w:pPr>
+        <w:pStyle w:val="a4"/>
+      </w:pPr>
+    </w:p>
+    <w:p>
+      <w:pPr>
+        <w:pStyle w:val="a4"/>
+        <w:jc w:val="center"/>
+      </w:pPr>
       <w:r>
         <w:rPr>
           <w:noProof/>
         </w:rPr>
-        <w:t>3</w:t>
-      </w:r>
-      <w:r>
-        <w:fldChar w:fldCharType="end"/>
-      </w:r>
-      <w:r>
-        <w:t>.</w:t>
-      </w:r>
-      <w:r>
-        <w:fldChar w:fldCharType="begin"/>
-      </w:r>
-      <w:r>
-        <w:instrText xml:space="preserve"> SEQ Рисунок \* ARABIC \s 1 </w:instrText>
-      </w:r>
-      <w:r>
-        <w:fldChar w:fldCharType="separate"/>
-      </w:r>
-      <w:r>
-        <w:rPr>
-          <w:noProof/>
-        </w:rPr>
-        <w:t>8</w:t>
-      </w:r>
-      <w:r>
-        <w:fldChar w:fldCharType="end"/>
-      </w:r>
-      <w:bookmarkEnd w:id="30"/>
-      <w:r>
-        <w:t xml:space="preserve"> – Функция «алгебраическое дополнение»</w:t>
-      </w:r>
-    </w:p>
-    <w:p>
-      <w:pPr>
-        <w:pStyle w:val="a4"/>
-      </w:pPr>
-    </w:p>
-    <w:p>
-      <w:pPr>
-        <w:pStyle w:val="a4"/>
-        <w:jc w:val="center"/>
-      </w:pPr>
-      <w:r>
         <w:drawing>
           <wp:inline distT="0" distB="0" distL="0" distR="0" wp14:anchorId="097AA04D" wp14:editId="66B4F3BF">
             <wp:extent cx="5731215" cy="2828925"/>
@@ -7284,61 +7042,44 @@
       <w:r>
         <w:t xml:space="preserve">Рисунок </w:t>
       </w:r>
-      <w:r>
-        <w:fldChar w:fldCharType="begin"/>
-      </w:r>
-      <w:r>
-        <w:instrText xml:space="preserve"> STYLEREF 1 \s </w:instrText>
-      </w:r>
-      <w:r>
-        <w:fldChar w:fldCharType="separate"/>
-      </w:r>
+      <w:fldSimple w:instr=" STYLEREF 1 \s ">
+        <w:r>
+          <w:rPr>
+            <w:noProof/>
+          </w:rPr>
+          <w:t>3</w:t>
+        </w:r>
+      </w:fldSimple>
+      <w:r>
+        <w:t>.</w:t>
+      </w:r>
+      <w:fldSimple w:instr=" SEQ Рисунок \* ARABIC \s 1 ">
+        <w:r>
+          <w:rPr>
+            <w:noProof/>
+          </w:rPr>
+          <w:t>9</w:t>
+        </w:r>
+      </w:fldSimple>
+      <w:bookmarkEnd w:id="31"/>
+      <w:r>
+        <w:t xml:space="preserve"> – Функция «определитель»</w:t>
+      </w:r>
+    </w:p>
+    <w:p>
+      <w:pPr>
+        <w:pStyle w:val="a4"/>
+      </w:pPr>
+    </w:p>
+    <w:p>
+      <w:pPr>
+        <w:pStyle w:val="a4"/>
+        <w:jc w:val="center"/>
+      </w:pPr>
       <w:r>
         <w:rPr>
           <w:noProof/>
         </w:rPr>
-        <w:t>3</w:t>
-      </w:r>
-      <w:r>
-        <w:fldChar w:fldCharType="end"/>
-      </w:r>
-      <w:r>
-        <w:t>.</w:t>
-      </w:r>
-      <w:r>
-        <w:fldChar w:fldCharType="begin"/>
-      </w:r>
-      <w:r>
-        <w:instrText xml:space="preserve"> SEQ Рисунок \* ARABIC \s 1 </w:instrText>
-      </w:r>
-      <w:r>
-        <w:fldChar w:fldCharType="separate"/>
-      </w:r>
-      <w:r>
-        <w:rPr>
-          <w:noProof/>
-        </w:rPr>
-        <w:t>9</w:t>
-      </w:r>
-      <w:r>
-        <w:fldChar w:fldCharType="end"/>
-      </w:r>
-      <w:bookmarkEnd w:id="31"/>
-      <w:r>
-        <w:t xml:space="preserve"> – Функция «определитель»</w:t>
-      </w:r>
-    </w:p>
-    <w:p>
-      <w:pPr>
-        <w:pStyle w:val="a4"/>
-      </w:pPr>
-    </w:p>
-    <w:p>
-      <w:pPr>
-        <w:pStyle w:val="a4"/>
-        <w:jc w:val="center"/>
-      </w:pPr>
-      <w:r>
         <w:lastRenderedPageBreak/>
         <w:drawing>
           <wp:inline distT="0" distB="0" distL="0" distR="0" wp14:anchorId="5A7E885C" wp14:editId="43421BE5">
@@ -7385,61 +7126,44 @@
       <w:r>
         <w:t xml:space="preserve">Рисунок </w:t>
       </w:r>
-      <w:r>
-        <w:fldChar w:fldCharType="begin"/>
-      </w:r>
-      <w:r>
-        <w:instrText xml:space="preserve"> STYLEREF 1 \s </w:instrText>
-      </w:r>
-      <w:r>
-        <w:fldChar w:fldCharType="separate"/>
-      </w:r>
+      <w:fldSimple w:instr=" STYLEREF 1 \s ">
+        <w:r>
+          <w:rPr>
+            <w:noProof/>
+          </w:rPr>
+          <w:t>3</w:t>
+        </w:r>
+      </w:fldSimple>
+      <w:r>
+        <w:t>.</w:t>
+      </w:r>
+      <w:fldSimple w:instr=" SEQ Рисунок \* ARABIC \s 1 ">
+        <w:r>
+          <w:rPr>
+            <w:noProof/>
+          </w:rPr>
+          <w:t>10</w:t>
+        </w:r>
+      </w:fldSimple>
+      <w:bookmarkEnd w:id="32"/>
+      <w:r>
+        <w:t xml:space="preserve"> – Функция «минор»</w:t>
+      </w:r>
+    </w:p>
+    <w:p>
+      <w:pPr>
+        <w:pStyle w:val="a4"/>
+      </w:pPr>
+    </w:p>
+    <w:p>
+      <w:pPr>
+        <w:pStyle w:val="a4"/>
+        <w:jc w:val="center"/>
+      </w:pPr>
       <w:r>
         <w:rPr>
           <w:noProof/>
         </w:rPr>
-        <w:t>3</w:t>
-      </w:r>
-      <w:r>
-        <w:fldChar w:fldCharType="end"/>
-      </w:r>
-      <w:r>
-        <w:t>.</w:t>
-      </w:r>
-      <w:r>
-        <w:fldChar w:fldCharType="begin"/>
-      </w:r>
-      <w:r>
-        <w:instrText xml:space="preserve"> SEQ Рисунок \* ARABIC \s 1 </w:instrText>
-      </w:r>
-      <w:r>
-        <w:fldChar w:fldCharType="separate"/>
-      </w:r>
-      <w:r>
-        <w:rPr>
-          <w:noProof/>
-        </w:rPr>
-        <w:t>10</w:t>
-      </w:r>
-      <w:r>
-        <w:fldChar w:fldCharType="end"/>
-      </w:r>
-      <w:bookmarkEnd w:id="32"/>
-      <w:r>
-        <w:t xml:space="preserve"> – Функция «минор»</w:t>
-      </w:r>
-    </w:p>
-    <w:p>
-      <w:pPr>
-        <w:pStyle w:val="a4"/>
-      </w:pPr>
-    </w:p>
-    <w:p>
-      <w:pPr>
-        <w:pStyle w:val="a4"/>
-        <w:jc w:val="center"/>
-      </w:pPr>
-      <w:r>
         <w:drawing>
           <wp:inline distT="0" distB="0" distL="0" distR="0" wp14:anchorId="02A8D8E3" wp14:editId="229525FA">
             <wp:extent cx="3772426" cy="2095792"/>
@@ -7485,14 +7209,67 @@
       <w:r>
         <w:t xml:space="preserve">Рисунок </w:t>
       </w:r>
+      <w:fldSimple w:instr=" STYLEREF 1 \s ">
+        <w:r>
+          <w:rPr>
+            <w:noProof/>
+          </w:rPr>
+          <w:t>3</w:t>
+        </w:r>
+      </w:fldSimple>
+      <w:r>
+        <w:t>.</w:t>
+      </w:r>
+      <w:fldSimple w:instr=" SEQ Рисунок \* ARABIC \s 1 ">
+        <w:r>
+          <w:rPr>
+            <w:noProof/>
+          </w:rPr>
+          <w:t>11</w:t>
+        </w:r>
+      </w:fldSimple>
+      <w:bookmarkEnd w:id="33"/>
+      <w:r>
+        <w:t xml:space="preserve"> – Функция «копирование матрицы»</w:t>
+      </w:r>
+    </w:p>
+    <w:p>
+      <w:pPr>
+        <w:pStyle w:val="a4"/>
+      </w:pPr>
+    </w:p>
+    <w:p>
+      <w:pPr>
+        <w:pStyle w:val="a4"/>
+      </w:pPr>
+      <w:r>
+        <w:t>Далее проверим значимость полученных частных коэффициентов</w:t>
+      </w:r>
+      <w:r>
+        <w:t xml:space="preserve"> </w:t>
+      </w:r>
+      <w:r>
+        <w:t>с помощью таблицы Фишера-</w:t>
+      </w:r>
+      <w:proofErr w:type="spellStart"/>
+      <w:r>
+        <w:t>Иейтса</w:t>
+      </w:r>
+      <w:proofErr w:type="spellEnd"/>
+      <w:r>
+        <w:t xml:space="preserve"> (</w:t>
+      </w:r>
       <w:r>
         <w:fldChar w:fldCharType="begin"/>
       </w:r>
       <w:r>
-        <w:instrText xml:space="preserve"> STYLEREF 1 \s </w:instrText>
+        <w:instrText xml:space="preserve"> REF  _Ref244138545 \* Lower \h </w:instrText>
       </w:r>
       <w:r>
         <w:fldChar w:fldCharType="separate"/>
+      </w:r>
+      <w:r>
+        <w:t xml:space="preserve">рисунок </w:t>
       </w:r>
       <w:r>
         <w:rPr>
@@ -7501,69 +7278,129 @@
         <w:t>3</w:t>
       </w:r>
       <w:r>
-        <w:fldChar w:fldCharType="end"/>
-      </w:r>
-      <w:r>
         <w:t>.</w:t>
-      </w:r>
-      <w:r>
-        <w:fldChar w:fldCharType="begin"/>
-      </w:r>
-      <w:r>
-        <w:instrText xml:space="preserve"> SEQ Рисунок \* ARABIC \s 1 </w:instrText>
-      </w:r>
-      <w:r>
-        <w:fldChar w:fldCharType="separate"/>
       </w:r>
       <w:r>
         <w:rPr>
           <w:noProof/>
         </w:rPr>
-        <w:t>11</w:t>
+        <w:t>12</w:t>
       </w:r>
       <w:r>
         <w:fldChar w:fldCharType="end"/>
       </w:r>
-      <w:bookmarkEnd w:id="33"/>
-      <w:r>
-        <w:t xml:space="preserve"> – Функция «копирование матрицы»</w:t>
-      </w:r>
-    </w:p>
-    <w:p>
-      <w:pPr>
-        <w:pStyle w:val="a4"/>
-      </w:pPr>
-    </w:p>
-    <w:p>
-      <w:pPr>
-        <w:pStyle w:val="a4"/>
-      </w:pPr>
-      <w:r>
-        <w:t xml:space="preserve">Далее проверим значимость </w:t>
-      </w:r>
-      <w:r>
-        <w:t xml:space="preserve">полученных </w:t>
-      </w:r>
-      <w:r>
-        <w:t>частных коэффициентов</w:t>
-      </w:r>
+      <w:r>
+        <w:t>)</w:t>
+      </w:r>
+      <w:r>
+        <w:t xml:space="preserve">: если </w:t>
+      </w:r>
+      <w:r>
+        <w:t xml:space="preserve">абсолютное </w:t>
+      </w:r>
+      <w:r>
+        <w:t>значение корреляции больше критического, котор</w:t>
+      </w:r>
+      <w:r>
+        <w:t>ое</w:t>
+      </w:r>
+      <w:r>
+        <w:t xml:space="preserve"> при уровне значимости </w:t>
+      </w:r>
+      <m:oMath>
+        <m:r>
+          <w:rPr>
+            <w:rFonts w:ascii="Cambria Math" w:hAnsi="Cambria Math"/>
+          </w:rPr>
+          <m:t>α=0,05</m:t>
+        </m:r>
+      </m:oMath>
       <w:r>
         <w:t xml:space="preserve"> </w:t>
       </w:r>
       <w:r>
-        <w:t>с помощью таблицы Фишера-Иейтса</w:t>
-      </w:r>
+        <w:t xml:space="preserve">и числе степеней свободы </w:t>
+      </w:r>
+      <m:oMath>
+        <m:r>
+          <w:rPr>
+            <w:rFonts w:ascii="Cambria Math" w:hAnsi="Cambria Math"/>
+          </w:rPr>
+          <m:t>ν=</m:t>
+        </m:r>
+        <m:r>
+          <w:rPr>
+            <w:rFonts w:ascii="Cambria Math" w:hAnsi="Cambria Math"/>
+            <w:lang w:val="en-US"/>
+          </w:rPr>
+          <m:t>n</m:t>
+        </m:r>
+        <m:r>
+          <w:rPr>
+            <w:rFonts w:ascii="Cambria Math" w:hAnsi="Cambria Math"/>
+          </w:rPr>
+          <m:t>-l-2=53-4-2=47</m:t>
+        </m:r>
+      </m:oMath>
       <w:r>
         <w:t xml:space="preserve"> </w:t>
       </w:r>
       <w:r>
-        <w:t>(</w:t>
+        <w:t>равн</w:t>
+      </w:r>
+      <w:r>
+        <w:t>о</w:t>
+      </w:r>
+      <w:r>
+        <w:t xml:space="preserve"> </w:t>
+      </w:r>
+      <w:r>
+        <w:t>0,288</w:t>
+      </w:r>
+      <w:r>
+        <w:t xml:space="preserve">, то оно </w:t>
+      </w:r>
+      <w:r>
+        <w:t>[</w:t>
+      </w:r>
+      <w:r>
+        <w:t>значение</w:t>
+      </w:r>
+      <w:r>
+        <w:t>]</w:t>
+      </w:r>
+      <w:r>
+        <w:t xml:space="preserve"> значимое, то есть гипотеза «</w:t>
+      </w:r>
+      <w:r>
+        <w:rPr>
+          <w:lang w:val="en-US"/>
+        </w:rPr>
+        <w:t>H</w:t>
+      </w:r>
+      <w:r>
+        <w:t>0</w:t>
+      </w:r>
+      <w:r>
+        <w:t>»</w:t>
+      </w:r>
+      <w:r>
+        <w:t xml:space="preserve"> </w:t>
+      </w:r>
+      <w:r>
+        <w:t>отвергается, иначе не отвергается</w:t>
+      </w:r>
+      <w:r>
+        <w:t>.</w:t>
+      </w:r>
+      <w:r>
+        <w:t xml:space="preserve"> Результаты оценки значимости приведены ниже (</w:t>
       </w:r>
       <w:r>
         <w:fldChar w:fldCharType="begin"/>
       </w:r>
       <w:r>
-        <w:instrText xml:space="preserve"> REF  _Ref244138545 \* Lower \h </w:instrText>
+        <w:instrText xml:space="preserve"> REF  _Ref244138568 \* Lower \h </w:instrText>
       </w:r>
       <w:r>
         <w:fldChar w:fldCharType="separate"/>
@@ -7584,271 +7421,29 @@
         <w:rPr>
           <w:noProof/>
         </w:rPr>
-        <w:t>12</w:t>
+        <w:t>13</w:t>
       </w:r>
       <w:r>
         <w:fldChar w:fldCharType="end"/>
       </w:r>
       <w:r>
-        <w:t>)</w:t>
-      </w:r>
-      <w:r>
-        <w:t xml:space="preserve">: если </w:t>
-      </w:r>
-      <w:r>
-        <w:t xml:space="preserve">абсолютное </w:t>
-      </w:r>
-      <w:r>
-        <w:t>значение корреляции больше критического, котор</w:t>
-      </w:r>
-      <w:r>
-        <w:t>ое</w:t>
-      </w:r>
-      <w:r>
-        <w:t xml:space="preserve"> при уровне значимости </w:t>
-      </w:r>
-      <m:oMath>
-        <m:r>
-          <w:rPr>
-            <w:rFonts w:ascii="Cambria Math" w:hAnsi="Cambria Math"/>
-          </w:rPr>
-          <m:t>α=</m:t>
-        </m:r>
-        <m:r>
-          <w:rPr>
-            <w:rFonts w:ascii="Cambria Math" w:hAnsi="Cambria Math"/>
-          </w:rPr>
-          <m:t>0</m:t>
-        </m:r>
-        <m:r>
-          <w:rPr>
-            <w:rFonts w:ascii="Cambria Math" w:hAnsi="Cambria Math"/>
-          </w:rPr>
-          <m:t>,</m:t>
-        </m:r>
-        <m:r>
-          <w:rPr>
-            <w:rFonts w:ascii="Cambria Math" w:hAnsi="Cambria Math"/>
-          </w:rPr>
-          <m:t>0</m:t>
-        </m:r>
-        <m:r>
-          <w:rPr>
-            <w:rFonts w:ascii="Cambria Math" w:hAnsi="Cambria Math"/>
-          </w:rPr>
-          <m:t>5</m:t>
-        </m:r>
-      </m:oMath>
-      <w:r>
-        <w:t xml:space="preserve"> </w:t>
-      </w:r>
-      <w:r>
-        <w:t xml:space="preserve">и числе степеней свободы </w:t>
-      </w:r>
-      <m:oMath>
-        <m:r>
-          <w:rPr>
-            <w:rFonts w:ascii="Cambria Math" w:hAnsi="Cambria Math"/>
-          </w:rPr>
-          <m:t>ν=</m:t>
-        </m:r>
-        <m:r>
-          <w:rPr>
-            <w:rFonts w:ascii="Cambria Math" w:hAnsi="Cambria Math"/>
-            <w:lang w:val="en-US"/>
-          </w:rPr>
-          <m:t>n</m:t>
-        </m:r>
-        <m:r>
-          <w:rPr>
-            <w:rFonts w:ascii="Cambria Math" w:hAnsi="Cambria Math"/>
-          </w:rPr>
-          <m:t>-</m:t>
-        </m:r>
-        <m:r>
-          <w:rPr>
-            <w:rFonts w:ascii="Cambria Math" w:hAnsi="Cambria Math"/>
-          </w:rPr>
-          <m:t>l</m:t>
-        </m:r>
-        <m:r>
-          <w:rPr>
-            <w:rFonts w:ascii="Cambria Math" w:hAnsi="Cambria Math"/>
-          </w:rPr>
-          <m:t>-</m:t>
-        </m:r>
-        <m:r>
-          <w:rPr>
-            <w:rFonts w:ascii="Cambria Math" w:hAnsi="Cambria Math"/>
-          </w:rPr>
-          <m:t>2</m:t>
-        </m:r>
-        <m:r>
-          <w:rPr>
-            <w:rFonts w:ascii="Cambria Math" w:hAnsi="Cambria Math"/>
-          </w:rPr>
-          <m:t>=</m:t>
-        </m:r>
-        <m:r>
-          <w:rPr>
-            <w:rFonts w:ascii="Cambria Math" w:hAnsi="Cambria Math"/>
-          </w:rPr>
-          <m:t>5</m:t>
-        </m:r>
-        <m:r>
-          <w:rPr>
-            <w:rFonts w:ascii="Cambria Math" w:hAnsi="Cambria Math"/>
-          </w:rPr>
-          <m:t>3</m:t>
-        </m:r>
-        <m:r>
-          <w:rPr>
-            <w:rFonts w:ascii="Cambria Math" w:hAnsi="Cambria Math"/>
-          </w:rPr>
-          <m:t>-</m:t>
-        </m:r>
-        <m:r>
-          <w:rPr>
-            <w:rFonts w:ascii="Cambria Math" w:hAnsi="Cambria Math"/>
-          </w:rPr>
-          <m:t>4</m:t>
-        </m:r>
-        <m:r>
-          <w:rPr>
-            <w:rFonts w:ascii="Cambria Math" w:hAnsi="Cambria Math"/>
-          </w:rPr>
-          <m:t>-</m:t>
-        </m:r>
-        <m:r>
-          <w:rPr>
-            <w:rFonts w:ascii="Cambria Math" w:hAnsi="Cambria Math"/>
-          </w:rPr>
-          <m:t>2</m:t>
-        </m:r>
-        <m:r>
-          <w:rPr>
-            <w:rFonts w:ascii="Cambria Math" w:hAnsi="Cambria Math"/>
-          </w:rPr>
-          <m:t>=</m:t>
-        </m:r>
-        <m:r>
-          <w:rPr>
-            <w:rFonts w:ascii="Cambria Math" w:hAnsi="Cambria Math"/>
-          </w:rPr>
-          <m:t>4</m:t>
-        </m:r>
-        <m:r>
-          <w:rPr>
-            <w:rFonts w:ascii="Cambria Math" w:hAnsi="Cambria Math"/>
-          </w:rPr>
-          <m:t>7</m:t>
-        </m:r>
-      </m:oMath>
-      <w:r>
-        <w:t xml:space="preserve"> </w:t>
-      </w:r>
-      <w:r>
-        <w:t>равн</w:t>
-      </w:r>
-      <w:r>
-        <w:t>о</w:t>
-      </w:r>
-      <w:r>
-        <w:t xml:space="preserve"> </w:t>
-      </w:r>
-      <w:r>
-        <w:t>0</w:t>
-      </w:r>
-      <w:r>
-        <w:t>,</w:t>
-      </w:r>
-      <w:r>
-        <w:t>288</w:t>
-      </w:r>
-      <w:r>
-        <w:t xml:space="preserve">, то оно </w:t>
-      </w:r>
-      <w:r>
-        <w:t>[</w:t>
-      </w:r>
-      <w:r>
-        <w:t>значение</w:t>
-      </w:r>
-      <w:r>
-        <w:t>]</w:t>
-      </w:r>
-      <w:r>
-        <w:t xml:space="preserve"> значимое, то есть гипотеза «</w:t>
-      </w:r>
-      <w:r>
-        <w:rPr>
-          <w:lang w:val="en-US"/>
-        </w:rPr>
-        <w:t>H</w:t>
-      </w:r>
-      <w:r>
-        <w:t>0</w:t>
-      </w:r>
-      <w:r>
-        <w:t>»</w:t>
-      </w:r>
-      <w:r>
-        <w:t xml:space="preserve"> </w:t>
-      </w:r>
-      <w:r>
-        <w:t>отвергается, иначе не отвергается</w:t>
-      </w:r>
-      <w:r>
-        <w:t>.</w:t>
-      </w:r>
-      <w:r>
-        <w:t xml:space="preserve"> Результаты оценки значимости приведены ниже (</w:t>
-      </w:r>
-      <w:r>
-        <w:fldChar w:fldCharType="begin"/>
-      </w:r>
-      <w:r>
-        <w:instrText xml:space="preserve"> REF  _Ref244138568 \* Lower \h </w:instrText>
-      </w:r>
-      <w:r>
-        <w:fldChar w:fldCharType="separate"/>
-      </w:r>
-      <w:r>
-        <w:t xml:space="preserve">рисунок </w:t>
-      </w:r>
+        <w:t>).</w:t>
+      </w:r>
+    </w:p>
+    <w:p>
+      <w:pPr>
+        <w:pStyle w:val="a4"/>
+      </w:pPr>
+    </w:p>
+    <w:p>
+      <w:pPr>
+        <w:pStyle w:val="a4"/>
+        <w:jc w:val="center"/>
+      </w:pPr>
       <w:r>
         <w:rPr>
           <w:noProof/>
         </w:rPr>
-        <w:t>3</w:t>
-      </w:r>
-      <w:r>
-        <w:t>.</w:t>
-      </w:r>
-      <w:r>
-        <w:rPr>
-          <w:noProof/>
-        </w:rPr>
-        <w:t>13</w:t>
-      </w:r>
-      <w:r>
-        <w:fldChar w:fldCharType="end"/>
-      </w:r>
-      <w:r>
-        <w:t>).</w:t>
-      </w:r>
-    </w:p>
-    <w:p>
-      <w:pPr>
-        <w:pStyle w:val="a4"/>
-      </w:pPr>
-    </w:p>
-    <w:p>
-      <w:pPr>
-        <w:pStyle w:val="a4"/>
-        <w:jc w:val="center"/>
-      </w:pPr>
-      <w:r>
         <w:lastRenderedPageBreak/>
         <w:drawing>
           <wp:inline distT="0" distB="0" distL="0" distR="0" wp14:anchorId="72BD09FA" wp14:editId="58229D9F">
@@ -7895,64 +7490,44 @@
       <w:r>
         <w:t xml:space="preserve">Рисунок </w:t>
       </w:r>
-      <w:r>
-        <w:fldChar w:fldCharType="begin"/>
-      </w:r>
-      <w:r>
-        <w:instrText xml:space="preserve"> STYLEREF 1 \s </w:instrText>
-      </w:r>
-      <w:r>
-        <w:fldChar w:fldCharType="separate"/>
-      </w:r>
+      <w:fldSimple w:instr=" STYLEREF 1 \s ">
+        <w:r>
+          <w:rPr>
+            <w:noProof/>
+          </w:rPr>
+          <w:t>3</w:t>
+        </w:r>
+      </w:fldSimple>
+      <w:r>
+        <w:t>.</w:t>
+      </w:r>
+      <w:fldSimple w:instr=" SEQ Рисунок \* ARABIC \s 1 ">
+        <w:r>
+          <w:rPr>
+            <w:noProof/>
+          </w:rPr>
+          <w:t>12</w:t>
+        </w:r>
+      </w:fldSimple>
+      <w:bookmarkEnd w:id="34"/>
+      <w:r>
+        <w:t xml:space="preserve"> – Проверка значимости частных коэффициентов</w:t>
+      </w:r>
+    </w:p>
+    <w:p>
+      <w:pPr>
+        <w:pStyle w:val="a4"/>
+      </w:pPr>
+    </w:p>
+    <w:p>
+      <w:pPr>
+        <w:pStyle w:val="a4"/>
+        <w:jc w:val="center"/>
+      </w:pPr>
       <w:r>
         <w:rPr>
           <w:noProof/>
         </w:rPr>
-        <w:t>3</w:t>
-      </w:r>
-      <w:r>
-        <w:fldChar w:fldCharType="end"/>
-      </w:r>
-      <w:r>
-        <w:t>.</w:t>
-      </w:r>
-      <w:r>
-        <w:fldChar w:fldCharType="begin"/>
-      </w:r>
-      <w:r>
-        <w:instrText xml:space="preserve"> SEQ Рисунок \* ARABIC \s 1 </w:instrText>
-      </w:r>
-      <w:r>
-        <w:fldChar w:fldCharType="separate"/>
-      </w:r>
-      <w:r>
-        <w:rPr>
-          <w:noProof/>
-        </w:rPr>
-        <w:t>12</w:t>
-      </w:r>
-      <w:r>
-        <w:fldChar w:fldCharType="end"/>
-      </w:r>
-      <w:bookmarkEnd w:id="34"/>
-      <w:r>
-        <w:t xml:space="preserve"> – Проверка значимости частных </w:t>
-      </w:r>
-      <w:r>
-        <w:t>коэффициентов</w:t>
-      </w:r>
-    </w:p>
-    <w:p>
-      <w:pPr>
-        <w:pStyle w:val="a4"/>
-      </w:pPr>
-    </w:p>
-    <w:p>
-      <w:pPr>
-        <w:pStyle w:val="a4"/>
-        <w:jc w:val="center"/>
-      </w:pPr>
-      <w:r>
         <w:drawing>
           <wp:inline distT="0" distB="0" distL="0" distR="0" wp14:anchorId="390046E3" wp14:editId="5AAC39A5">
             <wp:extent cx="4610743" cy="3143689"/>
@@ -7998,45 +7573,25 @@
       <w:r>
         <w:t xml:space="preserve">Рисунок </w:t>
       </w:r>
-      <w:r>
-        <w:fldChar w:fldCharType="begin"/>
-      </w:r>
-      <w:r>
-        <w:instrText xml:space="preserve"> STYLEREF 1 \s </w:instrText>
-      </w:r>
-      <w:r>
-        <w:fldChar w:fldCharType="separate"/>
-      </w:r>
-      <w:r>
-        <w:rPr>
-          <w:noProof/>
-        </w:rPr>
-        <w:t>3</w:t>
-      </w:r>
-      <w:r>
-        <w:fldChar w:fldCharType="end"/>
-      </w:r>
+      <w:fldSimple w:instr=" STYLEREF 1 \s ">
+        <w:r>
+          <w:rPr>
+            <w:noProof/>
+          </w:rPr>
+          <w:t>3</w:t>
+        </w:r>
+      </w:fldSimple>
       <w:r>
         <w:t>.</w:t>
       </w:r>
-      <w:r>
-        <w:fldChar w:fldCharType="begin"/>
-      </w:r>
-      <w:r>
-        <w:instrText xml:space="preserve"> SEQ Рисунок \* ARABIC \s 1 </w:instrText>
-      </w:r>
-      <w:r>
-        <w:fldChar w:fldCharType="separate"/>
-      </w:r>
-      <w:r>
-        <w:rPr>
-          <w:noProof/>
-        </w:rPr>
-        <w:t>13</w:t>
-      </w:r>
-      <w:r>
-        <w:fldChar w:fldCharType="end"/>
-      </w:r>
+      <w:fldSimple w:instr=" SEQ Рисунок \* ARABIC \s 1 ">
+        <w:r>
+          <w:rPr>
+            <w:noProof/>
+          </w:rPr>
+          <w:t>13</w:t>
+        </w:r>
+      </w:fldSimple>
       <w:bookmarkEnd w:id="35"/>
       <w:r>
         <w:t xml:space="preserve"> – Полученная значимость</w:t>
@@ -8721,13 +8276,7 @@
           <w:rPr>
             <w:rFonts w:ascii="Cambria Math" w:hAnsi="Cambria Math"/>
           </w:rPr>
-          <m:t>l</m:t>
-        </m:r>
-        <m:r>
-          <w:rPr>
-            <w:rFonts w:ascii="Cambria Math" w:hAnsi="Cambria Math"/>
-          </w:rPr>
-          <m:t>=</m:t>
+          <m:t>l=</m:t>
         </m:r>
         <m:r>
           <w:rPr>
@@ -8740,19 +8289,7 @@
           <w:rPr>
             <w:rFonts w:ascii="Cambria Math" w:hAnsi="Cambria Math"/>
           </w:rPr>
-          <m:t>-2</m:t>
-        </m:r>
-        <m:r>
-          <w:rPr>
-            <w:rFonts w:ascii="Cambria Math" w:hAnsi="Cambria Math"/>
-          </w:rPr>
-          <m:t>=</m:t>
-        </m:r>
-        <m:r>
-          <w:rPr>
-            <w:rFonts w:ascii="Cambria Math" w:hAnsi="Cambria Math"/>
-          </w:rPr>
-          <m:t>4</m:t>
+          <m:t>-2=4</m:t>
         </m:r>
       </m:oMath>
       <w:r>
@@ -8885,45 +8422,25 @@
       <w:r>
         <w:t>(</w:t>
       </w:r>
-      <w:r>
-        <w:fldChar w:fldCharType="begin"/>
-      </w:r>
-      <w:r>
-        <w:instrText xml:space="preserve"> STYLEREF 1 \s </w:instrText>
-      </w:r>
-      <w:r>
-        <w:fldChar w:fldCharType="separate"/>
-      </w:r>
-      <w:r>
-        <w:rPr>
-          <w:noProof/>
-        </w:rPr>
-        <w:t>3</w:t>
-      </w:r>
-      <w:r>
-        <w:fldChar w:fldCharType="end"/>
-      </w:r>
+      <w:fldSimple w:instr=" STYLEREF 1 \s ">
+        <w:r>
+          <w:rPr>
+            <w:noProof/>
+          </w:rPr>
+          <w:t>3</w:t>
+        </w:r>
+      </w:fldSimple>
       <w:r>
         <w:t>.</w:t>
       </w:r>
-      <w:r>
-        <w:fldChar w:fldCharType="begin"/>
-      </w:r>
-      <w:r>
-        <w:instrText xml:space="preserve"> SEQ ( \* ARABIC \s 1 </w:instrText>
-      </w:r>
-      <w:r>
-        <w:fldChar w:fldCharType="separate"/>
-      </w:r>
-      <w:r>
-        <w:rPr>
-          <w:noProof/>
-        </w:rPr>
-        <w:t>6</w:t>
-      </w:r>
-      <w:r>
-        <w:fldChar w:fldCharType="end"/>
-      </w:r>
+      <w:fldSimple w:instr=" SEQ ( \* ARABIC \s 1 ">
+        <w:r>
+          <w:rPr>
+            <w:noProof/>
+          </w:rPr>
+          <w:t>6</w:t>
+        </w:r>
+      </w:fldSimple>
       <w:r>
         <w:t>)</w:t>
       </w:r>
@@ -9019,13 +8536,7 @@
                       <w:rPr>
                         <w:rFonts w:ascii="Cambria Math" w:hAnsi="Cambria Math"/>
                       </w:rPr>
-                      <m:t>1</m:t>
-                    </m:r>
-                    <m:r>
-                      <w:rPr>
-                        <w:rFonts w:ascii="Cambria Math" w:hAnsi="Cambria Math"/>
-                      </w:rPr>
-                      <m:t>+</m:t>
+                      <m:t>1+</m:t>
                     </m:r>
                     <m:r>
                       <w:rPr>
@@ -9816,13 +9327,7 @@
           <w:rPr>
             <w:rFonts w:ascii="Cambria Math" w:hAnsi="Cambria Math"/>
           </w:rPr>
-          <m:t>-1</m:t>
-        </m:r>
-        <m:r>
-          <w:rPr>
-            <w:rFonts w:ascii="Cambria Math" w:hAnsi="Cambria Math"/>
-          </w:rPr>
-          <m:t>=&gt;</m:t>
+          <m:t>-1=&gt;</m:t>
         </m:r>
         <m:r>
           <w:rPr>
@@ -9930,13 +9435,7 @@
               <w:rPr>
                 <w:rFonts w:ascii="Cambria Math" w:hAnsi="Cambria Math"/>
               </w:rPr>
-              <m:t>+</m:t>
-            </m:r>
-            <m:r>
-              <w:rPr>
-                <w:rFonts w:ascii="Cambria Math" w:hAnsi="Cambria Math"/>
-              </w:rPr>
-              <m:t>1</m:t>
+              <m:t>+1</m:t>
             </m:r>
           </m:den>
         </m:f>
@@ -10030,10 +9529,13 @@
         <w:jc w:val="center"/>
       </w:pPr>
       <w:r>
+        <w:rPr>
+          <w:noProof/>
+        </w:rPr>
         <w:drawing>
-          <wp:inline distT="0" distB="0" distL="0" distR="0" wp14:anchorId="12365417" wp14:editId="41CDCEF7">
-            <wp:extent cx="5909310" cy="4132526"/>
-            <wp:effectExtent l="0" t="0" r="0" b="1905"/>
+          <wp:inline distT="0" distB="0" distL="0" distR="0" wp14:anchorId="12365417" wp14:editId="53E3432C">
+            <wp:extent cx="5375079" cy="3758925"/>
+            <wp:effectExtent l="0" t="0" r="0" b="0"/>
             <wp:docPr id="474310025" name="Рисунок 1"/>
             <wp:cNvGraphicFramePr>
               <a:graphicFrameLocks xmlns:a="http://schemas.openxmlformats.org/drawingml/2006/main" noChangeAspect="1"/>
@@ -10054,7 +9556,7 @@
                   <pic:spPr>
                     <a:xfrm>
                       <a:off x="0" y="0"/>
-                      <a:ext cx="5912266" cy="4134593"/>
+                      <a:ext cx="5399020" cy="3775668"/>
                     </a:xfrm>
                     <a:prstGeom prst="rect">
                       <a:avLst/>
@@ -10075,76 +9577,60 @@
       <w:r>
         <w:t xml:space="preserve">Рисунок </w:t>
       </w:r>
-      <w:r>
-        <w:fldChar w:fldCharType="begin"/>
-      </w:r>
-      <w:r>
-        <w:instrText xml:space="preserve"> STYLEREF 1 \s </w:instrText>
-      </w:r>
-      <w:r>
-        <w:fldChar w:fldCharType="separate"/>
-      </w:r>
+      <w:fldSimple w:instr=" STYLEREF 1 \s ">
+        <w:r>
+          <w:rPr>
+            <w:noProof/>
+          </w:rPr>
+          <w:t>3</w:t>
+        </w:r>
+      </w:fldSimple>
+      <w:r>
+        <w:t>.</w:t>
+      </w:r>
+      <w:fldSimple w:instr=" SEQ Рисунок \* ARABIC \s 1 ">
+        <w:r>
+          <w:rPr>
+            <w:noProof/>
+          </w:rPr>
+          <w:t>14</w:t>
+        </w:r>
+      </w:fldSimple>
+      <w:bookmarkEnd w:id="38"/>
+      <w:r>
+        <w:t xml:space="preserve"> – </w:t>
+      </w:r>
+      <w:r>
+        <w:t>Проверка и</w:t>
+      </w:r>
+      <w:r>
+        <w:t>нтервальны</w:t>
+      </w:r>
+      <w:r>
+        <w:t>х</w:t>
+      </w:r>
+      <w:r>
+        <w:t xml:space="preserve"> оцен</w:t>
+      </w:r>
+      <w:r>
+        <w:t>ок</w:t>
+      </w:r>
+    </w:p>
+    <w:p>
+      <w:pPr>
+        <w:pStyle w:val="a4"/>
+      </w:pPr>
+    </w:p>
+    <w:p>
+      <w:pPr>
+        <w:pStyle w:val="a4"/>
+        <w:jc w:val="center"/>
+      </w:pPr>
       <w:r>
         <w:rPr>
           <w:noProof/>
         </w:rPr>
-        <w:t>3</w:t>
-      </w:r>
-      <w:r>
-        <w:fldChar w:fldCharType="end"/>
-      </w:r>
-      <w:r>
-        <w:t>.</w:t>
-      </w:r>
-      <w:r>
-        <w:fldChar w:fldCharType="begin"/>
-      </w:r>
-      <w:r>
-        <w:instrText xml:space="preserve"> SEQ Рисунок \* ARABIC \s 1 </w:instrText>
-      </w:r>
-      <w:r>
-        <w:fldChar w:fldCharType="separate"/>
-      </w:r>
-      <w:r>
-        <w:rPr>
-          <w:noProof/>
-        </w:rPr>
-        <w:t>14</w:t>
-      </w:r>
-      <w:r>
-        <w:fldChar w:fldCharType="end"/>
-      </w:r>
-      <w:bookmarkEnd w:id="38"/>
-      <w:r>
-        <w:t xml:space="preserve"> – </w:t>
-      </w:r>
-      <w:r>
-        <w:t>Проверка и</w:t>
-      </w:r>
-      <w:r>
-        <w:t>нтервальны</w:t>
-      </w:r>
-      <w:r>
-        <w:t>х</w:t>
-      </w:r>
-      <w:r>
-        <w:t xml:space="preserve"> оцен</w:t>
-      </w:r>
-      <w:r>
-        <w:t>ок</w:t>
-      </w:r>
-    </w:p>
-    <w:p>
-      <w:pPr>
-        <w:pStyle w:val="a4"/>
-      </w:pPr>
-    </w:p>
-    <w:p>
-      <w:pPr>
-        <w:pStyle w:val="a4"/>
-        <w:jc w:val="center"/>
-      </w:pPr>
-      <w:r>
+        <w:lastRenderedPageBreak/>
         <w:drawing>
           <wp:inline distT="0" distB="0" distL="0" distR="0" wp14:anchorId="3C293582" wp14:editId="13F687E8">
             <wp:extent cx="4820323" cy="3134162"/>
@@ -10190,45 +9676,25 @@
       <w:r>
         <w:t xml:space="preserve">Рисунок </w:t>
       </w:r>
-      <w:r>
-        <w:fldChar w:fldCharType="begin"/>
-      </w:r>
-      <w:r>
-        <w:instrText xml:space="preserve"> STYLEREF 1 \s </w:instrText>
-      </w:r>
-      <w:r>
-        <w:fldChar w:fldCharType="separate"/>
-      </w:r>
-      <w:r>
-        <w:rPr>
-          <w:noProof/>
-        </w:rPr>
-        <w:t>3</w:t>
-      </w:r>
-      <w:r>
-        <w:fldChar w:fldCharType="end"/>
-      </w:r>
+      <w:fldSimple w:instr=" STYLEREF 1 \s ">
+        <w:r>
+          <w:rPr>
+            <w:noProof/>
+          </w:rPr>
+          <w:t>3</w:t>
+        </w:r>
+      </w:fldSimple>
       <w:r>
         <w:t>.</w:t>
       </w:r>
-      <w:r>
-        <w:fldChar w:fldCharType="begin"/>
-      </w:r>
-      <w:r>
-        <w:instrText xml:space="preserve"> SEQ Рисунок \* ARABIC \s 1 </w:instrText>
-      </w:r>
-      <w:r>
-        <w:fldChar w:fldCharType="separate"/>
-      </w:r>
-      <w:r>
-        <w:rPr>
-          <w:noProof/>
-        </w:rPr>
-        <w:t>15</w:t>
-      </w:r>
-      <w:r>
-        <w:fldChar w:fldCharType="end"/>
-      </w:r>
+      <w:fldSimple w:instr=" SEQ Рисунок \* ARABIC \s 1 ">
+        <w:r>
+          <w:rPr>
+            <w:noProof/>
+          </w:rPr>
+          <w:t>15</w:t>
+        </w:r>
+      </w:fldSimple>
       <w:bookmarkEnd w:id="39"/>
       <w:r>
         <w:t xml:space="preserve"> – Полученные интервальные оценки</w:t>
@@ -10243,7 +9709,7 @@
       <w:pPr>
         <w:pStyle w:val="2"/>
       </w:pPr>
-      <w:bookmarkStart w:id="40" w:name="_Toc244139798"/>
+      <w:bookmarkStart w:id="40" w:name="_Toc244177027"/>
       <w:r>
         <w:t>Задание 3 – Множественные коэффициенты корреляции</w:t>
       </w:r>
@@ -10476,45 +9942,25 @@
       <w:r>
         <w:t>(</w:t>
       </w:r>
-      <w:r>
-        <w:fldChar w:fldCharType="begin"/>
-      </w:r>
-      <w:r>
-        <w:instrText xml:space="preserve"> STYLEREF 1 \s </w:instrText>
-      </w:r>
-      <w:r>
-        <w:fldChar w:fldCharType="separate"/>
-      </w:r>
-      <w:r>
-        <w:rPr>
-          <w:noProof/>
-        </w:rPr>
-        <w:t>3</w:t>
-      </w:r>
-      <w:r>
-        <w:fldChar w:fldCharType="end"/>
-      </w:r>
+      <w:fldSimple w:instr=" STYLEREF 1 \s ">
+        <w:r>
+          <w:rPr>
+            <w:noProof/>
+          </w:rPr>
+          <w:t>3</w:t>
+        </w:r>
+      </w:fldSimple>
       <w:r>
         <w:t>.</w:t>
       </w:r>
-      <w:r>
-        <w:fldChar w:fldCharType="begin"/>
-      </w:r>
-      <w:r>
-        <w:instrText xml:space="preserve"> SEQ ( \* ARABIC \s 1 </w:instrText>
-      </w:r>
-      <w:r>
-        <w:fldChar w:fldCharType="separate"/>
-      </w:r>
-      <w:r>
-        <w:rPr>
-          <w:noProof/>
-        </w:rPr>
-        <w:t>7</w:t>
-      </w:r>
-      <w:r>
-        <w:fldChar w:fldCharType="end"/>
-      </w:r>
+      <w:fldSimple w:instr=" SEQ ( \* ARABIC \s 1 ">
+        <w:r>
+          <w:rPr>
+            <w:noProof/>
+          </w:rPr>
+          <w:t>7</w:t>
+        </w:r>
+      </w:fldSimple>
       <w:r>
         <w:t>)</w:t>
       </w:r>
@@ -10576,25 +10022,7 @@
         <w:t>Множественные к</w:t>
       </w:r>
       <w:r>
-        <w:t xml:space="preserve">оэффициенты детерминации – это возведенные в квадрат </w:t>
-      </w:r>
-      <w:r>
-        <w:t>множественны</w:t>
-      </w:r>
-      <w:r>
-        <w:t xml:space="preserve">е </w:t>
-      </w:r>
-      <w:r>
-        <w:t>коэффициент</w:t>
-      </w:r>
-      <w:r>
-        <w:t>ы</w:t>
-      </w:r>
-      <w:r>
-        <w:t xml:space="preserve"> корреляции</w:t>
-      </w:r>
-      <w:r>
-        <w:t xml:space="preserve"> (</w:t>
+        <w:t>оэффициенты детерминации – это возведенные в квадрат множественные коэффициенты корреляции (</w:t>
       </w:r>
       <w:r>
         <w:fldChar w:fldCharType="begin"/>
@@ -10641,6 +10069,9 @@
         <w:jc w:val="center"/>
       </w:pPr>
       <w:r>
+        <w:rPr>
+          <w:noProof/>
+        </w:rPr>
         <w:lastRenderedPageBreak/>
         <w:drawing>
           <wp:inline distT="0" distB="0" distL="0" distR="0" wp14:anchorId="53294611" wp14:editId="10B81139">
@@ -10687,45 +10118,25 @@
       <w:r>
         <w:t xml:space="preserve">Рисунок </w:t>
       </w:r>
-      <w:r>
-        <w:fldChar w:fldCharType="begin"/>
-      </w:r>
-      <w:r>
-        <w:instrText xml:space="preserve"> STYLEREF 1 \s </w:instrText>
-      </w:r>
-      <w:r>
-        <w:fldChar w:fldCharType="separate"/>
-      </w:r>
-      <w:r>
-        <w:rPr>
-          <w:noProof/>
-        </w:rPr>
-        <w:t>3</w:t>
-      </w:r>
-      <w:r>
-        <w:fldChar w:fldCharType="end"/>
-      </w:r>
+      <w:fldSimple w:instr=" STYLEREF 1 \s ">
+        <w:r>
+          <w:rPr>
+            <w:noProof/>
+          </w:rPr>
+          <w:t>3</w:t>
+        </w:r>
+      </w:fldSimple>
       <w:r>
         <w:t>.</w:t>
       </w:r>
-      <w:r>
-        <w:fldChar w:fldCharType="begin"/>
-      </w:r>
-      <w:r>
-        <w:instrText xml:space="preserve"> SEQ Рисунок \* ARABIC \s 1 </w:instrText>
-      </w:r>
-      <w:r>
-        <w:fldChar w:fldCharType="separate"/>
-      </w:r>
-      <w:r>
-        <w:rPr>
-          <w:noProof/>
-        </w:rPr>
-        <w:t>16</w:t>
-      </w:r>
-      <w:r>
-        <w:fldChar w:fldCharType="end"/>
-      </w:r>
+      <w:fldSimple w:instr=" SEQ Рисунок \* ARABIC \s 1 ">
+        <w:r>
+          <w:rPr>
+            <w:noProof/>
+          </w:rPr>
+          <w:t>16</w:t>
+        </w:r>
+      </w:fldSimple>
       <w:bookmarkEnd w:id="42"/>
       <w:r>
         <w:t xml:space="preserve"> – Множественные коэффициенты корреляции и детерминации</w:t>
@@ -10955,13 +10366,7 @@
                   <w:rPr>
                     <w:rFonts w:ascii="Cambria Math" w:hAnsi="Cambria Math"/>
                   </w:rPr>
-                  <m:t>n</m:t>
-                </m:r>
-                <m:r>
-                  <w:rPr>
-                    <w:rFonts w:ascii="Cambria Math" w:hAnsi="Cambria Math"/>
-                  </w:rPr>
-                  <m:t>-</m:t>
+                  <m:t>n-</m:t>
                 </m:r>
                 <m:r>
                   <w:rPr>
@@ -10976,13 +10381,7 @@
               <w:rPr>
                 <w:rFonts w:ascii="Cambria Math" w:hAnsi="Cambria Math"/>
               </w:rPr>
-              <m:t>(1</m:t>
-            </m:r>
-            <m:r>
-              <w:rPr>
-                <w:rFonts w:ascii="Cambria Math" w:hAnsi="Cambria Math"/>
-              </w:rPr>
-              <m:t>-</m:t>
+              <m:t>(1-</m:t>
             </m:r>
             <m:sSubSup>
               <m:sSubSupPr>
@@ -11079,19 +10478,7 @@
           <w:rPr>
             <w:rFonts w:ascii="Cambria Math" w:hAnsi="Cambria Math"/>
           </w:rPr>
-          <m:t>=</m:t>
-        </m:r>
-        <m:r>
-          <w:rPr>
-            <w:rFonts w:ascii="Cambria Math" w:hAnsi="Cambria Math"/>
-          </w:rPr>
-          <m:t>2</m:t>
-        </m:r>
-        <m:r>
-          <w:rPr>
-            <w:rFonts w:ascii="Cambria Math" w:hAnsi="Cambria Math"/>
-          </w:rPr>
-          <m:t>,37</m:t>
+          <m:t>=2,37</m:t>
         </m:r>
       </m:oMath>
       <w:r>
@@ -11105,31 +10492,7 @@
           <w:rPr>
             <w:rFonts w:ascii="Cambria Math" w:hAnsi="Cambria Math"/>
           </w:rPr>
-          <m:t>α=</m:t>
-        </m:r>
-        <m:r>
-          <w:rPr>
-            <w:rFonts w:ascii="Cambria Math" w:hAnsi="Cambria Math"/>
-          </w:rPr>
-          <m:t>0</m:t>
-        </m:r>
-        <m:r>
-          <w:rPr>
-            <w:rFonts w:ascii="Cambria Math" w:hAnsi="Cambria Math"/>
-          </w:rPr>
-          <m:t>,</m:t>
-        </m:r>
-        <m:r>
-          <w:rPr>
-            <w:rFonts w:ascii="Cambria Math" w:hAnsi="Cambria Math"/>
-          </w:rPr>
-          <m:t>0</m:t>
-        </m:r>
-        <m:r>
-          <w:rPr>
-            <w:rFonts w:ascii="Cambria Math" w:hAnsi="Cambria Math"/>
-          </w:rPr>
-          <m:t>5</m:t>
+          <m:t>α=0,05</m:t>
         </m:r>
       </m:oMath>
       <w:r>
@@ -11179,49 +10542,7 @@
           <w:rPr>
             <w:rFonts w:ascii="Cambria Math" w:hAnsi="Cambria Math"/>
           </w:rPr>
-          <m:t>-</m:t>
-        </m:r>
-        <m:r>
-          <w:rPr>
-            <w:rFonts w:ascii="Cambria Math" w:hAnsi="Cambria Math"/>
-          </w:rPr>
-          <m:t>1</m:t>
-        </m:r>
-        <m:r>
-          <w:rPr>
-            <w:rFonts w:ascii="Cambria Math" w:hAnsi="Cambria Math"/>
-          </w:rPr>
-          <m:t>=</m:t>
-        </m:r>
-        <m:r>
-          <w:rPr>
-            <w:rFonts w:ascii="Cambria Math" w:hAnsi="Cambria Math"/>
-          </w:rPr>
-          <m:t>6</m:t>
-        </m:r>
-        <m:r>
-          <w:rPr>
-            <w:rFonts w:ascii="Cambria Math" w:hAnsi="Cambria Math"/>
-          </w:rPr>
-          <m:t>-</m:t>
-        </m:r>
-        <m:r>
-          <w:rPr>
-            <w:rFonts w:ascii="Cambria Math" w:hAnsi="Cambria Math"/>
-          </w:rPr>
-          <m:t>1</m:t>
-        </m:r>
-        <m:r>
-          <w:rPr>
-            <w:rFonts w:ascii="Cambria Math" w:hAnsi="Cambria Math"/>
-          </w:rPr>
-          <m:t>=</m:t>
-        </m:r>
-        <m:r>
-          <w:rPr>
-            <w:rFonts w:ascii="Cambria Math" w:hAnsi="Cambria Math"/>
-          </w:rPr>
-          <m:t>5</m:t>
+          <m:t>-1=6-1=5</m:t>
         </m:r>
       </m:oMath>
       <w:r>
@@ -11274,61 +10595,7 @@
           <w:rPr>
             <w:rFonts w:ascii="Cambria Math" w:hAnsi="Cambria Math"/>
           </w:rPr>
-          <m:t>-</m:t>
-        </m:r>
-        <m:r>
-          <w:rPr>
-            <w:rFonts w:ascii="Cambria Math" w:hAnsi="Cambria Math"/>
-          </w:rPr>
-          <m:t>k</m:t>
-        </m:r>
-        <m:r>
-          <w:rPr>
-            <w:rFonts w:ascii="Cambria Math" w:hAnsi="Cambria Math"/>
-          </w:rPr>
-          <m:t>=</m:t>
-        </m:r>
-        <m:r>
-          <w:rPr>
-            <w:rFonts w:ascii="Cambria Math" w:hAnsi="Cambria Math"/>
-          </w:rPr>
-          <m:t>5</m:t>
-        </m:r>
-        <m:r>
-          <w:rPr>
-            <w:rFonts w:ascii="Cambria Math" w:hAnsi="Cambria Math"/>
-          </w:rPr>
-          <m:t>3</m:t>
-        </m:r>
-        <m:r>
-          <w:rPr>
-            <w:rFonts w:ascii="Cambria Math" w:hAnsi="Cambria Math"/>
-          </w:rPr>
-          <m:t>-</m:t>
-        </m:r>
-        <m:r>
-          <w:rPr>
-            <w:rFonts w:ascii="Cambria Math" w:hAnsi="Cambria Math"/>
-          </w:rPr>
-          <m:t>6</m:t>
-        </m:r>
-        <m:r>
-          <w:rPr>
-            <w:rFonts w:ascii="Cambria Math" w:hAnsi="Cambria Math"/>
-          </w:rPr>
-          <m:t>=</m:t>
-        </m:r>
-        <m:r>
-          <w:rPr>
-            <w:rFonts w:ascii="Cambria Math" w:hAnsi="Cambria Math"/>
-          </w:rPr>
-          <m:t>4</m:t>
-        </m:r>
-        <m:r>
-          <w:rPr>
-            <w:rFonts w:ascii="Cambria Math" w:hAnsi="Cambria Math"/>
-          </w:rPr>
-          <m:t>7</m:t>
+          <m:t>-k=53-6=47</m:t>
         </m:r>
       </m:oMath>
       <w:r>
@@ -11356,10 +10623,7 @@
         <w:t>0</w:t>
       </w:r>
       <w:r>
-        <w:t>» отвергается), иначе не значимый (</w:t>
-      </w:r>
-      <w:r>
-        <w:t>гипотеза «</w:t>
+        <w:t>» отвергается), иначе не значимый (гипотеза «</w:t>
       </w:r>
       <w:r>
         <w:rPr>
@@ -11371,16 +10635,7 @@
         <w:t>0</w:t>
       </w:r>
       <w:r>
-        <w:t xml:space="preserve">» </w:t>
-      </w:r>
-      <w:r>
-        <w:t xml:space="preserve">не </w:t>
-      </w:r>
-      <w:r>
-        <w:t>отвергается</w:t>
-      </w:r>
-      <w:r>
-        <w:t>).</w:t>
+        <w:t>» не отвергается).</w:t>
       </w:r>
     </w:p>
     <w:p>
@@ -11396,10 +10651,10 @@
       </w:pPr>
       <w:r>
         <w:drawing>
-          <wp:inline distT="0" distB="0" distL="0" distR="0" wp14:anchorId="6A6C4A3D" wp14:editId="462581D9">
-            <wp:extent cx="5909067" cy="3271101"/>
-            <wp:effectExtent l="0" t="0" r="0" b="5715"/>
-            <wp:docPr id="1934107221" name="Рисунок 1"/>
+          <wp:inline distT="0" distB="0" distL="0" distR="0" wp14:anchorId="0007DB2D" wp14:editId="15E55769">
+            <wp:extent cx="5918835" cy="3330202"/>
+            <wp:effectExtent l="0" t="0" r="5715" b="3810"/>
+            <wp:docPr id="1355757339" name="Рисунок 1"/>
             <wp:cNvGraphicFramePr>
               <a:graphicFrameLocks xmlns:a="http://schemas.openxmlformats.org/drawingml/2006/main" noChangeAspect="1"/>
             </wp:cNvGraphicFramePr>
@@ -11407,7 +10662,7 @@
               <a:graphicData uri="http://schemas.openxmlformats.org/drawingml/2006/picture">
                 <pic:pic xmlns:pic="http://schemas.openxmlformats.org/drawingml/2006/picture">
                   <pic:nvPicPr>
-                    <pic:cNvPr id="1934107221" name=""/>
+                    <pic:cNvPr id="1355757339" name=""/>
                     <pic:cNvPicPr/>
                   </pic:nvPicPr>
                   <pic:blipFill>
@@ -11419,7 +10674,7 @@
                   <pic:spPr>
                     <a:xfrm>
                       <a:off x="0" y="0"/>
-                      <a:ext cx="5910865" cy="3272096"/>
+                      <a:ext cx="5930246" cy="3336623"/>
                     </a:xfrm>
                     <a:prstGeom prst="rect">
                       <a:avLst/>
@@ -11440,45 +10695,25 @@
       <w:r>
         <w:t xml:space="preserve">Рисунок </w:t>
       </w:r>
-      <w:r>
-        <w:fldChar w:fldCharType="begin"/>
-      </w:r>
-      <w:r>
-        <w:instrText xml:space="preserve"> STYLEREF 1 \s </w:instrText>
-      </w:r>
-      <w:r>
-        <w:fldChar w:fldCharType="separate"/>
-      </w:r>
-      <w:r>
-        <w:rPr>
-          <w:noProof/>
-        </w:rPr>
-        <w:t>3</w:t>
-      </w:r>
-      <w:r>
-        <w:fldChar w:fldCharType="end"/>
-      </w:r>
+      <w:fldSimple w:instr=" STYLEREF 1 \s ">
+        <w:r>
+          <w:rPr>
+            <w:noProof/>
+          </w:rPr>
+          <w:t>3</w:t>
+        </w:r>
+      </w:fldSimple>
       <w:r>
         <w:t>.</w:t>
       </w:r>
-      <w:r>
-        <w:fldChar w:fldCharType="begin"/>
-      </w:r>
-      <w:r>
-        <w:instrText xml:space="preserve"> SEQ Рисунок \* ARABIC \s 1 </w:instrText>
-      </w:r>
-      <w:r>
-        <w:fldChar w:fldCharType="separate"/>
-      </w:r>
-      <w:r>
-        <w:rPr>
-          <w:noProof/>
-        </w:rPr>
-        <w:t>17</w:t>
-      </w:r>
-      <w:r>
-        <w:fldChar w:fldCharType="end"/>
-      </w:r>
+      <w:fldSimple w:instr=" SEQ Рисунок \* ARABIC \s 1 ">
+        <w:r>
+          <w:rPr>
+            <w:noProof/>
+          </w:rPr>
+          <w:t>17</w:t>
+        </w:r>
+      </w:fldSimple>
       <w:bookmarkEnd w:id="43"/>
       <w:r>
         <w:t xml:space="preserve"> – Проверка значимости множественных коэффициентов</w:t>
@@ -11493,8 +10728,9 @@
       <w:pPr>
         <w:pStyle w:val="2"/>
       </w:pPr>
-      <w:bookmarkStart w:id="44" w:name="_Toc244139799"/>
-      <w:r>
+      <w:bookmarkStart w:id="44" w:name="_Toc244177028"/>
+      <w:r>
+        <w:lastRenderedPageBreak/>
         <w:t>Задание 5 – Интерпретация</w:t>
       </w:r>
       <w:bookmarkEnd w:id="44"/>
@@ -11506,12 +10742,2026 @@
       <w:pPr>
         <w:pStyle w:val="a4"/>
       </w:pPr>
+      <w:r>
+        <w:t>Парные коэффициенты корреляции – большинство связей между показателями являются слабыми, исключая:</w:t>
+      </w:r>
     </w:p>
     <w:p>
       <w:pPr>
+        <w:pStyle w:val="a4"/>
+        <w:numPr>
+          <w:ilvl w:val="0"/>
+          <w:numId w:val="12"/>
+        </w:numPr>
+      </w:pPr>
+      <m:oMath>
+        <m:sSub>
+          <m:sSubPr>
+            <m:ctrlPr>
+              <w:rPr>
+                <w:rFonts w:ascii="Cambria Math" w:hAnsi="Cambria Math"/>
+                <w:i/>
+                <w:lang w:val="en-US"/>
+              </w:rPr>
+            </m:ctrlPr>
+          </m:sSubPr>
+          <m:e>
+            <m:r>
+              <w:rPr>
+                <w:rFonts w:ascii="Cambria Math" w:hAnsi="Cambria Math"/>
+              </w:rPr>
+              <m:t>r</m:t>
+            </m:r>
+            <m:ctrlPr>
+              <w:rPr>
+                <w:rFonts w:ascii="Cambria Math" w:hAnsi="Cambria Math"/>
+                <w:i/>
+              </w:rPr>
+            </m:ctrlPr>
+          </m:e>
+          <m:sub>
+            <m:r>
+              <w:rPr>
+                <w:rFonts w:ascii="Cambria Math" w:hAnsi="Cambria Math"/>
+              </w:rPr>
+              <m:t>2,6</m:t>
+            </m:r>
+          </m:sub>
+        </m:sSub>
+        <m:r>
+          <w:rPr>
+            <w:rFonts w:ascii="Cambria Math" w:hAnsi="Cambria Math"/>
+          </w:rPr>
+          <m:t>≈-0,94</m:t>
+        </m:r>
+      </m:oMath>
+      <w:r>
+        <w:t xml:space="preserve"> –</w:t>
+      </w:r>
+      <w:r>
+        <w:t xml:space="preserve"> </w:t>
+      </w:r>
+      <w:r>
+        <w:t>сильная отрицательная связь</w:t>
+      </w:r>
+      <w:r>
+        <w:t>;</w:t>
+      </w:r>
+    </w:p>
+    <w:p>
+      <w:pPr>
+        <w:pStyle w:val="a4"/>
+        <w:numPr>
+          <w:ilvl w:val="0"/>
+          <w:numId w:val="12"/>
+        </w:numPr>
+      </w:pPr>
+      <m:oMath>
+        <m:sSub>
+          <m:sSubPr>
+            <m:ctrlPr>
+              <w:rPr>
+                <w:rFonts w:ascii="Cambria Math" w:hAnsi="Cambria Math"/>
+                <w:i/>
+                <w:lang w:val="en-US"/>
+              </w:rPr>
+            </m:ctrlPr>
+          </m:sSubPr>
+          <m:e>
+            <m:r>
+              <w:rPr>
+                <w:rFonts w:ascii="Cambria Math" w:hAnsi="Cambria Math"/>
+              </w:rPr>
+              <m:t>r</m:t>
+            </m:r>
+            <m:ctrlPr>
+              <w:rPr>
+                <w:rFonts w:ascii="Cambria Math" w:hAnsi="Cambria Math"/>
+                <w:i/>
+              </w:rPr>
+            </m:ctrlPr>
+          </m:e>
+          <m:sub>
+            <m:r>
+              <w:rPr>
+                <w:rFonts w:ascii="Cambria Math" w:hAnsi="Cambria Math"/>
+              </w:rPr>
+              <m:t>3</m:t>
+            </m:r>
+            <m:r>
+              <w:rPr>
+                <w:rFonts w:ascii="Cambria Math" w:hAnsi="Cambria Math"/>
+              </w:rPr>
+              <m:t>,</m:t>
+            </m:r>
+            <m:r>
+              <w:rPr>
+                <w:rFonts w:ascii="Cambria Math" w:hAnsi="Cambria Math"/>
+              </w:rPr>
+              <m:t>4</m:t>
+            </m:r>
+          </m:sub>
+        </m:sSub>
+        <m:r>
+          <w:rPr>
+            <w:rFonts w:ascii="Cambria Math" w:hAnsi="Cambria Math"/>
+          </w:rPr>
+          <m:t>≈0</m:t>
+        </m:r>
+        <m:r>
+          <w:rPr>
+            <w:rFonts w:ascii="Cambria Math" w:hAnsi="Cambria Math"/>
+          </w:rPr>
+          <m:t>,</m:t>
+        </m:r>
+        <m:r>
+          <w:rPr>
+            <w:rFonts w:ascii="Cambria Math" w:hAnsi="Cambria Math"/>
+          </w:rPr>
+          <m:t>43</m:t>
+        </m:r>
+      </m:oMath>
+      <w:r>
+        <w:t xml:space="preserve"> </w:t>
+      </w:r>
+      <w:r>
+        <w:t>–</w:t>
+      </w:r>
+      <w:r>
+        <w:t xml:space="preserve"> </w:t>
+      </w:r>
+      <w:r>
+        <w:t xml:space="preserve">умеренная </w:t>
+      </w:r>
+      <w:r>
+        <w:t>положительная</w:t>
+      </w:r>
+      <w:r>
+        <w:t xml:space="preserve"> связь</w:t>
+      </w:r>
+      <w:r>
+        <w:t>;</w:t>
+      </w:r>
+    </w:p>
+    <w:p>
+      <w:pPr>
+        <w:pStyle w:val="a4"/>
+        <w:numPr>
+          <w:ilvl w:val="0"/>
+          <w:numId w:val="12"/>
+        </w:numPr>
+      </w:pPr>
+      <m:oMath>
+        <m:sSub>
+          <m:sSubPr>
+            <m:ctrlPr>
+              <w:rPr>
+                <w:rFonts w:ascii="Cambria Math" w:hAnsi="Cambria Math"/>
+                <w:i/>
+                <w:lang w:val="en-US"/>
+              </w:rPr>
+            </m:ctrlPr>
+          </m:sSubPr>
+          <m:e>
+            <m:r>
+              <w:rPr>
+                <w:rFonts w:ascii="Cambria Math" w:hAnsi="Cambria Math"/>
+              </w:rPr>
+              <m:t>r</m:t>
+            </m:r>
+            <m:ctrlPr>
+              <w:rPr>
+                <w:rFonts w:ascii="Cambria Math" w:hAnsi="Cambria Math"/>
+                <w:i/>
+              </w:rPr>
+            </m:ctrlPr>
+          </m:e>
+          <m:sub>
+            <m:r>
+              <w:rPr>
+                <w:rFonts w:ascii="Cambria Math" w:hAnsi="Cambria Math"/>
+              </w:rPr>
+              <m:t>4</m:t>
+            </m:r>
+            <m:r>
+              <w:rPr>
+                <w:rFonts w:ascii="Cambria Math" w:hAnsi="Cambria Math"/>
+              </w:rPr>
+              <m:t>,</m:t>
+            </m:r>
+            <m:r>
+              <w:rPr>
+                <w:rFonts w:ascii="Cambria Math" w:hAnsi="Cambria Math"/>
+              </w:rPr>
+              <m:t>5</m:t>
+            </m:r>
+          </m:sub>
+        </m:sSub>
+        <m:r>
+          <w:rPr>
+            <w:rFonts w:ascii="Cambria Math" w:hAnsi="Cambria Math"/>
+          </w:rPr>
+          <m:t>≈-0,51</m:t>
+        </m:r>
+      </m:oMath>
+      <w:r>
+        <w:t xml:space="preserve"> </w:t>
+      </w:r>
+      <w:r>
+        <w:t>–</w:t>
+      </w:r>
+      <w:r>
+        <w:t xml:space="preserve"> </w:t>
+      </w:r>
+      <w:r>
+        <w:t>умеренная отрицательная связь</w:t>
+      </w:r>
+      <w:r>
+        <w:t>.</w:t>
+      </w:r>
+    </w:p>
+    <w:p>
+      <w:pPr>
+        <w:pStyle w:val="a4"/>
+      </w:pPr>
+      <w:r>
+        <w:t>Частные коэффициенты корреляции</w:t>
+      </w:r>
+      <w:r>
+        <w:t xml:space="preserve"> примерно повторяют парные </w:t>
+      </w:r>
+      <w:r>
+        <w:t>коэффициенты</w:t>
+      </w:r>
+      <w:r>
+        <w:t>, значимыми являются</w:t>
+      </w:r>
+      <w:r>
+        <w:t>:</w:t>
+      </w:r>
+    </w:p>
+    <w:p>
+      <w:pPr>
+        <w:pStyle w:val="a4"/>
+        <w:numPr>
+          <w:ilvl w:val="0"/>
+          <w:numId w:val="13"/>
+        </w:numPr>
+      </w:pPr>
+      <m:oMath>
+        <m:sSub>
+          <m:sSubPr>
+            <m:ctrlPr>
+              <w:rPr>
+                <w:rFonts w:ascii="Cambria Math" w:hAnsi="Cambria Math"/>
+              </w:rPr>
+            </m:ctrlPr>
+          </m:sSubPr>
+          <m:e>
+            <m:r>
+              <w:rPr>
+                <w:rFonts w:ascii="Cambria Math" w:hAnsi="Cambria Math"/>
+              </w:rPr>
+              <m:t>r</m:t>
+            </m:r>
+          </m:e>
+          <m:sub>
+            <m:r>
+              <m:rPr>
+                <m:sty m:val="p"/>
+              </m:rPr>
+              <w:rPr>
+                <w:rFonts w:ascii="Cambria Math" w:hAnsi="Cambria Math"/>
+              </w:rPr>
+              <m:t>2,6</m:t>
+            </m:r>
+            <m:r>
+              <m:rPr>
+                <m:sty m:val="p"/>
+              </m:rPr>
+              <w:rPr>
+                <w:rFonts w:ascii="Cambria Math" w:hAnsi="Cambria Math"/>
+              </w:rPr>
+              <m:t>/ост.</m:t>
+            </m:r>
+          </m:sub>
+        </m:sSub>
+        <m:r>
+          <m:rPr>
+            <m:sty m:val="p"/>
+          </m:rPr>
+          <w:rPr>
+            <w:rFonts w:ascii="Cambria Math" w:hAnsi="Cambria Math"/>
+          </w:rPr>
+          <m:t>≈-0,94</m:t>
+        </m:r>
+      </m:oMath>
+      <w:r>
+        <w:t xml:space="preserve"> – </w:t>
+      </w:r>
+      <w:r>
+        <w:t>чем выше «удельный вес рабочих в составе ППП», тем ниже «непроизводственные расходы»;</w:t>
+      </w:r>
+    </w:p>
+    <w:p>
+      <w:pPr>
+        <w:pStyle w:val="a4"/>
+        <w:numPr>
+          <w:ilvl w:val="0"/>
+          <w:numId w:val="13"/>
+        </w:numPr>
+      </w:pPr>
+      <m:oMath>
+        <m:sSub>
+          <m:sSubPr>
+            <m:ctrlPr>
+              <w:rPr>
+                <w:rFonts w:ascii="Cambria Math" w:hAnsi="Cambria Math"/>
+              </w:rPr>
+            </m:ctrlPr>
+          </m:sSubPr>
+          <m:e>
+            <m:r>
+              <w:rPr>
+                <w:rFonts w:ascii="Cambria Math" w:hAnsi="Cambria Math"/>
+              </w:rPr>
+              <m:t>r</m:t>
+            </m:r>
+          </m:e>
+          <m:sub>
+            <m:r>
+              <m:rPr>
+                <m:sty m:val="p"/>
+              </m:rPr>
+              <w:rPr>
+                <w:rFonts w:ascii="Cambria Math" w:hAnsi="Cambria Math"/>
+              </w:rPr>
+              <m:t>3,4/ост.</m:t>
+            </m:r>
+          </m:sub>
+        </m:sSub>
+        <m:r>
+          <m:rPr>
+            <m:sty m:val="p"/>
+          </m:rPr>
+          <w:rPr>
+            <w:rFonts w:ascii="Cambria Math" w:hAnsi="Cambria Math"/>
+          </w:rPr>
+          <m:t>≈0,4</m:t>
+        </m:r>
+        <m:r>
+          <m:rPr>
+            <m:sty m:val="p"/>
+          </m:rPr>
+          <w:rPr>
+            <w:rFonts w:ascii="Cambria Math" w:hAnsi="Cambria Math"/>
+          </w:rPr>
+          <m:t>6</m:t>
+        </m:r>
+      </m:oMath>
+      <w:r>
+        <w:t xml:space="preserve"> – </w:t>
+      </w:r>
+      <w:r>
+        <w:t xml:space="preserve">больший «удельный вес покупных изделий» </w:t>
+      </w:r>
+      <w:r>
+        <w:t>связан</w:t>
+      </w:r>
+      <w:r>
+        <w:t xml:space="preserve"> </w:t>
+      </w:r>
+      <w:r>
+        <w:t>с</w:t>
+      </w:r>
+      <w:r>
+        <w:t xml:space="preserve"> большей «фондоотдач</w:t>
+      </w:r>
+      <w:r>
+        <w:t>ей</w:t>
+      </w:r>
+      <w:r>
+        <w:t>»;</w:t>
+      </w:r>
+    </w:p>
+    <w:p>
+      <w:pPr>
+        <w:pStyle w:val="a4"/>
+        <w:numPr>
+          <w:ilvl w:val="0"/>
+          <w:numId w:val="13"/>
+        </w:numPr>
+      </w:pPr>
+      <m:oMath>
+        <m:sSub>
+          <m:sSubPr>
+            <m:ctrlPr>
+              <w:rPr>
+                <w:rFonts w:ascii="Cambria Math" w:hAnsi="Cambria Math"/>
+              </w:rPr>
+            </m:ctrlPr>
+          </m:sSubPr>
+          <m:e>
+            <m:r>
+              <w:rPr>
+                <w:rFonts w:ascii="Cambria Math" w:hAnsi="Cambria Math"/>
+              </w:rPr>
+              <m:t>r</m:t>
+            </m:r>
+          </m:e>
+          <m:sub>
+            <m:r>
+              <m:rPr>
+                <m:sty m:val="p"/>
+              </m:rPr>
+              <w:rPr>
+                <w:rFonts w:ascii="Cambria Math" w:hAnsi="Cambria Math"/>
+              </w:rPr>
+              <m:t>4,5/ост.</m:t>
+            </m:r>
+          </m:sub>
+        </m:sSub>
+        <m:r>
+          <m:rPr>
+            <m:sty m:val="p"/>
+          </m:rPr>
+          <w:rPr>
+            <w:rFonts w:ascii="Cambria Math" w:hAnsi="Cambria Math"/>
+          </w:rPr>
+          <m:t>≈-0,5</m:t>
+        </m:r>
+        <m:r>
+          <m:rPr>
+            <m:sty m:val="p"/>
+          </m:rPr>
+          <w:rPr>
+            <w:rFonts w:ascii="Cambria Math" w:hAnsi="Cambria Math"/>
+          </w:rPr>
+          <m:t>6</m:t>
+        </m:r>
+      </m:oMath>
+      <w:r>
+        <w:t xml:space="preserve"> </w:t>
+      </w:r>
+      <w:r>
+        <w:t xml:space="preserve">– увеличение «фондоотдачи» </w:t>
+      </w:r>
+      <w:r>
+        <w:t>сопровождается</w:t>
+      </w:r>
+      <w:r>
+        <w:t xml:space="preserve"> снижени</w:t>
+      </w:r>
+      <w:r>
+        <w:t>ем</w:t>
+      </w:r>
+      <w:r>
+        <w:t xml:space="preserve"> «фондовооруженности труда».</w:t>
+      </w:r>
+    </w:p>
+    <w:p>
+      <w:pPr>
+        <w:pStyle w:val="a4"/>
+      </w:pPr>
+      <w:r>
+        <w:t>Множественные коэффициенты корреляции:</w:t>
+      </w:r>
+    </w:p>
+    <w:p>
+      <w:pPr>
+        <w:pStyle w:val="a4"/>
+        <w:numPr>
+          <w:ilvl w:val="0"/>
+          <w:numId w:val="14"/>
+        </w:numPr>
+      </w:pPr>
+      <m:oMath>
+        <m:sSub>
+          <m:sSubPr>
+            <m:ctrlPr>
+              <w:rPr>
+                <w:rFonts w:ascii="Cambria Math" w:hAnsi="Cambria Math"/>
+                <w:i/>
+                <w:lang w:val="en-US"/>
+              </w:rPr>
+            </m:ctrlPr>
+          </m:sSubPr>
+          <m:e>
+            <m:r>
+              <w:rPr>
+                <w:rFonts w:ascii="Cambria Math" w:hAnsi="Cambria Math"/>
+                <w:lang w:val="en-US"/>
+              </w:rPr>
+              <m:t>F</m:t>
+            </m:r>
+          </m:e>
+          <m:sub>
+            <m:r>
+              <w:rPr>
+                <w:rFonts w:ascii="Cambria Math" w:hAnsi="Cambria Math"/>
+              </w:rPr>
+              <m:t>наб</m:t>
+            </m:r>
+            <m:sSub>
+              <m:sSubPr>
+                <m:ctrlPr>
+                  <w:rPr>
+                    <w:rFonts w:ascii="Cambria Math" w:hAnsi="Cambria Math"/>
+                    <w:i/>
+                  </w:rPr>
+                </m:ctrlPr>
+              </m:sSubPr>
+              <m:e>
+                <m:r>
+                  <w:rPr>
+                    <w:rFonts w:ascii="Cambria Math" w:hAnsi="Cambria Math"/>
+                  </w:rPr>
+                  <m:t>л</m:t>
+                </m:r>
+              </m:e>
+              <m:sub>
+                <m:r>
+                  <w:rPr>
+                    <w:rFonts w:ascii="Cambria Math" w:hAnsi="Cambria Math"/>
+                  </w:rPr>
+                  <m:t>1</m:t>
+                </m:r>
+              </m:sub>
+            </m:sSub>
+          </m:sub>
+        </m:sSub>
+        <m:r>
+          <m:rPr>
+            <m:sty m:val="p"/>
+          </m:rPr>
+          <w:rPr>
+            <w:rFonts w:ascii="Cambria Math" w:hAnsi="Cambria Math"/>
+          </w:rPr>
+          <m:t>≈</m:t>
+        </m:r>
+        <m:r>
+          <m:rPr>
+            <m:sty m:val="p"/>
+          </m:rPr>
+          <w:rPr>
+            <w:rFonts w:ascii="Cambria Math" w:hAnsi="Cambria Math"/>
+          </w:rPr>
+          <m:t>1</m:t>
+        </m:r>
+        <m:r>
+          <m:rPr>
+            <m:sty m:val="p"/>
+          </m:rPr>
+          <w:rPr>
+            <w:rFonts w:ascii="Cambria Math" w:hAnsi="Cambria Math"/>
+          </w:rPr>
+          <m:t>,</m:t>
+        </m:r>
+        <m:r>
+          <m:rPr>
+            <m:sty m:val="p"/>
+          </m:rPr>
+          <w:rPr>
+            <w:rFonts w:ascii="Cambria Math" w:hAnsi="Cambria Math"/>
+          </w:rPr>
+          <m:t>062</m:t>
+        </m:r>
+        <m:r>
+          <m:rPr>
+            <m:sty m:val="p"/>
+          </m:rPr>
+          <w:rPr>
+            <w:rFonts w:ascii="Cambria Math" w:hAnsi="Cambria Math"/>
+          </w:rPr>
+          <m:t xml:space="preserve"> </m:t>
+        </m:r>
+        <m:r>
+          <w:rPr>
+            <w:rFonts w:ascii="Cambria Math" w:hAnsi="Cambria Math"/>
+          </w:rPr>
+          <m:t>(</m:t>
+        </m:r>
+        <m:sSub>
+          <m:sSubPr>
+            <m:ctrlPr>
+              <w:rPr>
+                <w:rFonts w:ascii="Cambria Math" w:hAnsi="Cambria Math"/>
+                <w:i/>
+                <w:lang w:val="en-US"/>
+              </w:rPr>
+            </m:ctrlPr>
+          </m:sSubPr>
+          <m:e>
+            <m:r>
+              <w:rPr>
+                <w:rFonts w:ascii="Cambria Math" w:hAnsi="Cambria Math"/>
+                <w:lang w:val="en-US"/>
+              </w:rPr>
+              <m:t>r</m:t>
+            </m:r>
+          </m:e>
+          <m:sub>
+            <m:r>
+              <w:rPr>
+                <w:rFonts w:ascii="Cambria Math" w:hAnsi="Cambria Math"/>
+              </w:rPr>
+              <m:t>1/</m:t>
+            </m:r>
+            <m:r>
+              <w:rPr>
+                <w:rFonts w:ascii="Cambria Math" w:hAnsi="Cambria Math"/>
+              </w:rPr>
+              <m:t>ост.</m:t>
+            </m:r>
+          </m:sub>
+        </m:sSub>
+        <m:r>
+          <w:rPr>
+            <w:rFonts w:ascii="Cambria Math" w:hAnsi="Cambria Math"/>
+          </w:rPr>
+          <m:t xml:space="preserve">= </m:t>
+        </m:r>
+        <m:r>
+          <w:rPr>
+            <w:rFonts w:ascii="Cambria Math" w:hAnsi="Cambria Math"/>
+          </w:rPr>
+          <m:t>0</m:t>
+        </m:r>
+        <m:r>
+          <w:rPr>
+            <w:rFonts w:ascii="Cambria Math" w:hAnsi="Cambria Math"/>
+          </w:rPr>
+          <m:t>,32;</m:t>
+        </m:r>
+        <m:r>
+          <w:rPr>
+            <w:rFonts w:ascii="Cambria Math" w:hAnsi="Cambria Math"/>
+            <w:lang w:val="en-US"/>
+          </w:rPr>
+          <m:t>D</m:t>
+        </m:r>
+        <m:r>
+          <w:rPr>
+            <w:rFonts w:ascii="Cambria Math" w:hAnsi="Cambria Math"/>
+          </w:rPr>
+          <m:t>=</m:t>
+        </m:r>
+        <m:r>
+          <w:rPr>
+            <w:rFonts w:ascii="Cambria Math" w:hAnsi="Cambria Math"/>
+          </w:rPr>
+          <m:t>0</m:t>
+        </m:r>
+        <m:r>
+          <w:rPr>
+            <w:rFonts w:ascii="Cambria Math" w:hAnsi="Cambria Math"/>
+          </w:rPr>
+          <m:t>,</m:t>
+        </m:r>
+        <m:r>
+          <w:rPr>
+            <w:rFonts w:ascii="Cambria Math" w:hAnsi="Cambria Math"/>
+          </w:rPr>
+          <m:t>10</m:t>
+        </m:r>
+        <m:r>
+          <w:rPr>
+            <w:rFonts w:ascii="Cambria Math" w:hAnsi="Cambria Math"/>
+          </w:rPr>
+          <m:t>)</m:t>
+        </m:r>
+      </m:oMath>
+      <w:r>
+        <w:t xml:space="preserve"> </w:t>
+      </w:r>
+      <w:r>
+        <w:t>–</w:t>
+      </w:r>
+      <w:r>
+        <w:t xml:space="preserve"> </w:t>
+      </w:r>
+      <w:r>
+        <w:t>единственный незначимый</w:t>
+      </w:r>
+      <w:r>
+        <w:t>, объясняется всего 10% дисперсии</w:t>
+      </w:r>
+      <w:r>
+        <w:t xml:space="preserve">, </w:t>
+      </w:r>
+      <w:r>
+        <w:t>то есть «</w:t>
+      </w:r>
+      <w:r>
+        <w:t>производительность труда</w:t>
+      </w:r>
+      <w:r>
+        <w:t xml:space="preserve">» </w:t>
+      </w:r>
+      <w:r>
+        <w:t>линейно</w:t>
+      </w:r>
+      <w:r>
+        <w:t xml:space="preserve"> не зависит от остальных признаков</w:t>
+      </w:r>
+      <w:r>
+        <w:t>;</w:t>
+      </w:r>
+    </w:p>
+    <w:p>
+      <w:pPr>
+        <w:pStyle w:val="a4"/>
+        <w:numPr>
+          <w:ilvl w:val="0"/>
+          <w:numId w:val="14"/>
+        </w:numPr>
+      </w:pPr>
+      <m:oMath>
+        <m:sSub>
+          <m:sSubPr>
+            <m:ctrlPr>
+              <w:rPr>
+                <w:rFonts w:ascii="Cambria Math" w:hAnsi="Cambria Math"/>
+                <w:i/>
+                <w:lang w:val="en-US"/>
+              </w:rPr>
+            </m:ctrlPr>
+          </m:sSubPr>
+          <m:e>
+            <m:r>
+              <w:rPr>
+                <w:rFonts w:ascii="Cambria Math" w:hAnsi="Cambria Math"/>
+                <w:lang w:val="en-US"/>
+              </w:rPr>
+              <m:t>F</m:t>
+            </m:r>
+          </m:e>
+          <m:sub>
+            <m:r>
+              <w:rPr>
+                <w:rFonts w:ascii="Cambria Math" w:hAnsi="Cambria Math"/>
+              </w:rPr>
+              <m:t>наб</m:t>
+            </m:r>
+            <m:sSub>
+              <m:sSubPr>
+                <m:ctrlPr>
+                  <w:rPr>
+                    <w:rFonts w:ascii="Cambria Math" w:hAnsi="Cambria Math"/>
+                    <w:i/>
+                  </w:rPr>
+                </m:ctrlPr>
+              </m:sSubPr>
+              <m:e>
+                <m:r>
+                  <w:rPr>
+                    <w:rFonts w:ascii="Cambria Math" w:hAnsi="Cambria Math"/>
+                  </w:rPr>
+                  <m:t>л</m:t>
+                </m:r>
+              </m:e>
+              <m:sub>
+                <m:r>
+                  <w:rPr>
+                    <w:rFonts w:ascii="Cambria Math" w:hAnsi="Cambria Math"/>
+                  </w:rPr>
+                  <m:t>2</m:t>
+                </m:r>
+              </m:sub>
+            </m:sSub>
+          </m:sub>
+        </m:sSub>
+        <m:r>
+          <m:rPr>
+            <m:sty m:val="p"/>
+          </m:rPr>
+          <w:rPr>
+            <w:rFonts w:ascii="Cambria Math" w:hAnsi="Cambria Math"/>
+          </w:rPr>
+          <m:t>≈</m:t>
+        </m:r>
+        <m:r>
+          <m:rPr>
+            <m:sty m:val="p"/>
+          </m:rPr>
+          <w:rPr>
+            <w:rFonts w:ascii="Cambria Math" w:hAnsi="Cambria Math"/>
+          </w:rPr>
+          <m:t>83</m:t>
+        </m:r>
+        <m:r>
+          <m:rPr>
+            <m:sty m:val="p"/>
+          </m:rPr>
+          <w:rPr>
+            <w:rFonts w:ascii="Cambria Math" w:hAnsi="Cambria Math"/>
+          </w:rPr>
+          <m:t>,</m:t>
+        </m:r>
+        <m:r>
+          <m:rPr>
+            <m:sty m:val="p"/>
+          </m:rPr>
+          <w:rPr>
+            <w:rFonts w:ascii="Cambria Math" w:hAnsi="Cambria Math"/>
+          </w:rPr>
+          <m:t>760</m:t>
+        </m:r>
+        <m:r>
+          <m:rPr>
+            <m:sty m:val="p"/>
+          </m:rPr>
+          <w:rPr>
+            <w:rFonts w:ascii="Cambria Math" w:hAnsi="Cambria Math"/>
+          </w:rPr>
+          <m:t xml:space="preserve"> </m:t>
+        </m:r>
+        <m:r>
+          <w:rPr>
+            <w:rFonts w:ascii="Cambria Math" w:hAnsi="Cambria Math"/>
+          </w:rPr>
+          <m:t>(</m:t>
+        </m:r>
+        <m:sSub>
+          <m:sSubPr>
+            <m:ctrlPr>
+              <w:rPr>
+                <w:rFonts w:ascii="Cambria Math" w:hAnsi="Cambria Math"/>
+                <w:i/>
+                <w:lang w:val="en-US"/>
+              </w:rPr>
+            </m:ctrlPr>
+          </m:sSubPr>
+          <m:e>
+            <m:r>
+              <w:rPr>
+                <w:rFonts w:ascii="Cambria Math" w:hAnsi="Cambria Math"/>
+                <w:lang w:val="en-US"/>
+              </w:rPr>
+              <m:t>r</m:t>
+            </m:r>
+          </m:e>
+          <m:sub>
+            <m:r>
+              <w:rPr>
+                <w:rFonts w:ascii="Cambria Math" w:hAnsi="Cambria Math"/>
+              </w:rPr>
+              <m:t>1/</m:t>
+            </m:r>
+            <m:r>
+              <w:rPr>
+                <w:rFonts w:ascii="Cambria Math" w:hAnsi="Cambria Math"/>
+              </w:rPr>
+              <m:t>ост.</m:t>
+            </m:r>
+          </m:sub>
+        </m:sSub>
+        <m:r>
+          <w:rPr>
+            <w:rFonts w:ascii="Cambria Math" w:hAnsi="Cambria Math"/>
+          </w:rPr>
+          <m:t xml:space="preserve">= </m:t>
+        </m:r>
+        <m:r>
+          <w:rPr>
+            <w:rFonts w:ascii="Cambria Math" w:hAnsi="Cambria Math"/>
+          </w:rPr>
+          <m:t>0</m:t>
+        </m:r>
+        <m:r>
+          <w:rPr>
+            <w:rFonts w:ascii="Cambria Math" w:hAnsi="Cambria Math"/>
+          </w:rPr>
+          <m:t>,</m:t>
+        </m:r>
+        <m:r>
+          <w:rPr>
+            <w:rFonts w:ascii="Cambria Math" w:hAnsi="Cambria Math"/>
+          </w:rPr>
+          <m:t>9</m:t>
+        </m:r>
+        <m:r>
+          <w:rPr>
+            <w:rFonts w:ascii="Cambria Math" w:hAnsi="Cambria Math"/>
+          </w:rPr>
+          <m:t>5</m:t>
+        </m:r>
+        <m:r>
+          <w:rPr>
+            <w:rFonts w:ascii="Cambria Math" w:hAnsi="Cambria Math"/>
+          </w:rPr>
+          <m:t>;</m:t>
+        </m:r>
+        <m:r>
+          <w:rPr>
+            <w:rFonts w:ascii="Cambria Math" w:hAnsi="Cambria Math"/>
+            <w:lang w:val="en-US"/>
+          </w:rPr>
+          <m:t>D</m:t>
+        </m:r>
+        <m:r>
+          <w:rPr>
+            <w:rFonts w:ascii="Cambria Math" w:hAnsi="Cambria Math"/>
+          </w:rPr>
+          <m:t>=</m:t>
+        </m:r>
+        <m:r>
+          <w:rPr>
+            <w:rFonts w:ascii="Cambria Math" w:hAnsi="Cambria Math"/>
+          </w:rPr>
+          <m:t>0</m:t>
+        </m:r>
+        <m:r>
+          <w:rPr>
+            <w:rFonts w:ascii="Cambria Math" w:hAnsi="Cambria Math"/>
+          </w:rPr>
+          <m:t>,9</m:t>
+        </m:r>
+        <m:r>
+          <w:rPr>
+            <w:rFonts w:ascii="Cambria Math" w:hAnsi="Cambria Math"/>
+          </w:rPr>
+          <m:t>0</m:t>
+        </m:r>
+        <m:r>
+          <w:rPr>
+            <w:rFonts w:ascii="Cambria Math" w:hAnsi="Cambria Math"/>
+          </w:rPr>
+          <m:t>)</m:t>
+        </m:r>
+      </m:oMath>
+      <w:r>
+        <w:t xml:space="preserve"> </w:t>
+      </w:r>
+      <w:r>
+        <w:t>– «</w:t>
+      </w:r>
+      <w:r>
+        <w:t xml:space="preserve">удельный вес рабочих в составе </w:t>
+      </w:r>
+      <w:r>
+        <w:t>П</w:t>
+      </w:r>
+      <w:r>
+        <w:t>ПП</w:t>
+      </w:r>
+      <w:r>
+        <w:t>» почти полностью объясняется</w:t>
+      </w:r>
+      <w:r>
+        <w:t xml:space="preserve"> (90%)</w:t>
+      </w:r>
+      <w:r>
+        <w:t xml:space="preserve"> остальными показателями (парный с «</w:t>
+      </w:r>
+      <w:r>
+        <w:t>непроизводственны</w:t>
+      </w:r>
+      <w:r>
+        <w:t>ми</w:t>
+      </w:r>
+      <w:r>
+        <w:t xml:space="preserve"> расход</w:t>
+      </w:r>
+      <w:r>
+        <w:t>ами</w:t>
+      </w:r>
+      <w:r>
+        <w:t>»)</w:t>
+      </w:r>
+      <w:r>
+        <w:t>;</w:t>
+      </w:r>
+    </w:p>
+    <w:p>
+      <w:pPr>
+        <w:pStyle w:val="a4"/>
+        <w:numPr>
+          <w:ilvl w:val="0"/>
+          <w:numId w:val="14"/>
+        </w:numPr>
+      </w:pPr>
+      <m:oMath>
+        <m:sSub>
+          <m:sSubPr>
+            <m:ctrlPr>
+              <w:rPr>
+                <w:rFonts w:ascii="Cambria Math" w:hAnsi="Cambria Math"/>
+                <w:i/>
+                <w:lang w:val="en-US"/>
+              </w:rPr>
+            </m:ctrlPr>
+          </m:sSubPr>
+          <m:e>
+            <m:r>
+              <w:rPr>
+                <w:rFonts w:ascii="Cambria Math" w:hAnsi="Cambria Math"/>
+                <w:lang w:val="en-US"/>
+              </w:rPr>
+              <m:t>F</m:t>
+            </m:r>
+          </m:e>
+          <m:sub>
+            <m:r>
+              <w:rPr>
+                <w:rFonts w:ascii="Cambria Math" w:hAnsi="Cambria Math"/>
+              </w:rPr>
+              <m:t>наб</m:t>
+            </m:r>
+            <m:sSub>
+              <m:sSubPr>
+                <m:ctrlPr>
+                  <w:rPr>
+                    <w:rFonts w:ascii="Cambria Math" w:hAnsi="Cambria Math"/>
+                    <w:i/>
+                  </w:rPr>
+                </m:ctrlPr>
+              </m:sSubPr>
+              <m:e>
+                <m:r>
+                  <w:rPr>
+                    <w:rFonts w:ascii="Cambria Math" w:hAnsi="Cambria Math"/>
+                  </w:rPr>
+                  <m:t>л</m:t>
+                </m:r>
+              </m:e>
+              <m:sub>
+                <m:r>
+                  <w:rPr>
+                    <w:rFonts w:ascii="Cambria Math" w:hAnsi="Cambria Math"/>
+                  </w:rPr>
+                  <m:t>3</m:t>
+                </m:r>
+              </m:sub>
+            </m:sSub>
+          </m:sub>
+        </m:sSub>
+        <m:r>
+          <m:rPr>
+            <m:sty m:val="p"/>
+          </m:rPr>
+          <w:rPr>
+            <w:rFonts w:ascii="Cambria Math" w:hAnsi="Cambria Math"/>
+          </w:rPr>
+          <m:t>≈</m:t>
+        </m:r>
+        <m:r>
+          <m:rPr>
+            <m:sty m:val="p"/>
+          </m:rPr>
+          <w:rPr>
+            <w:rFonts w:ascii="Cambria Math" w:hAnsi="Cambria Math"/>
+          </w:rPr>
+          <m:t>3</m:t>
+        </m:r>
+        <m:r>
+          <m:rPr>
+            <m:sty m:val="p"/>
+          </m:rPr>
+          <w:rPr>
+            <w:rFonts w:ascii="Cambria Math" w:hAnsi="Cambria Math"/>
+          </w:rPr>
+          <m:t>,</m:t>
+        </m:r>
+        <m:r>
+          <m:rPr>
+            <m:sty m:val="p"/>
+          </m:rPr>
+          <w:rPr>
+            <w:rFonts w:ascii="Cambria Math" w:hAnsi="Cambria Math"/>
+          </w:rPr>
+          <m:t>561</m:t>
+        </m:r>
+        <m:r>
+          <m:rPr>
+            <m:sty m:val="p"/>
+          </m:rPr>
+          <w:rPr>
+            <w:rFonts w:ascii="Cambria Math" w:hAnsi="Cambria Math"/>
+          </w:rPr>
+          <m:t xml:space="preserve"> </m:t>
+        </m:r>
+        <m:r>
+          <w:rPr>
+            <w:rFonts w:ascii="Cambria Math" w:hAnsi="Cambria Math"/>
+          </w:rPr>
+          <m:t>(</m:t>
+        </m:r>
+        <m:sSub>
+          <m:sSubPr>
+            <m:ctrlPr>
+              <w:rPr>
+                <w:rFonts w:ascii="Cambria Math" w:hAnsi="Cambria Math"/>
+                <w:i/>
+                <w:lang w:val="en-US"/>
+              </w:rPr>
+            </m:ctrlPr>
+          </m:sSubPr>
+          <m:e>
+            <m:r>
+              <w:rPr>
+                <w:rFonts w:ascii="Cambria Math" w:hAnsi="Cambria Math"/>
+                <w:lang w:val="en-US"/>
+              </w:rPr>
+              <m:t>r</m:t>
+            </m:r>
+          </m:e>
+          <m:sub>
+            <m:r>
+              <w:rPr>
+                <w:rFonts w:ascii="Cambria Math" w:hAnsi="Cambria Math"/>
+              </w:rPr>
+              <m:t>1/</m:t>
+            </m:r>
+            <m:r>
+              <w:rPr>
+                <w:rFonts w:ascii="Cambria Math" w:hAnsi="Cambria Math"/>
+              </w:rPr>
+              <m:t>ост.</m:t>
+            </m:r>
+          </m:sub>
+        </m:sSub>
+        <m:r>
+          <w:rPr>
+            <w:rFonts w:ascii="Cambria Math" w:hAnsi="Cambria Math"/>
+          </w:rPr>
+          <m:t xml:space="preserve">= </m:t>
+        </m:r>
+        <m:r>
+          <w:rPr>
+            <w:rFonts w:ascii="Cambria Math" w:hAnsi="Cambria Math"/>
+          </w:rPr>
+          <m:t>0</m:t>
+        </m:r>
+        <m:r>
+          <w:rPr>
+            <w:rFonts w:ascii="Cambria Math" w:hAnsi="Cambria Math"/>
+          </w:rPr>
+          <m:t>,</m:t>
+        </m:r>
+        <m:r>
+          <w:rPr>
+            <w:rFonts w:ascii="Cambria Math" w:hAnsi="Cambria Math"/>
+          </w:rPr>
+          <m:t>5</m:t>
+        </m:r>
+        <m:r>
+          <w:rPr>
+            <w:rFonts w:ascii="Cambria Math" w:hAnsi="Cambria Math"/>
+          </w:rPr>
+          <m:t>2</m:t>
+        </m:r>
+        <m:r>
+          <w:rPr>
+            <w:rFonts w:ascii="Cambria Math" w:hAnsi="Cambria Math"/>
+          </w:rPr>
+          <m:t>;</m:t>
+        </m:r>
+        <m:r>
+          <w:rPr>
+            <w:rFonts w:ascii="Cambria Math" w:hAnsi="Cambria Math"/>
+            <w:lang w:val="en-US"/>
+          </w:rPr>
+          <m:t>D</m:t>
+        </m:r>
+        <m:r>
+          <w:rPr>
+            <w:rFonts w:ascii="Cambria Math" w:hAnsi="Cambria Math"/>
+          </w:rPr>
+          <m:t>=</m:t>
+        </m:r>
+        <m:r>
+          <w:rPr>
+            <w:rFonts w:ascii="Cambria Math" w:hAnsi="Cambria Math"/>
+          </w:rPr>
+          <m:t>0</m:t>
+        </m:r>
+        <m:r>
+          <w:rPr>
+            <w:rFonts w:ascii="Cambria Math" w:hAnsi="Cambria Math"/>
+          </w:rPr>
+          <m:t>,2</m:t>
+        </m:r>
+        <m:r>
+          <w:rPr>
+            <w:rFonts w:ascii="Cambria Math" w:hAnsi="Cambria Math"/>
+          </w:rPr>
+          <m:t>7</m:t>
+        </m:r>
+        <m:r>
+          <w:rPr>
+            <w:rFonts w:ascii="Cambria Math" w:hAnsi="Cambria Math"/>
+          </w:rPr>
+          <m:t>)</m:t>
+        </m:r>
+      </m:oMath>
+      <w:r>
+        <w:t xml:space="preserve"> </w:t>
+      </w:r>
+      <w:r>
+        <w:t>–</w:t>
+      </w:r>
+      <w:r>
+        <w:t xml:space="preserve"> </w:t>
+      </w:r>
+      <w:r>
+        <w:t>«</w:t>
+      </w:r>
+      <w:r>
+        <w:t>удельный вес покупных изделий</w:t>
+      </w:r>
+      <w:r>
+        <w:t>» слабо зависит от остальных признаков</w:t>
+      </w:r>
+      <w:r>
+        <w:t xml:space="preserve"> (объяснено 27%)</w:t>
+      </w:r>
+      <w:r>
+        <w:t>;</w:t>
+      </w:r>
+    </w:p>
+    <w:p>
+      <w:pPr>
+        <w:pStyle w:val="a4"/>
+        <w:numPr>
+          <w:ilvl w:val="0"/>
+          <w:numId w:val="14"/>
+        </w:numPr>
+      </w:pPr>
+      <m:oMath>
+        <m:sSub>
+          <m:sSubPr>
+            <m:ctrlPr>
+              <w:rPr>
+                <w:rFonts w:ascii="Cambria Math" w:hAnsi="Cambria Math"/>
+                <w:i/>
+                <w:lang w:val="en-US"/>
+              </w:rPr>
+            </m:ctrlPr>
+          </m:sSubPr>
+          <m:e>
+            <m:r>
+              <w:rPr>
+                <w:rFonts w:ascii="Cambria Math" w:hAnsi="Cambria Math"/>
+                <w:lang w:val="en-US"/>
+              </w:rPr>
+              <m:t>F</m:t>
+            </m:r>
+          </m:e>
+          <m:sub>
+            <m:r>
+              <w:rPr>
+                <w:rFonts w:ascii="Cambria Math" w:hAnsi="Cambria Math"/>
+              </w:rPr>
+              <m:t>наб</m:t>
+            </m:r>
+            <m:sSub>
+              <m:sSubPr>
+                <m:ctrlPr>
+                  <w:rPr>
+                    <w:rFonts w:ascii="Cambria Math" w:hAnsi="Cambria Math"/>
+                    <w:i/>
+                  </w:rPr>
+                </m:ctrlPr>
+              </m:sSubPr>
+              <m:e>
+                <m:r>
+                  <w:rPr>
+                    <w:rFonts w:ascii="Cambria Math" w:hAnsi="Cambria Math"/>
+                  </w:rPr>
+                  <m:t>л</m:t>
+                </m:r>
+              </m:e>
+              <m:sub>
+                <m:r>
+                  <w:rPr>
+                    <w:rFonts w:ascii="Cambria Math" w:hAnsi="Cambria Math"/>
+                  </w:rPr>
+                  <m:t>4</m:t>
+                </m:r>
+              </m:sub>
+            </m:sSub>
+          </m:sub>
+        </m:sSub>
+        <m:r>
+          <m:rPr>
+            <m:sty m:val="p"/>
+          </m:rPr>
+          <w:rPr>
+            <w:rFonts w:ascii="Cambria Math" w:hAnsi="Cambria Math"/>
+          </w:rPr>
+          <m:t>≈</m:t>
+        </m:r>
+        <m:r>
+          <m:rPr>
+            <m:sty m:val="p"/>
+          </m:rPr>
+          <w:rPr>
+            <w:rFonts w:ascii="Cambria Math" w:hAnsi="Cambria Math"/>
+          </w:rPr>
+          <m:t>7</m:t>
+        </m:r>
+        <m:r>
+          <m:rPr>
+            <m:sty m:val="p"/>
+          </m:rPr>
+          <w:rPr>
+            <w:rFonts w:ascii="Cambria Math" w:hAnsi="Cambria Math"/>
+          </w:rPr>
+          <m:t>,</m:t>
+        </m:r>
+        <m:r>
+          <m:rPr>
+            <m:sty m:val="p"/>
+          </m:rPr>
+          <w:rPr>
+            <w:rFonts w:ascii="Cambria Math" w:hAnsi="Cambria Math"/>
+          </w:rPr>
+          <m:t>617</m:t>
+        </m:r>
+        <m:r>
+          <m:rPr>
+            <m:sty m:val="p"/>
+          </m:rPr>
+          <w:rPr>
+            <w:rFonts w:ascii="Cambria Math" w:hAnsi="Cambria Math"/>
+          </w:rPr>
+          <m:t xml:space="preserve"> </m:t>
+        </m:r>
+        <m:r>
+          <w:rPr>
+            <w:rFonts w:ascii="Cambria Math" w:hAnsi="Cambria Math"/>
+          </w:rPr>
+          <m:t>(</m:t>
+        </m:r>
+        <m:sSub>
+          <m:sSubPr>
+            <m:ctrlPr>
+              <w:rPr>
+                <w:rFonts w:ascii="Cambria Math" w:hAnsi="Cambria Math"/>
+                <w:i/>
+                <w:lang w:val="en-US"/>
+              </w:rPr>
+            </m:ctrlPr>
+          </m:sSubPr>
+          <m:e>
+            <m:r>
+              <w:rPr>
+                <w:rFonts w:ascii="Cambria Math" w:hAnsi="Cambria Math"/>
+                <w:lang w:val="en-US"/>
+              </w:rPr>
+              <m:t>r</m:t>
+            </m:r>
+          </m:e>
+          <m:sub>
+            <m:r>
+              <w:rPr>
+                <w:rFonts w:ascii="Cambria Math" w:hAnsi="Cambria Math"/>
+              </w:rPr>
+              <m:t>1/</m:t>
+            </m:r>
+            <m:r>
+              <w:rPr>
+                <w:rFonts w:ascii="Cambria Math" w:hAnsi="Cambria Math"/>
+              </w:rPr>
+              <m:t>ост.</m:t>
+            </m:r>
+          </m:sub>
+        </m:sSub>
+        <m:r>
+          <w:rPr>
+            <w:rFonts w:ascii="Cambria Math" w:hAnsi="Cambria Math"/>
+          </w:rPr>
+          <m:t xml:space="preserve">= </m:t>
+        </m:r>
+        <m:r>
+          <w:rPr>
+            <w:rFonts w:ascii="Cambria Math" w:hAnsi="Cambria Math"/>
+          </w:rPr>
+          <m:t>0</m:t>
+        </m:r>
+        <m:r>
+          <w:rPr>
+            <w:rFonts w:ascii="Cambria Math" w:hAnsi="Cambria Math"/>
+          </w:rPr>
+          <m:t>,</m:t>
+        </m:r>
+        <m:r>
+          <w:rPr>
+            <w:rFonts w:ascii="Cambria Math" w:hAnsi="Cambria Math"/>
+          </w:rPr>
+          <m:t>6</m:t>
+        </m:r>
+        <m:r>
+          <w:rPr>
+            <w:rFonts w:ascii="Cambria Math" w:hAnsi="Cambria Math"/>
+          </w:rPr>
+          <m:t>7</m:t>
+        </m:r>
+        <m:r>
+          <w:rPr>
+            <w:rFonts w:ascii="Cambria Math" w:hAnsi="Cambria Math"/>
+          </w:rPr>
+          <m:t>;</m:t>
+        </m:r>
+        <m:r>
+          <w:rPr>
+            <w:rFonts w:ascii="Cambria Math" w:hAnsi="Cambria Math"/>
+            <w:lang w:val="en-US"/>
+          </w:rPr>
+          <m:t>D</m:t>
+        </m:r>
+        <m:r>
+          <w:rPr>
+            <w:rFonts w:ascii="Cambria Math" w:hAnsi="Cambria Math"/>
+          </w:rPr>
+          <m:t>=</m:t>
+        </m:r>
+        <m:r>
+          <w:rPr>
+            <w:rFonts w:ascii="Cambria Math" w:hAnsi="Cambria Math"/>
+          </w:rPr>
+          <m:t>0,</m:t>
+        </m:r>
+        <m:r>
+          <w:rPr>
+            <w:rFonts w:ascii="Cambria Math" w:hAnsi="Cambria Math"/>
+          </w:rPr>
+          <m:t>4</m:t>
+        </m:r>
+        <m:r>
+          <w:rPr>
+            <w:rFonts w:ascii="Cambria Math" w:hAnsi="Cambria Math"/>
+          </w:rPr>
+          <m:t>5</m:t>
+        </m:r>
+        <m:r>
+          <w:rPr>
+            <w:rFonts w:ascii="Cambria Math" w:hAnsi="Cambria Math"/>
+          </w:rPr>
+          <m:t>)</m:t>
+        </m:r>
+      </m:oMath>
+      <w:r>
+        <w:t xml:space="preserve"> </w:t>
+      </w:r>
+      <w:r>
+        <w:t>–</w:t>
+      </w:r>
+      <w:r>
+        <w:t xml:space="preserve"> </w:t>
+      </w:r>
+      <w:r>
+        <w:t>«</w:t>
+      </w:r>
+      <w:r>
+        <w:t>фондоотдач</w:t>
+      </w:r>
+      <w:r>
+        <w:t>а» на 45% зависит от других представленных показателей</w:t>
+      </w:r>
+      <w:r>
+        <w:t>;</w:t>
+      </w:r>
+    </w:p>
+    <w:p>
+      <w:pPr>
+        <w:pStyle w:val="a4"/>
+        <w:numPr>
+          <w:ilvl w:val="0"/>
+          <w:numId w:val="14"/>
+        </w:numPr>
+      </w:pPr>
+      <m:oMath>
+        <m:sSub>
+          <m:sSubPr>
+            <m:ctrlPr>
+              <w:rPr>
+                <w:rFonts w:ascii="Cambria Math" w:hAnsi="Cambria Math"/>
+                <w:i/>
+                <w:lang w:val="en-US"/>
+              </w:rPr>
+            </m:ctrlPr>
+          </m:sSubPr>
+          <m:e>
+            <m:r>
+              <w:rPr>
+                <w:rFonts w:ascii="Cambria Math" w:hAnsi="Cambria Math"/>
+                <w:lang w:val="en-US"/>
+              </w:rPr>
+              <m:t>F</m:t>
+            </m:r>
+          </m:e>
+          <m:sub>
+            <m:r>
+              <w:rPr>
+                <w:rFonts w:ascii="Cambria Math" w:hAnsi="Cambria Math"/>
+              </w:rPr>
+              <m:t>наб</m:t>
+            </m:r>
+            <m:sSub>
+              <m:sSubPr>
+                <m:ctrlPr>
+                  <w:rPr>
+                    <w:rFonts w:ascii="Cambria Math" w:hAnsi="Cambria Math"/>
+                    <w:i/>
+                  </w:rPr>
+                </m:ctrlPr>
+              </m:sSubPr>
+              <m:e>
+                <m:r>
+                  <w:rPr>
+                    <w:rFonts w:ascii="Cambria Math" w:hAnsi="Cambria Math"/>
+                  </w:rPr>
+                  <m:t>л</m:t>
+                </m:r>
+              </m:e>
+              <m:sub>
+                <m:r>
+                  <w:rPr>
+                    <w:rFonts w:ascii="Cambria Math" w:hAnsi="Cambria Math"/>
+                  </w:rPr>
+                  <m:t>5</m:t>
+                </m:r>
+              </m:sub>
+            </m:sSub>
+          </m:sub>
+        </m:sSub>
+        <m:r>
+          <m:rPr>
+            <m:sty m:val="p"/>
+          </m:rPr>
+          <w:rPr>
+            <w:rFonts w:ascii="Cambria Math" w:hAnsi="Cambria Math"/>
+          </w:rPr>
+          <m:t>≈</m:t>
+        </m:r>
+        <m:r>
+          <m:rPr>
+            <m:sty m:val="p"/>
+          </m:rPr>
+          <w:rPr>
+            <w:rFonts w:ascii="Cambria Math" w:hAnsi="Cambria Math"/>
+          </w:rPr>
+          <m:t>6</m:t>
+        </m:r>
+        <m:r>
+          <m:rPr>
+            <m:sty m:val="p"/>
+          </m:rPr>
+          <w:rPr>
+            <w:rFonts w:ascii="Cambria Math" w:hAnsi="Cambria Math"/>
+          </w:rPr>
+          <m:t>,</m:t>
+        </m:r>
+        <m:r>
+          <m:rPr>
+            <m:sty m:val="p"/>
+          </m:rPr>
+          <w:rPr>
+            <w:rFonts w:ascii="Cambria Math" w:hAnsi="Cambria Math"/>
+          </w:rPr>
+          <m:t>267</m:t>
+        </m:r>
+        <m:r>
+          <m:rPr>
+            <m:sty m:val="p"/>
+          </m:rPr>
+          <w:rPr>
+            <w:rFonts w:ascii="Cambria Math" w:hAnsi="Cambria Math"/>
+          </w:rPr>
+          <m:t xml:space="preserve"> </m:t>
+        </m:r>
+        <m:r>
+          <w:rPr>
+            <w:rFonts w:ascii="Cambria Math" w:hAnsi="Cambria Math"/>
+          </w:rPr>
+          <m:t>(</m:t>
+        </m:r>
+        <m:sSub>
+          <m:sSubPr>
+            <m:ctrlPr>
+              <w:rPr>
+                <w:rFonts w:ascii="Cambria Math" w:hAnsi="Cambria Math"/>
+                <w:i/>
+                <w:lang w:val="en-US"/>
+              </w:rPr>
+            </m:ctrlPr>
+          </m:sSubPr>
+          <m:e>
+            <m:r>
+              <w:rPr>
+                <w:rFonts w:ascii="Cambria Math" w:hAnsi="Cambria Math"/>
+                <w:lang w:val="en-US"/>
+              </w:rPr>
+              <m:t>r</m:t>
+            </m:r>
+          </m:e>
+          <m:sub>
+            <m:r>
+              <w:rPr>
+                <w:rFonts w:ascii="Cambria Math" w:hAnsi="Cambria Math"/>
+              </w:rPr>
+              <m:t>1/</m:t>
+            </m:r>
+            <m:r>
+              <w:rPr>
+                <w:rFonts w:ascii="Cambria Math" w:hAnsi="Cambria Math"/>
+              </w:rPr>
+              <m:t>ост.</m:t>
+            </m:r>
+          </m:sub>
+        </m:sSub>
+        <m:r>
+          <w:rPr>
+            <w:rFonts w:ascii="Cambria Math" w:hAnsi="Cambria Math"/>
+          </w:rPr>
+          <m:t xml:space="preserve">= </m:t>
+        </m:r>
+        <m:r>
+          <w:rPr>
+            <w:rFonts w:ascii="Cambria Math" w:hAnsi="Cambria Math"/>
+          </w:rPr>
+          <m:t>0</m:t>
+        </m:r>
+        <m:r>
+          <w:rPr>
+            <w:rFonts w:ascii="Cambria Math" w:hAnsi="Cambria Math"/>
+          </w:rPr>
+          <m:t>,</m:t>
+        </m:r>
+        <m:r>
+          <w:rPr>
+            <w:rFonts w:ascii="Cambria Math" w:hAnsi="Cambria Math"/>
+          </w:rPr>
+          <m:t>6</m:t>
+        </m:r>
+        <m:r>
+          <w:rPr>
+            <w:rFonts w:ascii="Cambria Math" w:hAnsi="Cambria Math"/>
+          </w:rPr>
+          <m:t>3</m:t>
+        </m:r>
+        <m:r>
+          <w:rPr>
+            <w:rFonts w:ascii="Cambria Math" w:hAnsi="Cambria Math"/>
+          </w:rPr>
+          <m:t>;</m:t>
+        </m:r>
+        <m:r>
+          <w:rPr>
+            <w:rFonts w:ascii="Cambria Math" w:hAnsi="Cambria Math"/>
+            <w:lang w:val="en-US"/>
+          </w:rPr>
+          <m:t>D</m:t>
+        </m:r>
+        <m:r>
+          <w:rPr>
+            <w:rFonts w:ascii="Cambria Math" w:hAnsi="Cambria Math"/>
+          </w:rPr>
+          <m:t>=</m:t>
+        </m:r>
+        <m:r>
+          <w:rPr>
+            <w:rFonts w:ascii="Cambria Math" w:hAnsi="Cambria Math"/>
+          </w:rPr>
+          <m:t>0,</m:t>
+        </m:r>
+        <m:r>
+          <w:rPr>
+            <w:rFonts w:ascii="Cambria Math" w:hAnsi="Cambria Math"/>
+          </w:rPr>
+          <m:t>4</m:t>
+        </m:r>
+        <m:r>
+          <w:rPr>
+            <w:rFonts w:ascii="Cambria Math" w:hAnsi="Cambria Math"/>
+          </w:rPr>
+          <m:t>0)</m:t>
+        </m:r>
+      </m:oMath>
+      <w:r>
+        <w:t xml:space="preserve"> </w:t>
+      </w:r>
+      <w:r>
+        <w:t>–</w:t>
+      </w:r>
+      <w:r>
+        <w:t xml:space="preserve"> </w:t>
+      </w:r>
+      <w:r>
+        <w:t>«</w:t>
+      </w:r>
+      <w:r>
+        <w:t>фондовооруженност</w:t>
+      </w:r>
+      <w:r>
+        <w:t>ь</w:t>
+      </w:r>
+      <w:r>
+        <w:t xml:space="preserve"> труда</w:t>
+      </w:r>
+      <w:r>
+        <w:t>» умеренно зависит от остальных, объяснено около 40%</w:t>
+      </w:r>
+      <w:r>
+        <w:t>;</w:t>
+      </w:r>
+    </w:p>
+    <w:p>
+      <w:pPr>
+        <w:pStyle w:val="a4"/>
+        <w:numPr>
+          <w:ilvl w:val="0"/>
+          <w:numId w:val="14"/>
+        </w:numPr>
+      </w:pPr>
+      <m:oMath>
+        <m:sSub>
+          <m:sSubPr>
+            <m:ctrlPr>
+              <w:rPr>
+                <w:rFonts w:ascii="Cambria Math" w:hAnsi="Cambria Math"/>
+                <w:i/>
+                <w:lang w:val="en-US"/>
+              </w:rPr>
+            </m:ctrlPr>
+          </m:sSubPr>
+          <m:e>
+            <m:r>
+              <w:rPr>
+                <w:rFonts w:ascii="Cambria Math" w:hAnsi="Cambria Math"/>
+                <w:lang w:val="en-US"/>
+              </w:rPr>
+              <m:t>F</m:t>
+            </m:r>
+          </m:e>
+          <m:sub>
+            <m:r>
+              <w:rPr>
+                <w:rFonts w:ascii="Cambria Math" w:hAnsi="Cambria Math"/>
+              </w:rPr>
+              <m:t>наб</m:t>
+            </m:r>
+            <m:sSub>
+              <m:sSubPr>
+                <m:ctrlPr>
+                  <w:rPr>
+                    <w:rFonts w:ascii="Cambria Math" w:hAnsi="Cambria Math"/>
+                    <w:i/>
+                  </w:rPr>
+                </m:ctrlPr>
+              </m:sSubPr>
+              <m:e>
+                <m:r>
+                  <w:rPr>
+                    <w:rFonts w:ascii="Cambria Math" w:hAnsi="Cambria Math"/>
+                  </w:rPr>
+                  <m:t>л</m:t>
+                </m:r>
+              </m:e>
+              <m:sub>
+                <m:r>
+                  <w:rPr>
+                    <w:rFonts w:ascii="Cambria Math" w:hAnsi="Cambria Math"/>
+                  </w:rPr>
+                  <m:t>6</m:t>
+                </m:r>
+              </m:sub>
+            </m:sSub>
+          </m:sub>
+        </m:sSub>
+        <m:r>
+          <m:rPr>
+            <m:sty m:val="p"/>
+          </m:rPr>
+          <w:rPr>
+            <w:rFonts w:ascii="Cambria Math" w:hAnsi="Cambria Math"/>
+          </w:rPr>
+          <m:t>≈</m:t>
+        </m:r>
+        <m:r>
+          <m:rPr>
+            <m:sty m:val="p"/>
+          </m:rPr>
+          <w:rPr>
+            <w:rFonts w:ascii="Cambria Math" w:hAnsi="Cambria Math"/>
+          </w:rPr>
+          <m:t>82</m:t>
+        </m:r>
+        <m:r>
+          <m:rPr>
+            <m:sty m:val="p"/>
+          </m:rPr>
+          <w:rPr>
+            <w:rFonts w:ascii="Cambria Math" w:hAnsi="Cambria Math"/>
+          </w:rPr>
+          <m:t>,</m:t>
+        </m:r>
+        <m:r>
+          <m:rPr>
+            <m:sty m:val="p"/>
+          </m:rPr>
+          <w:rPr>
+            <w:rFonts w:ascii="Cambria Math" w:hAnsi="Cambria Math"/>
+          </w:rPr>
+          <m:t>015</m:t>
+        </m:r>
+        <m:r>
+          <m:rPr>
+            <m:sty m:val="p"/>
+          </m:rPr>
+          <w:rPr>
+            <w:rFonts w:ascii="Cambria Math" w:hAnsi="Cambria Math"/>
+          </w:rPr>
+          <m:t xml:space="preserve"> </m:t>
+        </m:r>
+        <m:r>
+          <w:rPr>
+            <w:rFonts w:ascii="Cambria Math" w:hAnsi="Cambria Math"/>
+          </w:rPr>
+          <m:t>(</m:t>
+        </m:r>
+        <m:sSub>
+          <m:sSubPr>
+            <m:ctrlPr>
+              <w:rPr>
+                <w:rFonts w:ascii="Cambria Math" w:hAnsi="Cambria Math"/>
+                <w:i/>
+                <w:lang w:val="en-US"/>
+              </w:rPr>
+            </m:ctrlPr>
+          </m:sSubPr>
+          <m:e>
+            <m:r>
+              <w:rPr>
+                <w:rFonts w:ascii="Cambria Math" w:hAnsi="Cambria Math"/>
+                <w:lang w:val="en-US"/>
+              </w:rPr>
+              <m:t>r</m:t>
+            </m:r>
+          </m:e>
+          <m:sub>
+            <m:r>
+              <w:rPr>
+                <w:rFonts w:ascii="Cambria Math" w:hAnsi="Cambria Math"/>
+              </w:rPr>
+              <m:t>1/</m:t>
+            </m:r>
+            <m:r>
+              <w:rPr>
+                <w:rFonts w:ascii="Cambria Math" w:hAnsi="Cambria Math"/>
+              </w:rPr>
+              <m:t>ост.</m:t>
+            </m:r>
+          </m:sub>
+        </m:sSub>
+        <m:r>
+          <w:rPr>
+            <w:rFonts w:ascii="Cambria Math" w:hAnsi="Cambria Math"/>
+          </w:rPr>
+          <m:t xml:space="preserve">= </m:t>
+        </m:r>
+        <m:r>
+          <w:rPr>
+            <w:rFonts w:ascii="Cambria Math" w:hAnsi="Cambria Math"/>
+          </w:rPr>
+          <m:t>0</m:t>
+        </m:r>
+        <m:r>
+          <w:rPr>
+            <w:rFonts w:ascii="Cambria Math" w:hAnsi="Cambria Math"/>
+          </w:rPr>
+          <m:t>,</m:t>
+        </m:r>
+        <m:r>
+          <w:rPr>
+            <w:rFonts w:ascii="Cambria Math" w:hAnsi="Cambria Math"/>
+          </w:rPr>
+          <m:t>9</m:t>
+        </m:r>
+        <m:r>
+          <w:rPr>
+            <w:rFonts w:ascii="Cambria Math" w:hAnsi="Cambria Math"/>
+          </w:rPr>
+          <m:t>5</m:t>
+        </m:r>
+        <m:r>
+          <w:rPr>
+            <w:rFonts w:ascii="Cambria Math" w:hAnsi="Cambria Math"/>
+          </w:rPr>
+          <m:t>;</m:t>
+        </m:r>
+        <m:r>
+          <w:rPr>
+            <w:rFonts w:ascii="Cambria Math" w:hAnsi="Cambria Math"/>
+            <w:lang w:val="en-US"/>
+          </w:rPr>
+          <m:t>D</m:t>
+        </m:r>
+        <m:r>
+          <w:rPr>
+            <w:rFonts w:ascii="Cambria Math" w:hAnsi="Cambria Math"/>
+          </w:rPr>
+          <m:t>=</m:t>
+        </m:r>
+        <m:r>
+          <w:rPr>
+            <w:rFonts w:ascii="Cambria Math" w:hAnsi="Cambria Math"/>
+          </w:rPr>
+          <m:t>0,</m:t>
+        </m:r>
+        <m:r>
+          <w:rPr>
+            <w:rFonts w:ascii="Cambria Math" w:hAnsi="Cambria Math"/>
+          </w:rPr>
+          <m:t>9</m:t>
+        </m:r>
+        <m:r>
+          <w:rPr>
+            <w:rFonts w:ascii="Cambria Math" w:hAnsi="Cambria Math"/>
+          </w:rPr>
+          <m:t>0)</m:t>
+        </m:r>
+      </m:oMath>
+      <w:r>
+        <w:t xml:space="preserve"> </w:t>
+      </w:r>
+      <w:r>
+        <w:t>–</w:t>
+      </w:r>
+      <w:r>
+        <w:t xml:space="preserve"> </w:t>
+      </w:r>
+      <w:r>
+        <w:t>«</w:t>
+      </w:r>
+      <w:r>
+        <w:t>непроизводственные расходы</w:t>
+      </w:r>
+      <w:r>
+        <w:t xml:space="preserve">» также </w:t>
+      </w:r>
+      <w:r>
+        <w:t>почти полностью объясня</w:t>
+      </w:r>
+      <w:r>
+        <w:t>ю</w:t>
+      </w:r>
+      <w:r>
+        <w:t xml:space="preserve">тся </w:t>
+      </w:r>
+      <w:r>
+        <w:t>(90%)</w:t>
+      </w:r>
+      <w:r>
+        <w:t xml:space="preserve"> </w:t>
+      </w:r>
+      <w:r>
+        <w:t>остальными показателями</w:t>
+      </w:r>
+      <w:r>
+        <w:t xml:space="preserve"> (</w:t>
+      </w:r>
+      <w:r>
+        <w:t>парный с</w:t>
+      </w:r>
+      <w:r>
+        <w:t xml:space="preserve"> «</w:t>
+      </w:r>
+      <w:r>
+        <w:t>удельны</w:t>
+      </w:r>
+      <w:r>
+        <w:t>м</w:t>
+      </w:r>
+      <w:r>
+        <w:t xml:space="preserve"> вес</w:t>
+      </w:r>
+      <w:r>
+        <w:t>ом</w:t>
+      </w:r>
+      <w:r>
+        <w:t xml:space="preserve"> рабочих в составе </w:t>
+      </w:r>
+      <w:r>
+        <w:t>П</w:t>
+      </w:r>
+      <w:r>
+        <w:t>ПП</w:t>
+      </w:r>
+      <w:r>
+        <w:t>»)</w:t>
+      </w:r>
+      <w:r>
+        <w:t>.</w:t>
+      </w:r>
+    </w:p>
+    <w:p>
+      <w:pPr>
         <w:pStyle w:val="1"/>
       </w:pPr>
-      <w:bookmarkStart w:id="45" w:name="_Toc244139800"/>
+      <w:bookmarkStart w:id="45" w:name="_Toc244177029"/>
       <w:r>
         <w:lastRenderedPageBreak/>
         <w:t>Вывод</w:t>
@@ -11573,6 +12823,9 @@
       <w:pStyle w:val="a9"/>
     </w:pPr>
     <w:r>
+      <w:rPr>
+        <w:noProof/>
+      </w:rPr>
       <mc:AlternateContent>
         <mc:Choice Requires="wpg">
           <w:drawing>
@@ -12045,7 +13298,27 @@
                                 <w:sz w:val="36"/>
                                 <w:szCs w:val="36"/>
                               </w:rPr>
-                              <w:t>МСОИ, л.р. 1, отчёт</w:t>
+                              <w:t xml:space="preserve">МСОИ, </w:t>
+                            </w:r>
+                            <w:proofErr w:type="spellStart"/>
+                            <w:r>
+                              <w:rPr>
+                                <w:rFonts w:ascii="Arial" w:hAnsi="Arial" w:cs="Arial"/>
+                                <w:i/>
+                                <w:sz w:val="36"/>
+                                <w:szCs w:val="36"/>
+                              </w:rPr>
+                              <w:t>л.р</w:t>
+                            </w:r>
+                            <w:proofErr w:type="spellEnd"/>
+                            <w:r>
+                              <w:rPr>
+                                <w:rFonts w:ascii="Arial" w:hAnsi="Arial" w:cs="Arial"/>
+                                <w:i/>
+                                <w:sz w:val="36"/>
+                                <w:szCs w:val="36"/>
+                              </w:rPr>
+                              <w:t>. 1, отчёт</w:t>
                             </w:r>
                           </w:p>
                         </w:txbxContent>
@@ -12312,7 +13585,7 @@
                                 <w:sz w:val="16"/>
                                 <w:szCs w:val="16"/>
                               </w:rPr>
-                              <w:t>0</w:t>
+                              <w:t>19</w:t>
                             </w:r>
                           </w:p>
                         </w:txbxContent>
@@ -12634,6 +13907,7 @@
                             <w:bookmarkStart w:id="3" w:name="_Hlk182706852"/>
                             <w:bookmarkStart w:id="4" w:name="_Hlk182706859"/>
                             <w:bookmarkStart w:id="5" w:name="_Hlk182706860"/>
+                            <w:proofErr w:type="spellStart"/>
                             <w:r>
                               <w:rPr>
                                 <w:rFonts w:ascii="Arial" w:hAnsi="Arial" w:cs="Arial"/>
@@ -12641,7 +13915,17 @@
                                 <w:sz w:val="28"/>
                                 <w:szCs w:val="28"/>
                               </w:rPr>
-                              <w:t xml:space="preserve">УУНиТ </w:t>
+                              <w:t>УУНиТ</w:t>
+                            </w:r>
+                            <w:proofErr w:type="spellEnd"/>
+                            <w:r>
+                              <w:rPr>
+                                <w:rFonts w:ascii="Arial" w:hAnsi="Arial" w:cs="Arial"/>
+                                <w:i/>
+                                <w:sz w:val="28"/>
+                                <w:szCs w:val="28"/>
+                              </w:rPr>
+                              <w:t xml:space="preserve"> </w:t>
                             </w:r>
                             <w:bookmarkEnd w:id="2"/>
                             <w:bookmarkEnd w:id="3"/>
@@ -13036,6 +14320,7 @@
                                 <w:szCs w:val="16"/>
                               </w:rPr>
                             </w:pPr>
+                            <w:proofErr w:type="spellStart"/>
                             <w:r>
                               <w:rPr>
                                 <w:rFonts w:ascii="Arial" w:hAnsi="Arial" w:cs="Arial"/>
@@ -13043,7 +14328,17 @@
                                 <w:sz w:val="16"/>
                                 <w:szCs w:val="16"/>
                               </w:rPr>
-                              <w:t>Разраб.</w:t>
+                              <w:t>Разраб</w:t>
+                            </w:r>
+                            <w:proofErr w:type="spellEnd"/>
+                            <w:r>
+                              <w:rPr>
+                                <w:rFonts w:ascii="Arial" w:hAnsi="Arial" w:cs="Arial"/>
+                                <w:i/>
+                                <w:sz w:val="16"/>
+                                <w:szCs w:val="16"/>
+                              </w:rPr>
+                              <w:t>.</w:t>
                             </w:r>
                           </w:p>
                         </w:txbxContent>
@@ -13164,6 +14459,7 @@
                                 <w:szCs w:val="16"/>
                               </w:rPr>
                             </w:pPr>
+                            <w:proofErr w:type="spellStart"/>
                             <w:r>
                               <w:rPr>
                                 <w:rFonts w:ascii="Arial" w:hAnsi="Arial" w:cs="Arial"/>
@@ -13171,7 +14467,17 @@
                                 <w:sz w:val="16"/>
                                 <w:szCs w:val="16"/>
                               </w:rPr>
-                              <w:t>Рецен.</w:t>
+                              <w:t>Рецен</w:t>
+                            </w:r>
+                            <w:proofErr w:type="spellEnd"/>
+                            <w:r>
+                              <w:rPr>
+                                <w:rFonts w:ascii="Arial" w:hAnsi="Arial" w:cs="Arial"/>
+                                <w:i/>
+                                <w:sz w:val="16"/>
+                                <w:szCs w:val="16"/>
+                              </w:rPr>
+                              <w:t>.</w:t>
                             </w:r>
                           </w:p>
                         </w:txbxContent>
@@ -13260,6 +14566,7 @@
                                 <w:szCs w:val="16"/>
                               </w:rPr>
                             </w:pPr>
+                            <w:proofErr w:type="spellStart"/>
                             <w:r>
                               <w:rPr>
                                 <w:rFonts w:ascii="Arial" w:hAnsi="Arial" w:cs="Arial"/>
@@ -13267,7 +14574,17 @@
                                 <w:sz w:val="16"/>
                                 <w:szCs w:val="16"/>
                               </w:rPr>
-                              <w:t>Н.контр.</w:t>
+                              <w:t>Н.контр</w:t>
+                            </w:r>
+                            <w:proofErr w:type="spellEnd"/>
+                            <w:r>
+                              <w:rPr>
+                                <w:rFonts w:ascii="Arial" w:hAnsi="Arial" w:cs="Arial"/>
+                                <w:i/>
+                                <w:sz w:val="16"/>
+                                <w:szCs w:val="16"/>
+                              </w:rPr>
+                              <w:t>.</w:t>
                             </w:r>
                           </w:p>
                         </w:txbxContent>
@@ -13914,7 +15231,27 @@
                           <w:sz w:val="36"/>
                           <w:szCs w:val="36"/>
                         </w:rPr>
-                        <w:t>МСОИ, л.р. 1, отчёт</w:t>
+                        <w:t xml:space="preserve">МСОИ, </w:t>
+                      </w:r>
+                      <w:proofErr w:type="spellStart"/>
+                      <w:r>
+                        <w:rPr>
+                          <w:rFonts w:ascii="Arial" w:hAnsi="Arial" w:cs="Arial"/>
+                          <w:i/>
+                          <w:sz w:val="36"/>
+                          <w:szCs w:val="36"/>
+                        </w:rPr>
+                        <w:t>л.р</w:t>
+                      </w:r>
+                      <w:proofErr w:type="spellEnd"/>
+                      <w:r>
+                        <w:rPr>
+                          <w:rFonts w:ascii="Arial" w:hAnsi="Arial" w:cs="Arial"/>
+                          <w:i/>
+                          <w:sz w:val="36"/>
+                          <w:szCs w:val="36"/>
+                        </w:rPr>
+                        <w:t>. 1, отчёт</w:t>
                       </w:r>
                     </w:p>
                   </w:txbxContent>
@@ -14033,7 +15370,7 @@
                           <w:sz w:val="16"/>
                           <w:szCs w:val="16"/>
                         </w:rPr>
-                        <w:t>0</w:t>
+                        <w:t>19</w:t>
                       </w:r>
                     </w:p>
                   </w:txbxContent>
@@ -14160,6 +15497,7 @@
                       <w:bookmarkStart w:id="7" w:name="_Hlk182706852"/>
                       <w:bookmarkStart w:id="8" w:name="_Hlk182706859"/>
                       <w:bookmarkStart w:id="9" w:name="_Hlk182706860"/>
+                      <w:proofErr w:type="spellStart"/>
                       <w:r>
                         <w:rPr>
                           <w:rFonts w:ascii="Arial" w:hAnsi="Arial" w:cs="Arial"/>
@@ -14167,7 +15505,17 @@
                           <w:sz w:val="28"/>
                           <w:szCs w:val="28"/>
                         </w:rPr>
-                        <w:t xml:space="preserve">УУНиТ </w:t>
+                        <w:t>УУНиТ</w:t>
+                      </w:r>
+                      <w:proofErr w:type="spellEnd"/>
+                      <w:r>
+                        <w:rPr>
+                          <w:rFonts w:ascii="Arial" w:hAnsi="Arial" w:cs="Arial"/>
+                          <w:i/>
+                          <w:sz w:val="28"/>
+                          <w:szCs w:val="28"/>
+                        </w:rPr>
+                        <w:t xml:space="preserve"> </w:t>
                       </w:r>
                       <w:bookmarkEnd w:id="6"/>
                       <w:bookmarkEnd w:id="7"/>
@@ -14328,6 +15676,7 @@
                           <w:szCs w:val="16"/>
                         </w:rPr>
                       </w:pPr>
+                      <w:proofErr w:type="spellStart"/>
                       <w:r>
                         <w:rPr>
                           <w:rFonts w:ascii="Arial" w:hAnsi="Arial" w:cs="Arial"/>
@@ -14335,7 +15684,17 @@
                           <w:sz w:val="16"/>
                           <w:szCs w:val="16"/>
                         </w:rPr>
-                        <w:t>Разраб.</w:t>
+                        <w:t>Разраб</w:t>
+                      </w:r>
+                      <w:proofErr w:type="spellEnd"/>
+                      <w:r>
+                        <w:rPr>
+                          <w:rFonts w:ascii="Arial" w:hAnsi="Arial" w:cs="Arial"/>
+                          <w:i/>
+                          <w:sz w:val="16"/>
+                          <w:szCs w:val="16"/>
+                        </w:rPr>
+                        <w:t>.</w:t>
                       </w:r>
                     </w:p>
                   </w:txbxContent>
@@ -14378,6 +15737,7 @@
                           <w:szCs w:val="16"/>
                         </w:rPr>
                       </w:pPr>
+                      <w:proofErr w:type="spellStart"/>
                       <w:r>
                         <w:rPr>
                           <w:rFonts w:ascii="Arial" w:hAnsi="Arial" w:cs="Arial"/>
@@ -14385,7 +15745,17 @@
                           <w:sz w:val="16"/>
                           <w:szCs w:val="16"/>
                         </w:rPr>
-                        <w:t>Рецен.</w:t>
+                        <w:t>Рецен</w:t>
+                      </w:r>
+                      <w:proofErr w:type="spellEnd"/>
+                      <w:r>
+                        <w:rPr>
+                          <w:rFonts w:ascii="Arial" w:hAnsi="Arial" w:cs="Arial"/>
+                          <w:i/>
+                          <w:sz w:val="16"/>
+                          <w:szCs w:val="16"/>
+                        </w:rPr>
+                        <w:t>.</w:t>
                       </w:r>
                     </w:p>
                   </w:txbxContent>
@@ -14404,6 +15774,7 @@
                           <w:szCs w:val="16"/>
                         </w:rPr>
                       </w:pPr>
+                      <w:proofErr w:type="spellStart"/>
                       <w:r>
                         <w:rPr>
                           <w:rFonts w:ascii="Arial" w:hAnsi="Arial" w:cs="Arial"/>
@@ -14411,7 +15782,17 @@
                           <w:sz w:val="16"/>
                           <w:szCs w:val="16"/>
                         </w:rPr>
-                        <w:t>Н.контр.</w:t>
+                        <w:t>Н.контр</w:t>
+                      </w:r>
+                      <w:proofErr w:type="spellEnd"/>
+                      <w:r>
+                        <w:rPr>
+                          <w:rFonts w:ascii="Arial" w:hAnsi="Arial" w:cs="Arial"/>
+                          <w:i/>
+                          <w:sz w:val="16"/>
+                          <w:szCs w:val="16"/>
+                        </w:rPr>
+                        <w:t>.</w:t>
                       </w:r>
                     </w:p>
                   </w:txbxContent>
@@ -14572,6 +15953,9 @@
       <w:pStyle w:val="a9"/>
     </w:pPr>
     <w:r>
+      <w:rPr>
+        <w:noProof/>
+      </w:rPr>
       <mc:AlternateContent>
         <mc:Choice Requires="wpg">
           <w:drawing>
@@ -15627,6 +17011,9 @@
       <w:pStyle w:val="a8"/>
     </w:pPr>
     <w:r>
+      <w:rPr>
+        <w:noProof/>
+      </w:rPr>
       <mc:AlternateContent>
         <mc:Choice Requires="wps">
           <w:drawing>
@@ -15752,12 +17139,24 @@
     <w:numStyleLink w:val="a1"/>
   </w:abstractNum>
   <w:abstractNum w:abstractNumId="4" w15:restartNumberingAfterBreak="0">
+    <w:nsid w:val="234127DA"/>
+    <w:multiLevelType w:val="multilevel"/>
+    <w:tmpl w:val="3F9CD910"/>
+    <w:numStyleLink w:val="a2"/>
+  </w:abstractNum>
+  <w:abstractNum w:abstractNumId="5" w15:restartNumberingAfterBreak="0">
     <w:nsid w:val="23483251"/>
     <w:multiLevelType w:val="multilevel"/>
     <w:tmpl w:val="7C0EA4DE"/>
     <w:numStyleLink w:val="a1"/>
   </w:abstractNum>
-  <w:abstractNum w:abstractNumId="5" w15:restartNumberingAfterBreak="0">
+  <w:abstractNum w:abstractNumId="6" w15:restartNumberingAfterBreak="0">
+    <w:nsid w:val="26B77FBD"/>
+    <w:multiLevelType w:val="multilevel"/>
+    <w:tmpl w:val="3F9CD910"/>
+    <w:numStyleLink w:val="a2"/>
+  </w:abstractNum>
+  <w:abstractNum w:abstractNumId="7" w15:restartNumberingAfterBreak="0">
     <w:nsid w:val="298622ED"/>
     <w:multiLevelType w:val="multilevel"/>
     <w:tmpl w:val="7C0EA4DE"/>
@@ -15880,7 +17279,7 @@
       </w:rPr>
     </w:lvl>
   </w:abstractNum>
-  <w:abstractNum w:abstractNumId="6" w15:restartNumberingAfterBreak="0">
+  <w:abstractNum w:abstractNumId="8" w15:restartNumberingAfterBreak="0">
     <w:nsid w:val="390A62EE"/>
     <w:multiLevelType w:val="multilevel"/>
     <w:tmpl w:val="04190025"/>
@@ -15975,13 +17374,19 @@
       </w:pPr>
     </w:lvl>
   </w:abstractNum>
-  <w:abstractNum w:abstractNumId="7" w15:restartNumberingAfterBreak="0">
+  <w:abstractNum w:abstractNumId="9" w15:restartNumberingAfterBreak="0">
     <w:nsid w:val="3D940E7E"/>
     <w:multiLevelType w:val="multilevel"/>
     <w:tmpl w:val="3F9CD910"/>
     <w:numStyleLink w:val="a2"/>
   </w:abstractNum>
-  <w:abstractNum w:abstractNumId="8" w15:restartNumberingAfterBreak="0">
+  <w:abstractNum w:abstractNumId="10" w15:restartNumberingAfterBreak="0">
+    <w:nsid w:val="44F943C3"/>
+    <w:multiLevelType w:val="multilevel"/>
+    <w:tmpl w:val="3F9CD910"/>
+    <w:numStyleLink w:val="a2"/>
+  </w:abstractNum>
+  <w:abstractNum w:abstractNumId="11" w15:restartNumberingAfterBreak="0">
     <w:nsid w:val="51655D1D"/>
     <w:multiLevelType w:val="multilevel"/>
     <w:tmpl w:val="3F9CD910"/>
@@ -16104,13 +17509,13 @@
       </w:rPr>
     </w:lvl>
   </w:abstractNum>
-  <w:abstractNum w:abstractNumId="9" w15:restartNumberingAfterBreak="0">
+  <w:abstractNum w:abstractNumId="12" w15:restartNumberingAfterBreak="0">
     <w:nsid w:val="5F7675FD"/>
     <w:multiLevelType w:val="multilevel"/>
     <w:tmpl w:val="3F9CD910"/>
     <w:numStyleLink w:val="a2"/>
   </w:abstractNum>
-  <w:abstractNum w:abstractNumId="10" w15:restartNumberingAfterBreak="0">
+  <w:abstractNum w:abstractNumId="13" w15:restartNumberingAfterBreak="0">
     <w:nsid w:val="6E811FDE"/>
     <w:multiLevelType w:val="multilevel"/>
     <w:tmpl w:val="3F9CD910"/>
@@ -16123,30 +17528,39 @@
     <w:abstractNumId w:val="0"/>
   </w:num>
   <w:num w:numId="3" w16cid:durableId="1223711082">
-    <w:abstractNumId w:val="6"/>
+    <w:abstractNumId w:val="8"/>
   </w:num>
   <w:num w:numId="4" w16cid:durableId="773091358">
-    <w:abstractNumId w:val="5"/>
+    <w:abstractNumId w:val="7"/>
   </w:num>
   <w:num w:numId="5" w16cid:durableId="2026058414">
     <w:abstractNumId w:val="2"/>
   </w:num>
   <w:num w:numId="6" w16cid:durableId="661008563">
-    <w:abstractNumId w:val="8"/>
+    <w:abstractNumId w:val="11"/>
   </w:num>
   <w:num w:numId="7" w16cid:durableId="1768887985">
-    <w:abstractNumId w:val="7"/>
+    <w:abstractNumId w:val="9"/>
   </w:num>
   <w:num w:numId="8" w16cid:durableId="1377241685">
-    <w:abstractNumId w:val="4"/>
+    <w:abstractNumId w:val="5"/>
   </w:num>
   <w:num w:numId="9" w16cid:durableId="405614127">
     <w:abstractNumId w:val="3"/>
   </w:num>
   <w:num w:numId="10" w16cid:durableId="596599606">
-    <w:abstractNumId w:val="9"/>
+    <w:abstractNumId w:val="12"/>
   </w:num>
   <w:num w:numId="11" w16cid:durableId="201526955">
+    <w:abstractNumId w:val="13"/>
+  </w:num>
+  <w:num w:numId="12" w16cid:durableId="1675526016">
+    <w:abstractNumId w:val="4"/>
+  </w:num>
+  <w:num w:numId="13" w16cid:durableId="1311638184">
+    <w:abstractNumId w:val="6"/>
+  </w:num>
+  <w:num w:numId="14" w16cid:durableId="563836330">
     <w:abstractNumId w:val="10"/>
   </w:num>
   <w:numIdMacAtCleanup w:val="8"/>

--- a/МСОИ, лабораторные работы/МСОИ, л.р. 1/МСОИ, л.р. 1, отчёт.docx
+++ b/МСОИ, лабораторные работы/МСОИ, л.р. 1/МСОИ, л.р. 1, отчёт.docx
@@ -4054,12 +4054,12 @@
       <w:pPr>
         <w:pStyle w:val="1"/>
       </w:pPr>
-      <w:bookmarkStart w:id="10" w:name="_Toc244177021"/>
+      <w:bookmarkStart w:id="6" w:name="_Toc244177021"/>
       <w:r>
         <w:lastRenderedPageBreak/>
         <w:t>Цель работы</w:t>
       </w:r>
-      <w:bookmarkEnd w:id="10"/>
+      <w:bookmarkEnd w:id="6"/>
     </w:p>
     <w:p>
       <w:pPr>
@@ -4082,12 +4082,12 @@
       <w:pPr>
         <w:pStyle w:val="1"/>
       </w:pPr>
-      <w:bookmarkStart w:id="11" w:name="_Toc244177022"/>
+      <w:bookmarkStart w:id="7" w:name="_Toc244177022"/>
       <w:r>
         <w:lastRenderedPageBreak/>
         <w:t>Исходные данные</w:t>
       </w:r>
-      <w:bookmarkEnd w:id="11"/>
+      <w:bookmarkEnd w:id="7"/>
     </w:p>
     <w:p>
       <w:pPr>
@@ -4327,7 +4327,7 @@
       <w:pPr>
         <w:pStyle w:val="ad"/>
       </w:pPr>
-      <w:bookmarkStart w:id="12" w:name="_Ref244125100"/>
+      <w:bookmarkStart w:id="8" w:name="_Ref244125100"/>
       <w:r>
         <w:t xml:space="preserve">Рисунок </w:t>
       </w:r>
@@ -4350,7 +4350,7 @@
           <w:t>1</w:t>
         </w:r>
       </w:fldSimple>
-      <w:bookmarkEnd w:id="12"/>
+      <w:bookmarkEnd w:id="8"/>
       <w:r>
         <w:t xml:space="preserve"> – Исходные данные</w:t>
       </w:r>
@@ -4411,7 +4411,7 @@
       <w:pPr>
         <w:pStyle w:val="ad"/>
       </w:pPr>
-      <w:bookmarkStart w:id="13" w:name="_Ref244125101"/>
+      <w:bookmarkStart w:id="9" w:name="_Ref244125101"/>
       <w:r>
         <w:t xml:space="preserve">Рисунок </w:t>
       </w:r>
@@ -4434,7 +4434,7 @@
           <w:t>2</w:t>
         </w:r>
       </w:fldSimple>
-      <w:bookmarkEnd w:id="13"/>
+      <w:bookmarkEnd w:id="9"/>
       <w:r>
         <w:t xml:space="preserve"> – Номера признаков вариантов</w:t>
       </w:r>
@@ -4495,7 +4495,7 @@
       <w:pPr>
         <w:pStyle w:val="ad"/>
       </w:pPr>
-      <w:bookmarkStart w:id="14" w:name="_Ref244125103"/>
+      <w:bookmarkStart w:id="10" w:name="_Ref244125103"/>
       <w:r>
         <w:t xml:space="preserve">Рисунок </w:t>
       </w:r>
@@ -4518,7 +4518,7 @@
           <w:t>3</w:t>
         </w:r>
       </w:fldSimple>
-      <w:bookmarkEnd w:id="14"/>
+      <w:bookmarkEnd w:id="10"/>
       <w:r>
         <w:t xml:space="preserve"> – Функция </w:t>
       </w:r>
@@ -4535,22 +4535,22 @@
       <w:pPr>
         <w:pStyle w:val="1"/>
       </w:pPr>
-      <w:bookmarkStart w:id="15" w:name="_Toc244177023"/>
+      <w:bookmarkStart w:id="11" w:name="_Toc244177023"/>
       <w:r>
         <w:lastRenderedPageBreak/>
         <w:t>Практическая часть</w:t>
       </w:r>
-      <w:bookmarkEnd w:id="15"/>
+      <w:bookmarkEnd w:id="11"/>
     </w:p>
     <w:p>
       <w:pPr>
         <w:pStyle w:val="2"/>
       </w:pPr>
-      <w:bookmarkStart w:id="16" w:name="_Toc244177024"/>
+      <w:bookmarkStart w:id="12" w:name="_Toc244177024"/>
       <w:r>
         <w:t>Подготовка</w:t>
       </w:r>
-      <w:bookmarkEnd w:id="16"/>
+      <w:bookmarkEnd w:id="12"/>
     </w:p>
     <w:p>
       <w:pPr>
@@ -4651,7 +4651,7 @@
       <w:pPr>
         <w:pStyle w:val="ad"/>
       </w:pPr>
-      <w:bookmarkStart w:id="17" w:name="_Ref244136322"/>
+      <w:bookmarkStart w:id="13" w:name="_Ref244136322"/>
       <w:r>
         <w:t xml:space="preserve">Рисунок </w:t>
       </w:r>
@@ -4674,7 +4674,7 @@
           <w:t>1</w:t>
         </w:r>
       </w:fldSimple>
-      <w:bookmarkEnd w:id="17"/>
+      <w:bookmarkEnd w:id="13"/>
       <w:r>
         <w:t xml:space="preserve"> – Импорт библиотек</w:t>
       </w:r>
@@ -4734,7 +4734,7 @@
       <w:pPr>
         <w:pStyle w:val="ad"/>
       </w:pPr>
-      <w:bookmarkStart w:id="18" w:name="_Ref244136325"/>
+      <w:bookmarkStart w:id="14" w:name="_Ref244136325"/>
       <w:r>
         <w:t xml:space="preserve">Рисунок </w:t>
       </w:r>
@@ -4757,7 +4757,7 @@
           <w:t>2</w:t>
         </w:r>
       </w:fldSimple>
-      <w:bookmarkEnd w:id="18"/>
+      <w:bookmarkEnd w:id="14"/>
       <w:r>
         <w:t xml:space="preserve"> – Получение данных варианта</w:t>
       </w:r>
@@ -4771,11 +4771,11 @@
       <w:pPr>
         <w:pStyle w:val="2"/>
       </w:pPr>
-      <w:bookmarkStart w:id="19" w:name="_Toc244177025"/>
+      <w:bookmarkStart w:id="15" w:name="_Toc244177025"/>
       <w:r>
         <w:t>Задание 1 – Оценки параметров</w:t>
       </w:r>
-      <w:bookmarkEnd w:id="19"/>
+      <w:bookmarkEnd w:id="15"/>
     </w:p>
     <w:p>
       <w:pPr>
@@ -4859,7 +4859,7 @@
       <w:r>
         <w:tab/>
       </w:r>
-      <w:bookmarkStart w:id="20" w:name="_Ref244134670"/>
+      <w:bookmarkStart w:id="16" w:name="_Ref244134670"/>
       <m:oMath>
         <m:acc>
           <m:accPr>
@@ -5018,7 +5018,7 @@
       <w:r>
         <w:t>)</w:t>
       </w:r>
-      <w:bookmarkEnd w:id="20"/>
+      <w:bookmarkEnd w:id="16"/>
     </w:p>
     <w:p>
       <w:pPr>
@@ -5171,7 +5171,7 @@
       <w:pPr>
         <w:pStyle w:val="ad"/>
       </w:pPr>
-      <w:bookmarkStart w:id="21" w:name="_Ref244134877"/>
+      <w:bookmarkStart w:id="17" w:name="_Ref244134877"/>
       <w:r>
         <w:t xml:space="preserve">Рисунок </w:t>
       </w:r>
@@ -5194,7 +5194,7 @@
           <w:t>3</w:t>
         </w:r>
       </w:fldSimple>
-      <w:bookmarkEnd w:id="21"/>
+      <w:bookmarkEnd w:id="17"/>
       <w:r>
         <w:t xml:space="preserve"> – Средние арифметические отклонения</w:t>
       </w:r>
@@ -5271,7 +5271,7 @@
       <w:r>
         <w:tab/>
       </w:r>
-      <w:bookmarkStart w:id="22" w:name="_Ref244135504"/>
+      <w:bookmarkStart w:id="18" w:name="_Ref244135504"/>
       <m:oMath>
         <m:sSub>
           <m:sSubPr>
@@ -5520,7 +5520,7 @@
       <w:r>
         <w:t>)</w:t>
       </w:r>
-      <w:bookmarkEnd w:id="22"/>
+      <w:bookmarkEnd w:id="18"/>
     </w:p>
     <w:p>
       <w:pPr>
@@ -5624,7 +5624,7 @@
       <w:pPr>
         <w:pStyle w:val="ad"/>
       </w:pPr>
-      <w:bookmarkStart w:id="23" w:name="_Ref244135668"/>
+      <w:bookmarkStart w:id="19" w:name="_Ref244135668"/>
       <w:r>
         <w:t xml:space="preserve">Рисунок </w:t>
       </w:r>
@@ -5647,7 +5647,7 @@
           <w:t>4</w:t>
         </w:r>
       </w:fldSimple>
-      <w:bookmarkEnd w:id="23"/>
+      <w:bookmarkEnd w:id="19"/>
       <w:r>
         <w:t xml:space="preserve"> – Среднеквадратические отклонения</w:t>
       </w:r>
@@ -5727,7 +5727,7 @@
       <w:r>
         <w:tab/>
       </w:r>
-      <w:bookmarkStart w:id="24" w:name="_Ref244135854"/>
+      <w:bookmarkStart w:id="20" w:name="_Ref244135854"/>
       <m:oMath>
         <m:sSub>
           <m:sSubPr>
@@ -6095,7 +6095,7 @@
       <w:r>
         <w:t>)</w:t>
       </w:r>
-      <w:bookmarkEnd w:id="24"/>
+      <w:bookmarkEnd w:id="20"/>
     </w:p>
     <w:p>
       <w:pPr>
@@ -6152,7 +6152,7 @@
       <w:pPr>
         <w:pStyle w:val="ad"/>
       </w:pPr>
-      <w:bookmarkStart w:id="25" w:name="_Ref244136993"/>
+      <w:bookmarkStart w:id="21" w:name="_Ref244136993"/>
       <w:r>
         <w:t xml:space="preserve">Рисунок </w:t>
       </w:r>
@@ -6175,7 +6175,7 @@
           <w:t>5</w:t>
         </w:r>
       </w:fldSimple>
-      <w:bookmarkEnd w:id="25"/>
+      <w:bookmarkEnd w:id="21"/>
       <w:r>
         <w:t xml:space="preserve"> – Матрица парных коэффициентов корреляции</w:t>
       </w:r>
@@ -6285,7 +6285,7 @@
       <w:pPr>
         <w:pStyle w:val="ad"/>
       </w:pPr>
-      <w:bookmarkStart w:id="26" w:name="_Ref244137168"/>
+      <w:bookmarkStart w:id="22" w:name="_Ref244137168"/>
       <w:r>
         <w:t xml:space="preserve">Рисунок </w:t>
       </w:r>
@@ -6308,7 +6308,7 @@
           <w:t>6</w:t>
         </w:r>
       </w:fldSimple>
-      <w:bookmarkEnd w:id="26"/>
+      <w:bookmarkEnd w:id="22"/>
       <w:r>
         <w:t xml:space="preserve"> – Функция «вывод матрицы»</w:t>
       </w:r>
@@ -6322,11 +6322,11 @@
       <w:pPr>
         <w:pStyle w:val="2"/>
       </w:pPr>
-      <w:bookmarkStart w:id="27" w:name="_Toc244177026"/>
+      <w:bookmarkStart w:id="23" w:name="_Toc244177026"/>
       <w:r>
         <w:t>Задание 2 – Частные коэффициенты корреляции</w:t>
       </w:r>
-      <w:bookmarkEnd w:id="27"/>
+      <w:bookmarkEnd w:id="23"/>
     </w:p>
     <w:p>
       <w:pPr>
@@ -6366,7 +6366,7 @@
       <w:r>
         <w:tab/>
       </w:r>
-      <w:bookmarkStart w:id="28" w:name="_Ref244136617"/>
+      <w:bookmarkStart w:id="24" w:name="_Ref244136617"/>
       <m:oMath>
         <m:sSub>
           <m:sSubPr>
@@ -6542,7 +6542,7 @@
       <w:r>
         <w:t>)</w:t>
       </w:r>
-      <w:bookmarkEnd w:id="28"/>
+      <w:bookmarkEnd w:id="24"/>
     </w:p>
     <w:p>
       <w:pPr>
@@ -6693,7 +6693,7 @@
       <w:pPr>
         <w:pStyle w:val="ad"/>
       </w:pPr>
-      <w:bookmarkStart w:id="29" w:name="_Ref244136829"/>
+      <w:bookmarkStart w:id="25" w:name="_Ref244136829"/>
       <w:r>
         <w:t xml:space="preserve">Рисунок </w:t>
       </w:r>
@@ -6716,7 +6716,7 @@
           <w:t>7</w:t>
         </w:r>
       </w:fldSimple>
-      <w:bookmarkEnd w:id="29"/>
+      <w:bookmarkEnd w:id="25"/>
       <w:r>
         <w:t xml:space="preserve"> – Матрица частных коэффициентов корреляции</w:t>
       </w:r>
@@ -6955,7 +6955,7 @@
       <w:pPr>
         <w:pStyle w:val="ad"/>
       </w:pPr>
-      <w:bookmarkStart w:id="30" w:name="_Ref244137712"/>
+      <w:bookmarkStart w:id="26" w:name="_Ref244137712"/>
       <w:r>
         <w:t xml:space="preserve">Рисунок </w:t>
       </w:r>
@@ -6978,7 +6978,7 @@
           <w:t>8</w:t>
         </w:r>
       </w:fldSimple>
-      <w:bookmarkEnd w:id="30"/>
+      <w:bookmarkEnd w:id="26"/>
       <w:r>
         <w:t xml:space="preserve"> – Функция «алгебраическое дополнение»</w:t>
       </w:r>
@@ -7038,7 +7038,7 @@
       <w:pPr>
         <w:pStyle w:val="ad"/>
       </w:pPr>
-      <w:bookmarkStart w:id="31" w:name="_Ref244137715"/>
+      <w:bookmarkStart w:id="27" w:name="_Ref244137715"/>
       <w:r>
         <w:t xml:space="preserve">Рисунок </w:t>
       </w:r>
@@ -7061,7 +7061,7 @@
           <w:t>9</w:t>
         </w:r>
       </w:fldSimple>
-      <w:bookmarkEnd w:id="31"/>
+      <w:bookmarkEnd w:id="27"/>
       <w:r>
         <w:t xml:space="preserve"> – Функция «определитель»</w:t>
       </w:r>
@@ -7122,7 +7122,7 @@
       <w:pPr>
         <w:pStyle w:val="ad"/>
       </w:pPr>
-      <w:bookmarkStart w:id="32" w:name="_Ref244137718"/>
+      <w:bookmarkStart w:id="28" w:name="_Ref244137718"/>
       <w:r>
         <w:t xml:space="preserve">Рисунок </w:t>
       </w:r>
@@ -7145,7 +7145,7 @@
           <w:t>10</w:t>
         </w:r>
       </w:fldSimple>
-      <w:bookmarkEnd w:id="32"/>
+      <w:bookmarkEnd w:id="28"/>
       <w:r>
         <w:t xml:space="preserve"> – Функция «минор»</w:t>
       </w:r>
@@ -7205,7 +7205,7 @@
       <w:pPr>
         <w:pStyle w:val="ad"/>
       </w:pPr>
-      <w:bookmarkStart w:id="33" w:name="_Ref244137721"/>
+      <w:bookmarkStart w:id="29" w:name="_Ref244137721"/>
       <w:r>
         <w:t xml:space="preserve">Рисунок </w:t>
       </w:r>
@@ -7228,7 +7228,7 @@
           <w:t>11</w:t>
         </w:r>
       </w:fldSimple>
-      <w:bookmarkEnd w:id="33"/>
+      <w:bookmarkEnd w:id="29"/>
       <w:r>
         <w:t xml:space="preserve"> – Функция «копирование матрицы»</w:t>
       </w:r>
@@ -7486,7 +7486,7 @@
       <w:pPr>
         <w:pStyle w:val="ad"/>
       </w:pPr>
-      <w:bookmarkStart w:id="34" w:name="_Ref244138545"/>
+      <w:bookmarkStart w:id="30" w:name="_Ref244138545"/>
       <w:r>
         <w:t xml:space="preserve">Рисунок </w:t>
       </w:r>
@@ -7509,7 +7509,7 @@
           <w:t>12</w:t>
         </w:r>
       </w:fldSimple>
-      <w:bookmarkEnd w:id="34"/>
+      <w:bookmarkEnd w:id="30"/>
       <w:r>
         <w:t xml:space="preserve"> – Проверка значимости частных коэффициентов</w:t>
       </w:r>
@@ -7569,7 +7569,7 @@
       <w:pPr>
         <w:pStyle w:val="ad"/>
       </w:pPr>
-      <w:bookmarkStart w:id="35" w:name="_Ref244138568"/>
+      <w:bookmarkStart w:id="31" w:name="_Ref244138568"/>
       <w:r>
         <w:t xml:space="preserve">Рисунок </w:t>
       </w:r>
@@ -7592,7 +7592,7 @@
           <w:t>13</w:t>
         </w:r>
       </w:fldSimple>
-      <w:bookmarkEnd w:id="35"/>
+      <w:bookmarkEnd w:id="31"/>
       <w:r>
         <w:t xml:space="preserve"> – Полученная значимость</w:t>
       </w:r>
@@ -7669,7 +7669,7 @@
       <w:r>
         <w:tab/>
       </w:r>
-      <w:bookmarkStart w:id="36" w:name="_Ref244140995"/>
+      <w:bookmarkStart w:id="32" w:name="_Ref244140995"/>
       <m:oMath>
         <m:sSup>
           <m:sSupPr>
@@ -8089,7 +8089,7 @@
       <w:r>
         <w:t>)</w:t>
       </w:r>
-      <w:bookmarkEnd w:id="36"/>
+      <w:bookmarkEnd w:id="32"/>
     </w:p>
     <w:p>
       <w:pPr>
@@ -8337,7 +8337,7 @@
       <w:r>
         <w:tab/>
       </w:r>
-      <w:bookmarkStart w:id="37" w:name="_Ref244141012"/>
+      <w:bookmarkStart w:id="33" w:name="_Ref244141012"/>
       <m:oMath>
         <m:sSub>
           <m:sSubPr>
@@ -8444,7 +8444,7 @@
       <w:r>
         <w:t>)</w:t>
       </w:r>
-      <w:bookmarkEnd w:id="37"/>
+      <w:bookmarkEnd w:id="33"/>
     </w:p>
     <w:p>
       <w:pPr>
@@ -9573,7 +9573,7 @@
       <w:pPr>
         <w:pStyle w:val="ad"/>
       </w:pPr>
-      <w:bookmarkStart w:id="38" w:name="_Ref244141101"/>
+      <w:bookmarkStart w:id="34" w:name="_Ref244141101"/>
       <w:r>
         <w:t xml:space="preserve">Рисунок </w:t>
       </w:r>
@@ -9596,7 +9596,7 @@
           <w:t>14</w:t>
         </w:r>
       </w:fldSimple>
-      <w:bookmarkEnd w:id="38"/>
+      <w:bookmarkEnd w:id="34"/>
       <w:r>
         <w:t xml:space="preserve"> – </w:t>
       </w:r>
@@ -9672,7 +9672,7 @@
       <w:pPr>
         <w:pStyle w:val="ad"/>
       </w:pPr>
-      <w:bookmarkStart w:id="39" w:name="_Ref244141166"/>
+      <w:bookmarkStart w:id="35" w:name="_Ref244141166"/>
       <w:r>
         <w:t xml:space="preserve">Рисунок </w:t>
       </w:r>
@@ -9695,7 +9695,7 @@
           <w:t>15</w:t>
         </w:r>
       </w:fldSimple>
-      <w:bookmarkEnd w:id="39"/>
+      <w:bookmarkEnd w:id="35"/>
       <w:r>
         <w:t xml:space="preserve"> – Полученные интервальные оценки</w:t>
       </w:r>
@@ -9709,11 +9709,11 @@
       <w:pPr>
         <w:pStyle w:val="2"/>
       </w:pPr>
-      <w:bookmarkStart w:id="40" w:name="_Toc244177027"/>
+      <w:bookmarkStart w:id="36" w:name="_Toc244177027"/>
       <w:r>
         <w:t>Задание 3 – Множественные коэффициенты корреляции</w:t>
       </w:r>
-      <w:bookmarkEnd w:id="40"/>
+      <w:bookmarkEnd w:id="36"/>
     </w:p>
     <w:p>
       <w:pPr>
@@ -9798,7 +9798,7 @@
       <w:r>
         <w:tab/>
       </w:r>
-      <w:bookmarkStart w:id="41" w:name="_Ref244141213"/>
+      <w:bookmarkStart w:id="37" w:name="_Ref244141213"/>
       <m:oMath>
         <m:sSub>
           <m:sSubPr>
@@ -9964,7 +9964,7 @@
       <w:r>
         <w:t>)</w:t>
       </w:r>
-      <w:bookmarkEnd w:id="41"/>
+      <w:bookmarkEnd w:id="37"/>
     </w:p>
     <w:p>
       <w:pPr>
@@ -10114,7 +10114,7 @@
       <w:pPr>
         <w:pStyle w:val="ad"/>
       </w:pPr>
-      <w:bookmarkStart w:id="42" w:name="_Ref244141183"/>
+      <w:bookmarkStart w:id="38" w:name="_Ref244141183"/>
       <w:r>
         <w:t xml:space="preserve">Рисунок </w:t>
       </w:r>
@@ -10137,7 +10137,7 @@
           <w:t>16</w:t>
         </w:r>
       </w:fldSimple>
-      <w:bookmarkEnd w:id="42"/>
+      <w:bookmarkEnd w:id="38"/>
       <w:r>
         <w:t xml:space="preserve"> – Множественные коэффициенты корреляции и детерминации</w:t>
       </w:r>
@@ -10623,7 +10623,7 @@
         <w:t>0</w:t>
       </w:r>
       <w:r>
-        <w:t>» отвергается), иначе не значимый (гипотеза «</w:t>
+        <w:t>» отвергается), иначе незначимый (гипотеза «</w:t>
       </w:r>
       <w:r>
         <w:rPr>
@@ -10650,6 +10650,9 @@
         <w:jc w:val="center"/>
       </w:pPr>
       <w:r>
+        <w:rPr>
+          <w:noProof/>
+        </w:rPr>
         <w:drawing>
           <wp:inline distT="0" distB="0" distL="0" distR="0" wp14:anchorId="0007DB2D" wp14:editId="15E55769">
             <wp:extent cx="5918835" cy="3330202"/>
@@ -10691,7 +10694,7 @@
       <w:pPr>
         <w:pStyle w:val="ad"/>
       </w:pPr>
-      <w:bookmarkStart w:id="43" w:name="_Ref244141192"/>
+      <w:bookmarkStart w:id="39" w:name="_Ref244141192"/>
       <w:r>
         <w:t xml:space="preserve">Рисунок </w:t>
       </w:r>
@@ -10714,7 +10717,7 @@
           <w:t>17</w:t>
         </w:r>
       </w:fldSimple>
-      <w:bookmarkEnd w:id="43"/>
+      <w:bookmarkEnd w:id="39"/>
       <w:r>
         <w:t xml:space="preserve"> – Проверка значимости множественных коэффициентов</w:t>
       </w:r>
@@ -10728,12 +10731,12 @@
       <w:pPr>
         <w:pStyle w:val="2"/>
       </w:pPr>
-      <w:bookmarkStart w:id="44" w:name="_Toc244177028"/>
+      <w:bookmarkStart w:id="40" w:name="_Toc244177028"/>
       <w:r>
         <w:lastRenderedPageBreak/>
         <w:t>Задание 5 – Интерпретация</w:t>
       </w:r>
-      <w:bookmarkEnd w:id="44"/>
+      <w:bookmarkEnd w:id="40"/>
       <w:r>
         <w:t xml:space="preserve"> </w:t>
       </w:r>
@@ -10846,19 +10849,7 @@
               <w:rPr>
                 <w:rFonts w:ascii="Cambria Math" w:hAnsi="Cambria Math"/>
               </w:rPr>
-              <m:t>3</m:t>
-            </m:r>
-            <m:r>
-              <w:rPr>
-                <w:rFonts w:ascii="Cambria Math" w:hAnsi="Cambria Math"/>
-              </w:rPr>
-              <m:t>,</m:t>
-            </m:r>
-            <m:r>
-              <w:rPr>
-                <w:rFonts w:ascii="Cambria Math" w:hAnsi="Cambria Math"/>
-              </w:rPr>
-              <m:t>4</m:t>
+              <m:t>3,4</m:t>
             </m:r>
           </m:sub>
         </m:sSub>
@@ -10866,19 +10857,7 @@
           <w:rPr>
             <w:rFonts w:ascii="Cambria Math" w:hAnsi="Cambria Math"/>
           </w:rPr>
-          <m:t>≈0</m:t>
-        </m:r>
-        <m:r>
-          <w:rPr>
-            <w:rFonts w:ascii="Cambria Math" w:hAnsi="Cambria Math"/>
-          </w:rPr>
-          <m:t>,</m:t>
-        </m:r>
-        <m:r>
-          <w:rPr>
-            <w:rFonts w:ascii="Cambria Math" w:hAnsi="Cambria Math"/>
-          </w:rPr>
-          <m:t>43</m:t>
+          <m:t>≈0,43</m:t>
         </m:r>
       </m:oMath>
       <w:r>
@@ -10891,13 +10870,7 @@
         <w:t xml:space="preserve"> </w:t>
       </w:r>
       <w:r>
-        <w:t xml:space="preserve">умеренная </w:t>
-      </w:r>
-      <w:r>
-        <w:t>положительная</w:t>
-      </w:r>
-      <w:r>
-        <w:t xml:space="preserve"> связь</w:t>
+        <w:t>умеренная положительная связь</w:t>
       </w:r>
       <w:r>
         <w:t>;</w:t>
@@ -10941,19 +10914,7 @@
               <w:rPr>
                 <w:rFonts w:ascii="Cambria Math" w:hAnsi="Cambria Math"/>
               </w:rPr>
-              <m:t>4</m:t>
-            </m:r>
-            <m:r>
-              <w:rPr>
-                <w:rFonts w:ascii="Cambria Math" w:hAnsi="Cambria Math"/>
-              </w:rPr>
-              <m:t>,</m:t>
-            </m:r>
-            <m:r>
-              <w:rPr>
-                <w:rFonts w:ascii="Cambria Math" w:hAnsi="Cambria Math"/>
-              </w:rPr>
-              <m:t>5</m:t>
+              <m:t>4,5</m:t>
             </m:r>
           </m:sub>
         </m:sSub>
@@ -10988,10 +10949,7 @@
         <w:t>Частные коэффициенты корреляции</w:t>
       </w:r>
       <w:r>
-        <w:t xml:space="preserve"> примерно повторяют парные </w:t>
-      </w:r>
-      <w:r>
-        <w:t>коэффициенты</w:t>
+        <w:t xml:space="preserve"> примерно повторяют парные коэффициенты</w:t>
       </w:r>
       <w:r>
         <w:t>, значимыми являются</w:t>
@@ -11033,16 +10991,7 @@
               <w:rPr>
                 <w:rFonts w:ascii="Cambria Math" w:hAnsi="Cambria Math"/>
               </w:rPr>
-              <m:t>2,6</m:t>
-            </m:r>
-            <m:r>
-              <m:rPr>
-                <m:sty m:val="p"/>
-              </m:rPr>
-              <w:rPr>
-                <w:rFonts w:ascii="Cambria Math" w:hAnsi="Cambria Math"/>
-              </w:rPr>
-              <m:t>/ост.</m:t>
+              <m:t>2,6/ост.</m:t>
             </m:r>
           </m:sub>
         </m:sSub>
@@ -11057,10 +11006,7 @@
         </m:r>
       </m:oMath>
       <w:r>
-        <w:t xml:space="preserve"> – </w:t>
-      </w:r>
-      <w:r>
-        <w:t>чем выше «удельный вес рабочих в составе ППП», тем ниже «непроизводственные расходы»;</w:t>
+        <w:t xml:space="preserve"> – чем выше «удельный вес рабочих в составе ППП», тем ниже «непроизводственные расходы»;</w:t>
       </w:r>
     </w:p>
     <w:p>
@@ -11107,23 +11053,11 @@
           <w:rPr>
             <w:rFonts w:ascii="Cambria Math" w:hAnsi="Cambria Math"/>
           </w:rPr>
-          <m:t>≈0,4</m:t>
-        </m:r>
-        <m:r>
-          <m:rPr>
-            <m:sty m:val="p"/>
-          </m:rPr>
-          <w:rPr>
-            <w:rFonts w:ascii="Cambria Math" w:hAnsi="Cambria Math"/>
-          </w:rPr>
-          <m:t>6</m:t>
+          <m:t>≈0,46</m:t>
         </m:r>
       </m:oMath>
       <w:r>
-        <w:t xml:space="preserve"> – </w:t>
-      </w:r>
-      <w:r>
-        <w:t xml:space="preserve">больший «удельный вес покупных изделий» </w:t>
+        <w:t xml:space="preserve"> – больший «удельный вес покупных изделий» </w:t>
       </w:r>
       <w:r>
         <w:t>связан</w:t>
@@ -11188,23 +11122,11 @@
           <w:rPr>
             <w:rFonts w:ascii="Cambria Math" w:hAnsi="Cambria Math"/>
           </w:rPr>
-          <m:t>≈-0,5</m:t>
-        </m:r>
-        <m:r>
-          <m:rPr>
-            <m:sty m:val="p"/>
-          </m:rPr>
-          <w:rPr>
-            <w:rFonts w:ascii="Cambria Math" w:hAnsi="Cambria Math"/>
-          </w:rPr>
-          <m:t>6</m:t>
+          <m:t>≈-0,56</m:t>
         </m:r>
       </m:oMath>
       <w:r>
-        <w:t xml:space="preserve"> </w:t>
-      </w:r>
-      <w:r>
-        <w:t xml:space="preserve">– увеличение «фондоотдачи» </w:t>
+        <w:t xml:space="preserve"> – увеличение «фондоотдачи» </w:t>
       </w:r>
       <w:r>
         <w:t>сопровождается</w:t>
@@ -11297,43 +11219,7 @@
           <w:rPr>
             <w:rFonts w:ascii="Cambria Math" w:hAnsi="Cambria Math"/>
           </w:rPr>
-          <m:t>≈</m:t>
-        </m:r>
-        <m:r>
-          <m:rPr>
-            <m:sty m:val="p"/>
-          </m:rPr>
-          <w:rPr>
-            <w:rFonts w:ascii="Cambria Math" w:hAnsi="Cambria Math"/>
-          </w:rPr>
-          <m:t>1</m:t>
-        </m:r>
-        <m:r>
-          <m:rPr>
-            <m:sty m:val="p"/>
-          </m:rPr>
-          <w:rPr>
-            <w:rFonts w:ascii="Cambria Math" w:hAnsi="Cambria Math"/>
-          </w:rPr>
-          <m:t>,</m:t>
-        </m:r>
-        <m:r>
-          <m:rPr>
-            <m:sty m:val="p"/>
-          </m:rPr>
-          <w:rPr>
-            <w:rFonts w:ascii="Cambria Math" w:hAnsi="Cambria Math"/>
-          </w:rPr>
-          <m:t>062</m:t>
-        </m:r>
-        <m:r>
-          <m:rPr>
-            <m:sty m:val="p"/>
-          </m:rPr>
-          <w:rPr>
-            <w:rFonts w:ascii="Cambria Math" w:hAnsi="Cambria Math"/>
-          </w:rPr>
-          <m:t xml:space="preserve"> </m:t>
+          <m:t xml:space="preserve">≈1,062 </m:t>
         </m:r>
         <m:r>
           <w:rPr>
@@ -11365,13 +11251,7 @@
               <w:rPr>
                 <w:rFonts w:ascii="Cambria Math" w:hAnsi="Cambria Math"/>
               </w:rPr>
-              <m:t>1/</m:t>
-            </m:r>
-            <m:r>
-              <w:rPr>
-                <w:rFonts w:ascii="Cambria Math" w:hAnsi="Cambria Math"/>
-              </w:rPr>
-              <m:t>ост.</m:t>
+              <m:t>1/ост.</m:t>
             </m:r>
           </m:sub>
         </m:sSub>
@@ -11379,19 +11259,7 @@
           <w:rPr>
             <w:rFonts w:ascii="Cambria Math" w:hAnsi="Cambria Math"/>
           </w:rPr>
-          <m:t xml:space="preserve">= </m:t>
-        </m:r>
-        <m:r>
-          <w:rPr>
-            <w:rFonts w:ascii="Cambria Math" w:hAnsi="Cambria Math"/>
-          </w:rPr>
-          <m:t>0</m:t>
-        </m:r>
-        <m:r>
-          <w:rPr>
-            <w:rFonts w:ascii="Cambria Math" w:hAnsi="Cambria Math"/>
-          </w:rPr>
-          <m:t>,32;</m:t>
+          <m:t>= 0,32;</m:t>
         </m:r>
         <m:r>
           <w:rPr>
@@ -11404,31 +11272,7 @@
           <w:rPr>
             <w:rFonts w:ascii="Cambria Math" w:hAnsi="Cambria Math"/>
           </w:rPr>
-          <m:t>=</m:t>
-        </m:r>
-        <m:r>
-          <w:rPr>
-            <w:rFonts w:ascii="Cambria Math" w:hAnsi="Cambria Math"/>
-          </w:rPr>
-          <m:t>0</m:t>
-        </m:r>
-        <m:r>
-          <w:rPr>
-            <w:rFonts w:ascii="Cambria Math" w:hAnsi="Cambria Math"/>
-          </w:rPr>
-          <m:t>,</m:t>
-        </m:r>
-        <m:r>
-          <w:rPr>
-            <w:rFonts w:ascii="Cambria Math" w:hAnsi="Cambria Math"/>
-          </w:rPr>
-          <m:t>10</m:t>
-        </m:r>
-        <m:r>
-          <w:rPr>
-            <w:rFonts w:ascii="Cambria Math" w:hAnsi="Cambria Math"/>
-          </w:rPr>
-          <m:t>)</m:t>
+          <m:t>=0,10)</m:t>
         </m:r>
       </m:oMath>
       <w:r>
@@ -11438,10 +11282,7 @@
         <w:t>–</w:t>
       </w:r>
       <w:r>
-        <w:t xml:space="preserve"> </w:t>
-      </w:r>
-      <w:r>
-        <w:t>единственный незначимый</w:t>
+        <w:t xml:space="preserve"> единственный незначимый</w:t>
       </w:r>
       <w:r>
         <w:t>, объясняется всего 10% дисперсии</w:t>
@@ -11538,43 +11379,7 @@
           <w:rPr>
             <w:rFonts w:ascii="Cambria Math" w:hAnsi="Cambria Math"/>
           </w:rPr>
-          <m:t>≈</m:t>
-        </m:r>
-        <m:r>
-          <m:rPr>
-            <m:sty m:val="p"/>
-          </m:rPr>
-          <w:rPr>
-            <w:rFonts w:ascii="Cambria Math" w:hAnsi="Cambria Math"/>
-          </w:rPr>
-          <m:t>83</m:t>
-        </m:r>
-        <m:r>
-          <m:rPr>
-            <m:sty m:val="p"/>
-          </m:rPr>
-          <w:rPr>
-            <w:rFonts w:ascii="Cambria Math" w:hAnsi="Cambria Math"/>
-          </w:rPr>
-          <m:t>,</m:t>
-        </m:r>
-        <m:r>
-          <m:rPr>
-            <m:sty m:val="p"/>
-          </m:rPr>
-          <w:rPr>
-            <w:rFonts w:ascii="Cambria Math" w:hAnsi="Cambria Math"/>
-          </w:rPr>
-          <m:t>760</m:t>
-        </m:r>
-        <m:r>
-          <m:rPr>
-            <m:sty m:val="p"/>
-          </m:rPr>
-          <w:rPr>
-            <w:rFonts w:ascii="Cambria Math" w:hAnsi="Cambria Math"/>
-          </w:rPr>
-          <m:t xml:space="preserve"> </m:t>
+          <m:t xml:space="preserve">≈83,760 </m:t>
         </m:r>
         <m:r>
           <w:rPr>
@@ -11606,13 +11411,7 @@
               <w:rPr>
                 <w:rFonts w:ascii="Cambria Math" w:hAnsi="Cambria Math"/>
               </w:rPr>
-              <m:t>1/</m:t>
-            </m:r>
-            <m:r>
-              <w:rPr>
-                <w:rFonts w:ascii="Cambria Math" w:hAnsi="Cambria Math"/>
-              </w:rPr>
-              <m:t>ост.</m:t>
+              <m:t>1/ост.</m:t>
             </m:r>
           </m:sub>
         </m:sSub>
@@ -11620,37 +11419,7 @@
           <w:rPr>
             <w:rFonts w:ascii="Cambria Math" w:hAnsi="Cambria Math"/>
           </w:rPr>
-          <m:t xml:space="preserve">= </m:t>
-        </m:r>
-        <m:r>
-          <w:rPr>
-            <w:rFonts w:ascii="Cambria Math" w:hAnsi="Cambria Math"/>
-          </w:rPr>
-          <m:t>0</m:t>
-        </m:r>
-        <m:r>
-          <w:rPr>
-            <w:rFonts w:ascii="Cambria Math" w:hAnsi="Cambria Math"/>
-          </w:rPr>
-          <m:t>,</m:t>
-        </m:r>
-        <m:r>
-          <w:rPr>
-            <w:rFonts w:ascii="Cambria Math" w:hAnsi="Cambria Math"/>
-          </w:rPr>
-          <m:t>9</m:t>
-        </m:r>
-        <m:r>
-          <w:rPr>
-            <w:rFonts w:ascii="Cambria Math" w:hAnsi="Cambria Math"/>
-          </w:rPr>
-          <m:t>5</m:t>
-        </m:r>
-        <m:r>
-          <w:rPr>
-            <w:rFonts w:ascii="Cambria Math" w:hAnsi="Cambria Math"/>
-          </w:rPr>
-          <m:t>;</m:t>
+          <m:t>= 0,95;</m:t>
         </m:r>
         <m:r>
           <w:rPr>
@@ -11663,31 +11432,7 @@
           <w:rPr>
             <w:rFonts w:ascii="Cambria Math" w:hAnsi="Cambria Math"/>
           </w:rPr>
-          <m:t>=</m:t>
-        </m:r>
-        <m:r>
-          <w:rPr>
-            <w:rFonts w:ascii="Cambria Math" w:hAnsi="Cambria Math"/>
-          </w:rPr>
-          <m:t>0</m:t>
-        </m:r>
-        <m:r>
-          <w:rPr>
-            <w:rFonts w:ascii="Cambria Math" w:hAnsi="Cambria Math"/>
-          </w:rPr>
-          <m:t>,9</m:t>
-        </m:r>
-        <m:r>
-          <w:rPr>
-            <w:rFonts w:ascii="Cambria Math" w:hAnsi="Cambria Math"/>
-          </w:rPr>
-          <m:t>0</m:t>
-        </m:r>
-        <m:r>
-          <w:rPr>
-            <w:rFonts w:ascii="Cambria Math" w:hAnsi="Cambria Math"/>
-          </w:rPr>
-          <m:t>)</m:t>
+          <m:t>=0,90)</m:t>
         </m:r>
       </m:oMath>
       <w:r>
@@ -11803,43 +11548,7 @@
           <w:rPr>
             <w:rFonts w:ascii="Cambria Math" w:hAnsi="Cambria Math"/>
           </w:rPr>
-          <m:t>≈</m:t>
-        </m:r>
-        <m:r>
-          <m:rPr>
-            <m:sty m:val="p"/>
-          </m:rPr>
-          <w:rPr>
-            <w:rFonts w:ascii="Cambria Math" w:hAnsi="Cambria Math"/>
-          </w:rPr>
-          <m:t>3</m:t>
-        </m:r>
-        <m:r>
-          <m:rPr>
-            <m:sty m:val="p"/>
-          </m:rPr>
-          <w:rPr>
-            <w:rFonts w:ascii="Cambria Math" w:hAnsi="Cambria Math"/>
-          </w:rPr>
-          <m:t>,</m:t>
-        </m:r>
-        <m:r>
-          <m:rPr>
-            <m:sty m:val="p"/>
-          </m:rPr>
-          <w:rPr>
-            <w:rFonts w:ascii="Cambria Math" w:hAnsi="Cambria Math"/>
-          </w:rPr>
-          <m:t>561</m:t>
-        </m:r>
-        <m:r>
-          <m:rPr>
-            <m:sty m:val="p"/>
-          </m:rPr>
-          <w:rPr>
-            <w:rFonts w:ascii="Cambria Math" w:hAnsi="Cambria Math"/>
-          </w:rPr>
-          <m:t xml:space="preserve"> </m:t>
+          <m:t xml:space="preserve">≈3,561 </m:t>
         </m:r>
         <m:r>
           <w:rPr>
@@ -11871,13 +11580,7 @@
               <w:rPr>
                 <w:rFonts w:ascii="Cambria Math" w:hAnsi="Cambria Math"/>
               </w:rPr>
-              <m:t>1/</m:t>
-            </m:r>
-            <m:r>
-              <w:rPr>
-                <w:rFonts w:ascii="Cambria Math" w:hAnsi="Cambria Math"/>
-              </w:rPr>
-              <m:t>ост.</m:t>
+              <m:t>1/ост.</m:t>
             </m:r>
           </m:sub>
         </m:sSub>
@@ -11885,37 +11588,7 @@
           <w:rPr>
             <w:rFonts w:ascii="Cambria Math" w:hAnsi="Cambria Math"/>
           </w:rPr>
-          <m:t xml:space="preserve">= </m:t>
-        </m:r>
-        <m:r>
-          <w:rPr>
-            <w:rFonts w:ascii="Cambria Math" w:hAnsi="Cambria Math"/>
-          </w:rPr>
-          <m:t>0</m:t>
-        </m:r>
-        <m:r>
-          <w:rPr>
-            <w:rFonts w:ascii="Cambria Math" w:hAnsi="Cambria Math"/>
-          </w:rPr>
-          <m:t>,</m:t>
-        </m:r>
-        <m:r>
-          <w:rPr>
-            <w:rFonts w:ascii="Cambria Math" w:hAnsi="Cambria Math"/>
-          </w:rPr>
-          <m:t>5</m:t>
-        </m:r>
-        <m:r>
-          <w:rPr>
-            <w:rFonts w:ascii="Cambria Math" w:hAnsi="Cambria Math"/>
-          </w:rPr>
-          <m:t>2</m:t>
-        </m:r>
-        <m:r>
-          <w:rPr>
-            <w:rFonts w:ascii="Cambria Math" w:hAnsi="Cambria Math"/>
-          </w:rPr>
-          <m:t>;</m:t>
+          <m:t>= 0,52;</m:t>
         </m:r>
         <m:r>
           <w:rPr>
@@ -11928,31 +11601,7 @@
           <w:rPr>
             <w:rFonts w:ascii="Cambria Math" w:hAnsi="Cambria Math"/>
           </w:rPr>
-          <m:t>=</m:t>
-        </m:r>
-        <m:r>
-          <w:rPr>
-            <w:rFonts w:ascii="Cambria Math" w:hAnsi="Cambria Math"/>
-          </w:rPr>
-          <m:t>0</m:t>
-        </m:r>
-        <m:r>
-          <w:rPr>
-            <w:rFonts w:ascii="Cambria Math" w:hAnsi="Cambria Math"/>
-          </w:rPr>
-          <m:t>,2</m:t>
-        </m:r>
-        <m:r>
-          <w:rPr>
-            <w:rFonts w:ascii="Cambria Math" w:hAnsi="Cambria Math"/>
-          </w:rPr>
-          <m:t>7</m:t>
-        </m:r>
-        <m:r>
-          <w:rPr>
-            <w:rFonts w:ascii="Cambria Math" w:hAnsi="Cambria Math"/>
-          </w:rPr>
-          <m:t>)</m:t>
+          <m:t>=0,27)</m:t>
         </m:r>
       </m:oMath>
       <w:r>
@@ -12050,43 +11699,7 @@
           <w:rPr>
             <w:rFonts w:ascii="Cambria Math" w:hAnsi="Cambria Math"/>
           </w:rPr>
-          <m:t>≈</m:t>
-        </m:r>
-        <m:r>
-          <m:rPr>
-            <m:sty m:val="p"/>
-          </m:rPr>
-          <w:rPr>
-            <w:rFonts w:ascii="Cambria Math" w:hAnsi="Cambria Math"/>
-          </w:rPr>
-          <m:t>7</m:t>
-        </m:r>
-        <m:r>
-          <m:rPr>
-            <m:sty m:val="p"/>
-          </m:rPr>
-          <w:rPr>
-            <w:rFonts w:ascii="Cambria Math" w:hAnsi="Cambria Math"/>
-          </w:rPr>
-          <m:t>,</m:t>
-        </m:r>
-        <m:r>
-          <m:rPr>
-            <m:sty m:val="p"/>
-          </m:rPr>
-          <w:rPr>
-            <w:rFonts w:ascii="Cambria Math" w:hAnsi="Cambria Math"/>
-          </w:rPr>
-          <m:t>617</m:t>
-        </m:r>
-        <m:r>
-          <m:rPr>
-            <m:sty m:val="p"/>
-          </m:rPr>
-          <w:rPr>
-            <w:rFonts w:ascii="Cambria Math" w:hAnsi="Cambria Math"/>
-          </w:rPr>
-          <m:t xml:space="preserve"> </m:t>
+          <m:t xml:space="preserve">≈7,617 </m:t>
         </m:r>
         <m:r>
           <w:rPr>
@@ -12118,13 +11731,7 @@
               <w:rPr>
                 <w:rFonts w:ascii="Cambria Math" w:hAnsi="Cambria Math"/>
               </w:rPr>
-              <m:t>1/</m:t>
-            </m:r>
-            <m:r>
-              <w:rPr>
-                <w:rFonts w:ascii="Cambria Math" w:hAnsi="Cambria Math"/>
-              </w:rPr>
-              <m:t>ост.</m:t>
+              <m:t>1/ост.</m:t>
             </m:r>
           </m:sub>
         </m:sSub>
@@ -12132,37 +11739,7 @@
           <w:rPr>
             <w:rFonts w:ascii="Cambria Math" w:hAnsi="Cambria Math"/>
           </w:rPr>
-          <m:t xml:space="preserve">= </m:t>
-        </m:r>
-        <m:r>
-          <w:rPr>
-            <w:rFonts w:ascii="Cambria Math" w:hAnsi="Cambria Math"/>
-          </w:rPr>
-          <m:t>0</m:t>
-        </m:r>
-        <m:r>
-          <w:rPr>
-            <w:rFonts w:ascii="Cambria Math" w:hAnsi="Cambria Math"/>
-          </w:rPr>
-          <m:t>,</m:t>
-        </m:r>
-        <m:r>
-          <w:rPr>
-            <w:rFonts w:ascii="Cambria Math" w:hAnsi="Cambria Math"/>
-          </w:rPr>
-          <m:t>6</m:t>
-        </m:r>
-        <m:r>
-          <w:rPr>
-            <w:rFonts w:ascii="Cambria Math" w:hAnsi="Cambria Math"/>
-          </w:rPr>
-          <m:t>7</m:t>
-        </m:r>
-        <m:r>
-          <w:rPr>
-            <w:rFonts w:ascii="Cambria Math" w:hAnsi="Cambria Math"/>
-          </w:rPr>
-          <m:t>;</m:t>
+          <m:t>= 0,67;</m:t>
         </m:r>
         <m:r>
           <w:rPr>
@@ -12175,31 +11752,7 @@
           <w:rPr>
             <w:rFonts w:ascii="Cambria Math" w:hAnsi="Cambria Math"/>
           </w:rPr>
-          <m:t>=</m:t>
-        </m:r>
-        <m:r>
-          <w:rPr>
-            <w:rFonts w:ascii="Cambria Math" w:hAnsi="Cambria Math"/>
-          </w:rPr>
-          <m:t>0,</m:t>
-        </m:r>
-        <m:r>
-          <w:rPr>
-            <w:rFonts w:ascii="Cambria Math" w:hAnsi="Cambria Math"/>
-          </w:rPr>
-          <m:t>4</m:t>
-        </m:r>
-        <m:r>
-          <w:rPr>
-            <w:rFonts w:ascii="Cambria Math" w:hAnsi="Cambria Math"/>
-          </w:rPr>
-          <m:t>5</m:t>
-        </m:r>
-        <m:r>
-          <w:rPr>
-            <w:rFonts w:ascii="Cambria Math" w:hAnsi="Cambria Math"/>
-          </w:rPr>
-          <m:t>)</m:t>
+          <m:t>=0,45)</m:t>
         </m:r>
       </m:oMath>
       <w:r>
@@ -12294,43 +11847,7 @@
           <w:rPr>
             <w:rFonts w:ascii="Cambria Math" w:hAnsi="Cambria Math"/>
           </w:rPr>
-          <m:t>≈</m:t>
-        </m:r>
-        <m:r>
-          <m:rPr>
-            <m:sty m:val="p"/>
-          </m:rPr>
-          <w:rPr>
-            <w:rFonts w:ascii="Cambria Math" w:hAnsi="Cambria Math"/>
-          </w:rPr>
-          <m:t>6</m:t>
-        </m:r>
-        <m:r>
-          <m:rPr>
-            <m:sty m:val="p"/>
-          </m:rPr>
-          <w:rPr>
-            <w:rFonts w:ascii="Cambria Math" w:hAnsi="Cambria Math"/>
-          </w:rPr>
-          <m:t>,</m:t>
-        </m:r>
-        <m:r>
-          <m:rPr>
-            <m:sty m:val="p"/>
-          </m:rPr>
-          <w:rPr>
-            <w:rFonts w:ascii="Cambria Math" w:hAnsi="Cambria Math"/>
-          </w:rPr>
-          <m:t>267</m:t>
-        </m:r>
-        <m:r>
-          <m:rPr>
-            <m:sty m:val="p"/>
-          </m:rPr>
-          <w:rPr>
-            <w:rFonts w:ascii="Cambria Math" w:hAnsi="Cambria Math"/>
-          </w:rPr>
-          <m:t xml:space="preserve"> </m:t>
+          <m:t xml:space="preserve">≈6,267 </m:t>
         </m:r>
         <m:r>
           <w:rPr>
@@ -12362,13 +11879,7 @@
               <w:rPr>
                 <w:rFonts w:ascii="Cambria Math" w:hAnsi="Cambria Math"/>
               </w:rPr>
-              <m:t>1/</m:t>
-            </m:r>
-            <m:r>
-              <w:rPr>
-                <w:rFonts w:ascii="Cambria Math" w:hAnsi="Cambria Math"/>
-              </w:rPr>
-              <m:t>ост.</m:t>
+              <m:t>1/ост.</m:t>
             </m:r>
           </m:sub>
         </m:sSub>
@@ -12376,37 +11887,7 @@
           <w:rPr>
             <w:rFonts w:ascii="Cambria Math" w:hAnsi="Cambria Math"/>
           </w:rPr>
-          <m:t xml:space="preserve">= </m:t>
-        </m:r>
-        <m:r>
-          <w:rPr>
-            <w:rFonts w:ascii="Cambria Math" w:hAnsi="Cambria Math"/>
-          </w:rPr>
-          <m:t>0</m:t>
-        </m:r>
-        <m:r>
-          <w:rPr>
-            <w:rFonts w:ascii="Cambria Math" w:hAnsi="Cambria Math"/>
-          </w:rPr>
-          <m:t>,</m:t>
-        </m:r>
-        <m:r>
-          <w:rPr>
-            <w:rFonts w:ascii="Cambria Math" w:hAnsi="Cambria Math"/>
-          </w:rPr>
-          <m:t>6</m:t>
-        </m:r>
-        <m:r>
-          <w:rPr>
-            <w:rFonts w:ascii="Cambria Math" w:hAnsi="Cambria Math"/>
-          </w:rPr>
-          <m:t>3</m:t>
-        </m:r>
-        <m:r>
-          <w:rPr>
-            <w:rFonts w:ascii="Cambria Math" w:hAnsi="Cambria Math"/>
-          </w:rPr>
-          <m:t>;</m:t>
+          <m:t>= 0,63;</m:t>
         </m:r>
         <m:r>
           <w:rPr>
@@ -12419,25 +11900,7 @@
           <w:rPr>
             <w:rFonts w:ascii="Cambria Math" w:hAnsi="Cambria Math"/>
           </w:rPr>
-          <m:t>=</m:t>
-        </m:r>
-        <m:r>
-          <w:rPr>
-            <w:rFonts w:ascii="Cambria Math" w:hAnsi="Cambria Math"/>
-          </w:rPr>
-          <m:t>0,</m:t>
-        </m:r>
-        <m:r>
-          <w:rPr>
-            <w:rFonts w:ascii="Cambria Math" w:hAnsi="Cambria Math"/>
-          </w:rPr>
-          <m:t>4</m:t>
-        </m:r>
-        <m:r>
-          <w:rPr>
-            <w:rFonts w:ascii="Cambria Math" w:hAnsi="Cambria Math"/>
-          </w:rPr>
-          <m:t>0)</m:t>
+          <m:t>=0,40)</m:t>
         </m:r>
       </m:oMath>
       <w:r>
@@ -12538,43 +12001,7 @@
           <w:rPr>
             <w:rFonts w:ascii="Cambria Math" w:hAnsi="Cambria Math"/>
           </w:rPr>
-          <m:t>≈</m:t>
-        </m:r>
-        <m:r>
-          <m:rPr>
-            <m:sty m:val="p"/>
-          </m:rPr>
-          <w:rPr>
-            <w:rFonts w:ascii="Cambria Math" w:hAnsi="Cambria Math"/>
-          </w:rPr>
-          <m:t>82</m:t>
-        </m:r>
-        <m:r>
-          <m:rPr>
-            <m:sty m:val="p"/>
-          </m:rPr>
-          <w:rPr>
-            <w:rFonts w:ascii="Cambria Math" w:hAnsi="Cambria Math"/>
-          </w:rPr>
-          <m:t>,</m:t>
-        </m:r>
-        <m:r>
-          <m:rPr>
-            <m:sty m:val="p"/>
-          </m:rPr>
-          <w:rPr>
-            <w:rFonts w:ascii="Cambria Math" w:hAnsi="Cambria Math"/>
-          </w:rPr>
-          <m:t>015</m:t>
-        </m:r>
-        <m:r>
-          <m:rPr>
-            <m:sty m:val="p"/>
-          </m:rPr>
-          <w:rPr>
-            <w:rFonts w:ascii="Cambria Math" w:hAnsi="Cambria Math"/>
-          </w:rPr>
-          <m:t xml:space="preserve"> </m:t>
+          <m:t xml:space="preserve">≈82,015 </m:t>
         </m:r>
         <m:r>
           <w:rPr>
@@ -12606,13 +12033,7 @@
               <w:rPr>
                 <w:rFonts w:ascii="Cambria Math" w:hAnsi="Cambria Math"/>
               </w:rPr>
-              <m:t>1/</m:t>
-            </m:r>
-            <m:r>
-              <w:rPr>
-                <w:rFonts w:ascii="Cambria Math" w:hAnsi="Cambria Math"/>
-              </w:rPr>
-              <m:t>ост.</m:t>
+              <m:t>1/ост.</m:t>
             </m:r>
           </m:sub>
         </m:sSub>
@@ -12620,37 +12041,7 @@
           <w:rPr>
             <w:rFonts w:ascii="Cambria Math" w:hAnsi="Cambria Math"/>
           </w:rPr>
-          <m:t xml:space="preserve">= </m:t>
-        </m:r>
-        <m:r>
-          <w:rPr>
-            <w:rFonts w:ascii="Cambria Math" w:hAnsi="Cambria Math"/>
-          </w:rPr>
-          <m:t>0</m:t>
-        </m:r>
-        <m:r>
-          <w:rPr>
-            <w:rFonts w:ascii="Cambria Math" w:hAnsi="Cambria Math"/>
-          </w:rPr>
-          <m:t>,</m:t>
-        </m:r>
-        <m:r>
-          <w:rPr>
-            <w:rFonts w:ascii="Cambria Math" w:hAnsi="Cambria Math"/>
-          </w:rPr>
-          <m:t>9</m:t>
-        </m:r>
-        <m:r>
-          <w:rPr>
-            <w:rFonts w:ascii="Cambria Math" w:hAnsi="Cambria Math"/>
-          </w:rPr>
-          <m:t>5</m:t>
-        </m:r>
-        <m:r>
-          <w:rPr>
-            <w:rFonts w:ascii="Cambria Math" w:hAnsi="Cambria Math"/>
-          </w:rPr>
-          <m:t>;</m:t>
+          <m:t>= 0,95;</m:t>
         </m:r>
         <m:r>
           <w:rPr>
@@ -12663,25 +12054,7 @@
           <w:rPr>
             <w:rFonts w:ascii="Cambria Math" w:hAnsi="Cambria Math"/>
           </w:rPr>
-          <m:t>=</m:t>
-        </m:r>
-        <m:r>
-          <w:rPr>
-            <w:rFonts w:ascii="Cambria Math" w:hAnsi="Cambria Math"/>
-          </w:rPr>
-          <m:t>0,</m:t>
-        </m:r>
-        <m:r>
-          <w:rPr>
-            <w:rFonts w:ascii="Cambria Math" w:hAnsi="Cambria Math"/>
-          </w:rPr>
-          <m:t>9</m:t>
-        </m:r>
-        <m:r>
-          <w:rPr>
-            <w:rFonts w:ascii="Cambria Math" w:hAnsi="Cambria Math"/>
-          </w:rPr>
-          <m:t>0)</m:t>
+          <m:t>=0,90)</m:t>
         </m:r>
       </m:oMath>
       <w:r>
@@ -12712,22 +12085,10 @@
         <w:t xml:space="preserve">тся </w:t>
       </w:r>
       <w:r>
-        <w:t>(90%)</w:t>
-      </w:r>
-      <w:r>
-        <w:t xml:space="preserve"> </w:t>
-      </w:r>
-      <w:r>
-        <w:t>остальными показателями</w:t>
-      </w:r>
-      <w:r>
-        <w:t xml:space="preserve"> (</w:t>
-      </w:r>
-      <w:r>
-        <w:t>парный с</w:t>
-      </w:r>
-      <w:r>
-        <w:t xml:space="preserve"> «</w:t>
+        <w:t xml:space="preserve">(90%) </w:t>
+      </w:r>
+      <w:r>
+        <w:t>остальными показателями (парный с «</w:t>
       </w:r>
       <w:r>
         <w:t>удельны</w:t>
@@ -12761,12 +12122,12 @@
       <w:pPr>
         <w:pStyle w:val="1"/>
       </w:pPr>
-      <w:bookmarkStart w:id="45" w:name="_Toc244177029"/>
+      <w:bookmarkStart w:id="41" w:name="_Toc244177029"/>
       <w:r>
         <w:lastRenderedPageBreak/>
         <w:t>Вывод</w:t>
       </w:r>
-      <w:bookmarkEnd w:id="45"/>
+      <w:bookmarkEnd w:id="41"/>
     </w:p>
     <w:p>
       <w:pPr>
@@ -18154,6 +17515,7 @@
   <w:style w:type="character" w:default="1" w:styleId="a5">
     <w:name w:val="Default Paragraph Font"/>
     <w:uiPriority w:val="1"/>
+    <w:semiHidden/>
     <w:unhideWhenUsed/>
   </w:style>
   <w:style w:type="table" w:default="1" w:styleId="a6">

--- a/МСОИ, лабораторные работы/МСОИ, л.р. 1/МСОИ, л.р. 1, отчёт.docx
+++ b/МСОИ, лабораторные работы/МСОИ, л.р. 1/МСОИ, л.р. 1, отчёт.docx
@@ -4054,12 +4054,12 @@
       <w:pPr>
         <w:pStyle w:val="1"/>
       </w:pPr>
-      <w:bookmarkStart w:id="6" w:name="_Toc244177021"/>
+      <w:bookmarkStart w:id="10" w:name="_Toc244177021"/>
       <w:r>
         <w:lastRenderedPageBreak/>
         <w:t>Цель работы</w:t>
       </w:r>
-      <w:bookmarkEnd w:id="6"/>
+      <w:bookmarkEnd w:id="10"/>
     </w:p>
     <w:p>
       <w:pPr>
@@ -4082,12 +4082,12 @@
       <w:pPr>
         <w:pStyle w:val="1"/>
       </w:pPr>
-      <w:bookmarkStart w:id="7" w:name="_Toc244177022"/>
+      <w:bookmarkStart w:id="11" w:name="_Toc244177022"/>
       <w:r>
         <w:lastRenderedPageBreak/>
         <w:t>Исходные данные</w:t>
       </w:r>
-      <w:bookmarkEnd w:id="7"/>
+      <w:bookmarkEnd w:id="11"/>
     </w:p>
     <w:p>
       <w:pPr>
@@ -4123,6 +4123,20 @@
           <w:numId w:val="10"/>
         </w:numPr>
       </w:pPr>
+      <m:oMath>
+        <m:r>
+          <w:rPr>
+            <w:rFonts w:ascii="Cambria Math" w:hAnsi="Cambria Math"/>
+          </w:rPr>
+          <m:t>y</m:t>
+        </m:r>
+      </m:oMath>
+      <w:r>
+        <w:rPr>
+          <w:lang w:val="en-US"/>
+        </w:rPr>
+        <w:t xml:space="preserve"> – </w:t>
+      </w:r>
       <w:r>
         <w:t>производительность труда,</w:t>
       </w:r>
@@ -4135,6 +4149,44 @@
           <w:numId w:val="10"/>
         </w:numPr>
       </w:pPr>
+      <m:oMath>
+        <m:sSub>
+          <m:sSubPr>
+            <m:ctrlPr>
+              <w:rPr>
+                <w:rFonts w:ascii="Cambria Math" w:hAnsi="Cambria Math"/>
+                <w:i/>
+                <w:lang w:val="en-US"/>
+              </w:rPr>
+            </m:ctrlPr>
+          </m:sSubPr>
+          <m:e>
+            <m:r>
+              <w:rPr>
+                <w:rFonts w:ascii="Cambria Math" w:hAnsi="Cambria Math"/>
+              </w:rPr>
+              <m:t>x</m:t>
+            </m:r>
+            <m:ctrlPr>
+              <w:rPr>
+                <w:rFonts w:ascii="Cambria Math" w:hAnsi="Cambria Math"/>
+                <w:i/>
+              </w:rPr>
+            </m:ctrlPr>
+          </m:e>
+          <m:sub>
+            <m:r>
+              <w:rPr>
+                <w:rFonts w:ascii="Cambria Math" w:hAnsi="Cambria Math"/>
+              </w:rPr>
+              <m:t>1</m:t>
+            </m:r>
+          </m:sub>
+        </m:sSub>
+      </m:oMath>
+      <w:r>
+        <w:t xml:space="preserve"> – </w:t>
+      </w:r>
       <w:r>
         <w:t xml:space="preserve">удельный вес рабочих в составе </w:t>
       </w:r>
@@ -4153,6 +4205,44 @@
           <w:numId w:val="10"/>
         </w:numPr>
       </w:pPr>
+      <m:oMath>
+        <m:sSub>
+          <m:sSubPr>
+            <m:ctrlPr>
+              <w:rPr>
+                <w:rFonts w:ascii="Cambria Math" w:hAnsi="Cambria Math"/>
+                <w:i/>
+                <w:lang w:val="en-US"/>
+              </w:rPr>
+            </m:ctrlPr>
+          </m:sSubPr>
+          <m:e>
+            <m:r>
+              <w:rPr>
+                <w:rFonts w:ascii="Cambria Math" w:hAnsi="Cambria Math"/>
+              </w:rPr>
+              <m:t>x</m:t>
+            </m:r>
+            <m:ctrlPr>
+              <w:rPr>
+                <w:rFonts w:ascii="Cambria Math" w:hAnsi="Cambria Math"/>
+                <w:i/>
+              </w:rPr>
+            </m:ctrlPr>
+          </m:e>
+          <m:sub>
+            <m:r>
+              <w:rPr>
+                <w:rFonts w:ascii="Cambria Math" w:hAnsi="Cambria Math"/>
+              </w:rPr>
+              <m:t>2</m:t>
+            </m:r>
+          </m:sub>
+        </m:sSub>
+      </m:oMath>
+      <w:r>
+        <w:t xml:space="preserve"> – </w:t>
+      </w:r>
       <w:r>
         <w:t>удельный вес покупных изделий,</w:t>
       </w:r>
@@ -4165,6 +4255,48 @@
           <w:numId w:val="10"/>
         </w:numPr>
       </w:pPr>
+      <m:oMath>
+        <m:sSub>
+          <m:sSubPr>
+            <m:ctrlPr>
+              <w:rPr>
+                <w:rFonts w:ascii="Cambria Math" w:hAnsi="Cambria Math"/>
+                <w:i/>
+                <w:lang w:val="en-US"/>
+              </w:rPr>
+            </m:ctrlPr>
+          </m:sSubPr>
+          <m:e>
+            <m:r>
+              <w:rPr>
+                <w:rFonts w:ascii="Cambria Math" w:hAnsi="Cambria Math"/>
+              </w:rPr>
+              <m:t>x</m:t>
+            </m:r>
+            <m:ctrlPr>
+              <w:rPr>
+                <w:rFonts w:ascii="Cambria Math" w:hAnsi="Cambria Math"/>
+                <w:i/>
+              </w:rPr>
+            </m:ctrlPr>
+          </m:e>
+          <m:sub>
+            <m:r>
+              <w:rPr>
+                <w:rFonts w:ascii="Cambria Math" w:hAnsi="Cambria Math"/>
+                <w:lang w:val="en-US"/>
+              </w:rPr>
+              <m:t>3</m:t>
+            </m:r>
+          </m:sub>
+        </m:sSub>
+      </m:oMath>
+      <w:r>
+        <w:rPr>
+          <w:lang w:val="en-US"/>
+        </w:rPr>
+        <w:t xml:space="preserve"> – </w:t>
+      </w:r>
       <w:r>
         <w:t>фондоотдача,</w:t>
       </w:r>
@@ -4177,6 +4309,48 @@
           <w:numId w:val="10"/>
         </w:numPr>
       </w:pPr>
+      <m:oMath>
+        <m:sSub>
+          <m:sSubPr>
+            <m:ctrlPr>
+              <w:rPr>
+                <w:rFonts w:ascii="Cambria Math" w:hAnsi="Cambria Math"/>
+                <w:i/>
+                <w:lang w:val="en-US"/>
+              </w:rPr>
+            </m:ctrlPr>
+          </m:sSubPr>
+          <m:e>
+            <m:r>
+              <w:rPr>
+                <w:rFonts w:ascii="Cambria Math" w:hAnsi="Cambria Math"/>
+              </w:rPr>
+              <m:t>x</m:t>
+            </m:r>
+            <m:ctrlPr>
+              <w:rPr>
+                <w:rFonts w:ascii="Cambria Math" w:hAnsi="Cambria Math"/>
+                <w:i/>
+              </w:rPr>
+            </m:ctrlPr>
+          </m:e>
+          <m:sub>
+            <m:r>
+              <w:rPr>
+                <w:rFonts w:ascii="Cambria Math" w:hAnsi="Cambria Math"/>
+                <w:lang w:val="en-US"/>
+              </w:rPr>
+              <m:t>4</m:t>
+            </m:r>
+          </m:sub>
+        </m:sSub>
+      </m:oMath>
+      <w:r>
+        <w:rPr>
+          <w:lang w:val="en-US"/>
+        </w:rPr>
+        <w:t xml:space="preserve"> – </w:t>
+      </w:r>
       <w:r>
         <w:t>фондовооруженность труда,</w:t>
       </w:r>
@@ -4189,6 +4363,48 @@
           <w:numId w:val="10"/>
         </w:numPr>
       </w:pPr>
+      <m:oMath>
+        <m:sSub>
+          <m:sSubPr>
+            <m:ctrlPr>
+              <w:rPr>
+                <w:rFonts w:ascii="Cambria Math" w:hAnsi="Cambria Math"/>
+                <w:i/>
+                <w:lang w:val="en-US"/>
+              </w:rPr>
+            </m:ctrlPr>
+          </m:sSubPr>
+          <m:e>
+            <m:r>
+              <w:rPr>
+                <w:rFonts w:ascii="Cambria Math" w:hAnsi="Cambria Math"/>
+              </w:rPr>
+              <m:t>x</m:t>
+            </m:r>
+            <m:ctrlPr>
+              <w:rPr>
+                <w:rFonts w:ascii="Cambria Math" w:hAnsi="Cambria Math"/>
+                <w:i/>
+              </w:rPr>
+            </m:ctrlPr>
+          </m:e>
+          <m:sub>
+            <m:r>
+              <w:rPr>
+                <w:rFonts w:ascii="Cambria Math" w:hAnsi="Cambria Math"/>
+                <w:lang w:val="en-US"/>
+              </w:rPr>
+              <m:t>5</m:t>
+            </m:r>
+          </m:sub>
+        </m:sSub>
+      </m:oMath>
+      <w:r>
+        <w:rPr>
+          <w:lang w:val="en-US"/>
+        </w:rPr>
+        <w:t xml:space="preserve"> – </w:t>
+      </w:r>
       <w:r>
         <w:t>непроизводственные расходы.</w:t>
       </w:r>
@@ -4327,7 +4543,7 @@
       <w:pPr>
         <w:pStyle w:val="ad"/>
       </w:pPr>
-      <w:bookmarkStart w:id="8" w:name="_Ref244125100"/>
+      <w:bookmarkStart w:id="12" w:name="_Ref244125100"/>
       <w:r>
         <w:t xml:space="preserve">Рисунок </w:t>
       </w:r>
@@ -4350,7 +4566,7 @@
           <w:t>1</w:t>
         </w:r>
       </w:fldSimple>
-      <w:bookmarkEnd w:id="8"/>
+      <w:bookmarkEnd w:id="12"/>
       <w:r>
         <w:t xml:space="preserve"> – Исходные данные</w:t>
       </w:r>
@@ -4411,7 +4627,7 @@
       <w:pPr>
         <w:pStyle w:val="ad"/>
       </w:pPr>
-      <w:bookmarkStart w:id="9" w:name="_Ref244125101"/>
+      <w:bookmarkStart w:id="13" w:name="_Ref244125101"/>
       <w:r>
         <w:t xml:space="preserve">Рисунок </w:t>
       </w:r>
@@ -4434,7 +4650,7 @@
           <w:t>2</w:t>
         </w:r>
       </w:fldSimple>
-      <w:bookmarkEnd w:id="9"/>
+      <w:bookmarkEnd w:id="13"/>
       <w:r>
         <w:t xml:space="preserve"> – Номера признаков вариантов</w:t>
       </w:r>
@@ -4495,7 +4711,7 @@
       <w:pPr>
         <w:pStyle w:val="ad"/>
       </w:pPr>
-      <w:bookmarkStart w:id="10" w:name="_Ref244125103"/>
+      <w:bookmarkStart w:id="14" w:name="_Ref244125103"/>
       <w:r>
         <w:t xml:space="preserve">Рисунок </w:t>
       </w:r>
@@ -4518,7 +4734,7 @@
           <w:t>3</w:t>
         </w:r>
       </w:fldSimple>
-      <w:bookmarkEnd w:id="10"/>
+      <w:bookmarkEnd w:id="14"/>
       <w:r>
         <w:t xml:space="preserve"> – Функция </w:t>
       </w:r>
@@ -4535,22 +4751,22 @@
       <w:pPr>
         <w:pStyle w:val="1"/>
       </w:pPr>
-      <w:bookmarkStart w:id="11" w:name="_Toc244177023"/>
+      <w:bookmarkStart w:id="15" w:name="_Toc244177023"/>
       <w:r>
         <w:lastRenderedPageBreak/>
         <w:t>Практическая часть</w:t>
       </w:r>
-      <w:bookmarkEnd w:id="11"/>
+      <w:bookmarkEnd w:id="15"/>
     </w:p>
     <w:p>
       <w:pPr>
         <w:pStyle w:val="2"/>
       </w:pPr>
-      <w:bookmarkStart w:id="12" w:name="_Toc244177024"/>
+      <w:bookmarkStart w:id="16" w:name="_Toc244177024"/>
       <w:r>
         <w:t>Подготовка</w:t>
       </w:r>
-      <w:bookmarkEnd w:id="12"/>
+      <w:bookmarkEnd w:id="16"/>
     </w:p>
     <w:p>
       <w:pPr>
@@ -4651,7 +4867,7 @@
       <w:pPr>
         <w:pStyle w:val="ad"/>
       </w:pPr>
-      <w:bookmarkStart w:id="13" w:name="_Ref244136322"/>
+      <w:bookmarkStart w:id="17" w:name="_Ref244136322"/>
       <w:r>
         <w:t xml:space="preserve">Рисунок </w:t>
       </w:r>
@@ -4674,7 +4890,7 @@
           <w:t>1</w:t>
         </w:r>
       </w:fldSimple>
-      <w:bookmarkEnd w:id="13"/>
+      <w:bookmarkEnd w:id="17"/>
       <w:r>
         <w:t xml:space="preserve"> – Импорт библиотек</w:t>
       </w:r>
@@ -4734,7 +4950,7 @@
       <w:pPr>
         <w:pStyle w:val="ad"/>
       </w:pPr>
-      <w:bookmarkStart w:id="14" w:name="_Ref244136325"/>
+      <w:bookmarkStart w:id="18" w:name="_Ref244136325"/>
       <w:r>
         <w:t xml:space="preserve">Рисунок </w:t>
       </w:r>
@@ -4757,7 +4973,7 @@
           <w:t>2</w:t>
         </w:r>
       </w:fldSimple>
-      <w:bookmarkEnd w:id="14"/>
+      <w:bookmarkEnd w:id="18"/>
       <w:r>
         <w:t xml:space="preserve"> – Получение данных варианта</w:t>
       </w:r>
@@ -4771,11 +4987,11 @@
       <w:pPr>
         <w:pStyle w:val="2"/>
       </w:pPr>
-      <w:bookmarkStart w:id="15" w:name="_Toc244177025"/>
+      <w:bookmarkStart w:id="19" w:name="_Toc244177025"/>
       <w:r>
         <w:t>Задание 1 – Оценки параметров</w:t>
       </w:r>
-      <w:bookmarkEnd w:id="15"/>
+      <w:bookmarkEnd w:id="19"/>
     </w:p>
     <w:p>
       <w:pPr>
@@ -4859,7 +5075,7 @@
       <w:r>
         <w:tab/>
       </w:r>
-      <w:bookmarkStart w:id="16" w:name="_Ref244134670"/>
+      <w:bookmarkStart w:id="20" w:name="_Ref244134670"/>
       <m:oMath>
         <m:acc>
           <m:accPr>
@@ -5018,7 +5234,7 @@
       <w:r>
         <w:t>)</w:t>
       </w:r>
-      <w:bookmarkEnd w:id="16"/>
+      <w:bookmarkEnd w:id="20"/>
     </w:p>
     <w:p>
       <w:pPr>
@@ -5171,7 +5387,7 @@
       <w:pPr>
         <w:pStyle w:val="ad"/>
       </w:pPr>
-      <w:bookmarkStart w:id="17" w:name="_Ref244134877"/>
+      <w:bookmarkStart w:id="21" w:name="_Ref244134877"/>
       <w:r>
         <w:t xml:space="preserve">Рисунок </w:t>
       </w:r>
@@ -5194,7 +5410,7 @@
           <w:t>3</w:t>
         </w:r>
       </w:fldSimple>
-      <w:bookmarkEnd w:id="17"/>
+      <w:bookmarkEnd w:id="21"/>
       <w:r>
         <w:t xml:space="preserve"> – Средние арифметические отклонения</w:t>
       </w:r>
@@ -5271,7 +5487,7 @@
       <w:r>
         <w:tab/>
       </w:r>
-      <w:bookmarkStart w:id="18" w:name="_Ref244135504"/>
+      <w:bookmarkStart w:id="22" w:name="_Ref244135504"/>
       <m:oMath>
         <m:sSub>
           <m:sSubPr>
@@ -5520,7 +5736,7 @@
       <w:r>
         <w:t>)</w:t>
       </w:r>
-      <w:bookmarkEnd w:id="18"/>
+      <w:bookmarkEnd w:id="22"/>
     </w:p>
     <w:p>
       <w:pPr>
@@ -5624,7 +5840,7 @@
       <w:pPr>
         <w:pStyle w:val="ad"/>
       </w:pPr>
-      <w:bookmarkStart w:id="19" w:name="_Ref244135668"/>
+      <w:bookmarkStart w:id="23" w:name="_Ref244135668"/>
       <w:r>
         <w:t xml:space="preserve">Рисунок </w:t>
       </w:r>
@@ -5647,7 +5863,7 @@
           <w:t>4</w:t>
         </w:r>
       </w:fldSimple>
-      <w:bookmarkEnd w:id="19"/>
+      <w:bookmarkEnd w:id="23"/>
       <w:r>
         <w:t xml:space="preserve"> – Среднеквадратические отклонения</w:t>
       </w:r>
@@ -5727,7 +5943,7 @@
       <w:r>
         <w:tab/>
       </w:r>
-      <w:bookmarkStart w:id="20" w:name="_Ref244135854"/>
+      <w:bookmarkStart w:id="24" w:name="_Ref244135854"/>
       <m:oMath>
         <m:sSub>
           <m:sSubPr>
@@ -6095,7 +6311,7 @@
       <w:r>
         <w:t>)</w:t>
       </w:r>
-      <w:bookmarkEnd w:id="20"/>
+      <w:bookmarkEnd w:id="24"/>
     </w:p>
     <w:p>
       <w:pPr>
@@ -6152,7 +6368,7 @@
       <w:pPr>
         <w:pStyle w:val="ad"/>
       </w:pPr>
-      <w:bookmarkStart w:id="21" w:name="_Ref244136993"/>
+      <w:bookmarkStart w:id="25" w:name="_Ref244136993"/>
       <w:r>
         <w:t xml:space="preserve">Рисунок </w:t>
       </w:r>
@@ -6175,7 +6391,7 @@
           <w:t>5</w:t>
         </w:r>
       </w:fldSimple>
-      <w:bookmarkEnd w:id="21"/>
+      <w:bookmarkEnd w:id="25"/>
       <w:r>
         <w:t xml:space="preserve"> – Матрица парных коэффициентов корреляции</w:t>
       </w:r>
@@ -6285,7 +6501,7 @@
       <w:pPr>
         <w:pStyle w:val="ad"/>
       </w:pPr>
-      <w:bookmarkStart w:id="22" w:name="_Ref244137168"/>
+      <w:bookmarkStart w:id="26" w:name="_Ref244137168"/>
       <w:r>
         <w:t xml:space="preserve">Рисунок </w:t>
       </w:r>
@@ -6308,7 +6524,7 @@
           <w:t>6</w:t>
         </w:r>
       </w:fldSimple>
-      <w:bookmarkEnd w:id="22"/>
+      <w:bookmarkEnd w:id="26"/>
       <w:r>
         <w:t xml:space="preserve"> – Функция «вывод матрицы»</w:t>
       </w:r>
@@ -6322,11 +6538,11 @@
       <w:pPr>
         <w:pStyle w:val="2"/>
       </w:pPr>
-      <w:bookmarkStart w:id="23" w:name="_Toc244177026"/>
+      <w:bookmarkStart w:id="27" w:name="_Toc244177026"/>
       <w:r>
         <w:t>Задание 2 – Частные коэффициенты корреляции</w:t>
       </w:r>
-      <w:bookmarkEnd w:id="23"/>
+      <w:bookmarkEnd w:id="27"/>
     </w:p>
     <w:p>
       <w:pPr>
@@ -6366,7 +6582,7 @@
       <w:r>
         <w:tab/>
       </w:r>
-      <w:bookmarkStart w:id="24" w:name="_Ref244136617"/>
+      <w:bookmarkStart w:id="28" w:name="_Ref244136617"/>
       <m:oMath>
         <m:sSub>
           <m:sSubPr>
@@ -6542,7 +6758,7 @@
       <w:r>
         <w:t>)</w:t>
       </w:r>
-      <w:bookmarkEnd w:id="24"/>
+      <w:bookmarkEnd w:id="28"/>
     </w:p>
     <w:p>
       <w:pPr>
@@ -6693,7 +6909,7 @@
       <w:pPr>
         <w:pStyle w:val="ad"/>
       </w:pPr>
-      <w:bookmarkStart w:id="25" w:name="_Ref244136829"/>
+      <w:bookmarkStart w:id="29" w:name="_Ref244136829"/>
       <w:r>
         <w:t xml:space="preserve">Рисунок </w:t>
       </w:r>
@@ -6716,7 +6932,7 @@
           <w:t>7</w:t>
         </w:r>
       </w:fldSimple>
-      <w:bookmarkEnd w:id="25"/>
+      <w:bookmarkEnd w:id="29"/>
       <w:r>
         <w:t xml:space="preserve"> – Матрица частных коэффициентов корреляции</w:t>
       </w:r>
@@ -6955,7 +7171,7 @@
       <w:pPr>
         <w:pStyle w:val="ad"/>
       </w:pPr>
-      <w:bookmarkStart w:id="26" w:name="_Ref244137712"/>
+      <w:bookmarkStart w:id="30" w:name="_Ref244137712"/>
       <w:r>
         <w:t xml:space="preserve">Рисунок </w:t>
       </w:r>
@@ -6978,7 +7194,7 @@
           <w:t>8</w:t>
         </w:r>
       </w:fldSimple>
-      <w:bookmarkEnd w:id="26"/>
+      <w:bookmarkEnd w:id="30"/>
       <w:r>
         <w:t xml:space="preserve"> – Функция «алгебраическое дополнение»</w:t>
       </w:r>
@@ -7038,7 +7254,7 @@
       <w:pPr>
         <w:pStyle w:val="ad"/>
       </w:pPr>
-      <w:bookmarkStart w:id="27" w:name="_Ref244137715"/>
+      <w:bookmarkStart w:id="31" w:name="_Ref244137715"/>
       <w:r>
         <w:t xml:space="preserve">Рисунок </w:t>
       </w:r>
@@ -7061,7 +7277,7 @@
           <w:t>9</w:t>
         </w:r>
       </w:fldSimple>
-      <w:bookmarkEnd w:id="27"/>
+      <w:bookmarkEnd w:id="31"/>
       <w:r>
         <w:t xml:space="preserve"> – Функция «определитель»</w:t>
       </w:r>
@@ -7122,7 +7338,7 @@
       <w:pPr>
         <w:pStyle w:val="ad"/>
       </w:pPr>
-      <w:bookmarkStart w:id="28" w:name="_Ref244137718"/>
+      <w:bookmarkStart w:id="32" w:name="_Ref244137718"/>
       <w:r>
         <w:t xml:space="preserve">Рисунок </w:t>
       </w:r>
@@ -7145,7 +7361,7 @@
           <w:t>10</w:t>
         </w:r>
       </w:fldSimple>
-      <w:bookmarkEnd w:id="28"/>
+      <w:bookmarkEnd w:id="32"/>
       <w:r>
         <w:t xml:space="preserve"> – Функция «минор»</w:t>
       </w:r>
@@ -7205,7 +7421,7 @@
       <w:pPr>
         <w:pStyle w:val="ad"/>
       </w:pPr>
-      <w:bookmarkStart w:id="29" w:name="_Ref244137721"/>
+      <w:bookmarkStart w:id="33" w:name="_Ref244137721"/>
       <w:r>
         <w:t xml:space="preserve">Рисунок </w:t>
       </w:r>
@@ -7228,7 +7444,7 @@
           <w:t>11</w:t>
         </w:r>
       </w:fldSimple>
-      <w:bookmarkEnd w:id="29"/>
+      <w:bookmarkEnd w:id="33"/>
       <w:r>
         <w:t xml:space="preserve"> – Функция «копирование матрицы»</w:t>
       </w:r>
@@ -7486,7 +7702,7 @@
       <w:pPr>
         <w:pStyle w:val="ad"/>
       </w:pPr>
-      <w:bookmarkStart w:id="30" w:name="_Ref244138545"/>
+      <w:bookmarkStart w:id="34" w:name="_Ref244138545"/>
       <w:r>
         <w:t xml:space="preserve">Рисунок </w:t>
       </w:r>
@@ -7509,7 +7725,7 @@
           <w:t>12</w:t>
         </w:r>
       </w:fldSimple>
-      <w:bookmarkEnd w:id="30"/>
+      <w:bookmarkEnd w:id="34"/>
       <w:r>
         <w:t xml:space="preserve"> – Проверка значимости частных коэффициентов</w:t>
       </w:r>
@@ -7569,7 +7785,7 @@
       <w:pPr>
         <w:pStyle w:val="ad"/>
       </w:pPr>
-      <w:bookmarkStart w:id="31" w:name="_Ref244138568"/>
+      <w:bookmarkStart w:id="35" w:name="_Ref244138568"/>
       <w:r>
         <w:t xml:space="preserve">Рисунок </w:t>
       </w:r>
@@ -7592,7 +7808,7 @@
           <w:t>13</w:t>
         </w:r>
       </w:fldSimple>
-      <w:bookmarkEnd w:id="31"/>
+      <w:bookmarkEnd w:id="35"/>
       <w:r>
         <w:t xml:space="preserve"> – Полученная значимость</w:t>
       </w:r>
@@ -7669,7 +7885,7 @@
       <w:r>
         <w:tab/>
       </w:r>
-      <w:bookmarkStart w:id="32" w:name="_Ref244140995"/>
+      <w:bookmarkStart w:id="36" w:name="_Ref244140995"/>
       <m:oMath>
         <m:sSup>
           <m:sSupPr>
@@ -8089,7 +8305,7 @@
       <w:r>
         <w:t>)</w:t>
       </w:r>
-      <w:bookmarkEnd w:id="32"/>
+      <w:bookmarkEnd w:id="36"/>
     </w:p>
     <w:p>
       <w:pPr>
@@ -8337,7 +8553,7 @@
       <w:r>
         <w:tab/>
       </w:r>
-      <w:bookmarkStart w:id="33" w:name="_Ref244141012"/>
+      <w:bookmarkStart w:id="37" w:name="_Ref244141012"/>
       <m:oMath>
         <m:sSub>
           <m:sSubPr>
@@ -8444,7 +8660,7 @@
       <w:r>
         <w:t>)</w:t>
       </w:r>
-      <w:bookmarkEnd w:id="33"/>
+      <w:bookmarkEnd w:id="37"/>
     </w:p>
     <w:p>
       <w:pPr>
@@ -9573,7 +9789,7 @@
       <w:pPr>
         <w:pStyle w:val="ad"/>
       </w:pPr>
-      <w:bookmarkStart w:id="34" w:name="_Ref244141101"/>
+      <w:bookmarkStart w:id="38" w:name="_Ref244141101"/>
       <w:r>
         <w:t xml:space="preserve">Рисунок </w:t>
       </w:r>
@@ -9596,7 +9812,7 @@
           <w:t>14</w:t>
         </w:r>
       </w:fldSimple>
-      <w:bookmarkEnd w:id="34"/>
+      <w:bookmarkEnd w:id="38"/>
       <w:r>
         <w:t xml:space="preserve"> – </w:t>
       </w:r>
@@ -9672,7 +9888,7 @@
       <w:pPr>
         <w:pStyle w:val="ad"/>
       </w:pPr>
-      <w:bookmarkStart w:id="35" w:name="_Ref244141166"/>
+      <w:bookmarkStart w:id="39" w:name="_Ref244141166"/>
       <w:r>
         <w:t xml:space="preserve">Рисунок </w:t>
       </w:r>
@@ -9695,7 +9911,7 @@
           <w:t>15</w:t>
         </w:r>
       </w:fldSimple>
-      <w:bookmarkEnd w:id="35"/>
+      <w:bookmarkEnd w:id="39"/>
       <w:r>
         <w:t xml:space="preserve"> – Полученные интервальные оценки</w:t>
       </w:r>
@@ -9709,11 +9925,11 @@
       <w:pPr>
         <w:pStyle w:val="2"/>
       </w:pPr>
-      <w:bookmarkStart w:id="36" w:name="_Toc244177027"/>
+      <w:bookmarkStart w:id="40" w:name="_Toc244177027"/>
       <w:r>
         <w:t>Задание 3 – Множественные коэффициенты корреляции</w:t>
       </w:r>
-      <w:bookmarkEnd w:id="36"/>
+      <w:bookmarkEnd w:id="40"/>
     </w:p>
     <w:p>
       <w:pPr>
@@ -9798,7 +10014,7 @@
       <w:r>
         <w:tab/>
       </w:r>
-      <w:bookmarkStart w:id="37" w:name="_Ref244141213"/>
+      <w:bookmarkStart w:id="41" w:name="_Ref244141213"/>
       <m:oMath>
         <m:sSub>
           <m:sSubPr>
@@ -9964,7 +10180,7 @@
       <w:r>
         <w:t>)</w:t>
       </w:r>
-      <w:bookmarkEnd w:id="37"/>
+      <w:bookmarkEnd w:id="41"/>
     </w:p>
     <w:p>
       <w:pPr>
@@ -10114,7 +10330,7 @@
       <w:pPr>
         <w:pStyle w:val="ad"/>
       </w:pPr>
-      <w:bookmarkStart w:id="38" w:name="_Ref244141183"/>
+      <w:bookmarkStart w:id="42" w:name="_Ref244141183"/>
       <w:r>
         <w:t xml:space="preserve">Рисунок </w:t>
       </w:r>
@@ -10137,7 +10353,7 @@
           <w:t>16</w:t>
         </w:r>
       </w:fldSimple>
-      <w:bookmarkEnd w:id="38"/>
+      <w:bookmarkEnd w:id="42"/>
       <w:r>
         <w:t xml:space="preserve"> – Множественные коэффициенты корреляции и детерминации</w:t>
       </w:r>
@@ -10623,7 +10839,13 @@
         <w:t>0</w:t>
       </w:r>
       <w:r>
-        <w:t>» отвергается), иначе незначимый (гипотеза «</w:t>
+        <w:t>» отвергается), иначе</w:t>
+      </w:r>
+      <w:r>
+        <w:t xml:space="preserve"> –</w:t>
+      </w:r>
+      <w:r>
+        <w:t xml:space="preserve"> незначимый (гипотеза «</w:t>
       </w:r>
       <w:r>
         <w:rPr>
@@ -10694,7 +10916,7 @@
       <w:pPr>
         <w:pStyle w:val="ad"/>
       </w:pPr>
-      <w:bookmarkStart w:id="39" w:name="_Ref244141192"/>
+      <w:bookmarkStart w:id="43" w:name="_Ref244141192"/>
       <w:r>
         <w:t xml:space="preserve">Рисунок </w:t>
       </w:r>
@@ -10717,7 +10939,7 @@
           <w:t>17</w:t>
         </w:r>
       </w:fldSimple>
-      <w:bookmarkEnd w:id="39"/>
+      <w:bookmarkEnd w:id="43"/>
       <w:r>
         <w:t xml:space="preserve"> – Проверка значимости множественных коэффициентов</w:t>
       </w:r>
@@ -10731,12 +10953,12 @@
       <w:pPr>
         <w:pStyle w:val="2"/>
       </w:pPr>
-      <w:bookmarkStart w:id="40" w:name="_Toc244177028"/>
+      <w:bookmarkStart w:id="44" w:name="_Toc244177028"/>
       <w:r>
         <w:lastRenderedPageBreak/>
         <w:t>Задание 5 – Интерпретация</w:t>
       </w:r>
-      <w:bookmarkEnd w:id="40"/>
+      <w:bookmarkEnd w:id="44"/>
       <w:r>
         <w:t xml:space="preserve"> </w:t>
       </w:r>
@@ -12122,12 +12344,12 @@
       <w:pPr>
         <w:pStyle w:val="1"/>
       </w:pPr>
-      <w:bookmarkStart w:id="41" w:name="_Toc244177029"/>
+      <w:bookmarkStart w:id="45" w:name="_Toc244177029"/>
       <w:r>
         <w:lastRenderedPageBreak/>
         <w:t>Вывод</w:t>
       </w:r>
-      <w:bookmarkEnd w:id="41"/>
+      <w:bookmarkEnd w:id="45"/>
     </w:p>
     <w:p>
       <w:pPr>
